--- a/FE/FrontEnd.docx
+++ b/FE/FrontEnd.docx
@@ -1,6 +1,6 @@
 
 <file path=word/document.xml><?xml version="1.0" encoding="utf-8"?>
-<w:document xmlns:wpc="http://schemas.microsoft.com/office/word/2010/wordprocessingCanvas" xmlns:mc="http://schemas.openxmlformats.org/markup-compatibility/2006" xmlns:o="urn:schemas-microsoft-com:office:office" xmlns:r="http://schemas.openxmlformats.org/officeDocument/2006/relationships" xmlns:m="http://schemas.openxmlformats.org/officeDocument/2006/math" xmlns:v="urn:schemas-microsoft-com:vml" xmlns:wp14="http://schemas.microsoft.com/office/word/2010/wordprocessingDrawing" xmlns:wp="http://schemas.openxmlformats.org/drawingml/2006/wordprocessingDrawing" xmlns:w="http://schemas.openxmlformats.org/wordprocessingml/2006/main" xmlns:w14="http://schemas.microsoft.com/office/word/2010/wordml" xmlns:w10="urn:schemas-microsoft-com:office:word" xmlns:w15="http://schemas.microsoft.com/office/word/2012/wordml" xmlns:wpg="http://schemas.microsoft.com/office/word/2010/wordprocessingGroup" xmlns:wpi="http://schemas.microsoft.com/office/word/2010/wordprocessingInk" xmlns:wne="http://schemas.microsoft.com/office/word/2006/wordml" xmlns:wps="http://schemas.microsoft.com/office/word/2010/wordprocessingShape" xmlns:wpsCustomData="http://www.wps.cn/officeDocument/2013/wpsCustomData" mc:Ignorable="w14 w15 wp14">
+<w:document xmlns:wpc="http://schemas.microsoft.com/office/word/2010/wordprocessingCanvas" xmlns:cx="http://schemas.microsoft.com/office/drawing/2014/chartex" xmlns:cx1="http://schemas.microsoft.com/office/drawing/2015/9/8/chartex" xmlns:cx2="http://schemas.microsoft.com/office/drawing/2015/10/21/chartex" xmlns:cx3="http://schemas.microsoft.com/office/drawing/2016/5/9/chartex" xmlns:cx4="http://schemas.microsoft.com/office/drawing/2016/5/10/chartex" xmlns:cx5="http://schemas.microsoft.com/office/drawing/2016/5/11/chartex" xmlns:cx6="http://schemas.microsoft.com/office/drawing/2016/5/12/chartex" xmlns:cx7="http://schemas.microsoft.com/office/drawing/2016/5/13/chartex" xmlns:cx8="http://schemas.microsoft.com/office/drawing/2016/5/14/chartex" xmlns:mc="http://schemas.openxmlformats.org/markup-compatibility/2006" xmlns:o="urn:schemas-microsoft-com:office:office" xmlns:r="http://schemas.openxmlformats.org/officeDocument/2006/relationships" xmlns:m="http://schemas.openxmlformats.org/officeDocument/2006/math" xmlns:v="urn:schemas-microsoft-com:vml" xmlns:wp14="http://schemas.microsoft.com/office/word/2010/wordprocessingDrawing" xmlns:wp="http://schemas.openxmlformats.org/drawingml/2006/wordprocessingDrawing" xmlns:w="http://schemas.openxmlformats.org/wordprocessingml/2006/main" xmlns:w14="http://schemas.microsoft.com/office/word/2010/wordml" xmlns:w10="urn:schemas-microsoft-com:office:word" xmlns:w15="http://schemas.microsoft.com/office/word/2012/wordml" xmlns:wpg="http://schemas.microsoft.com/office/word/2010/wordprocessingGroup" xmlns:wpi="http://schemas.microsoft.com/office/word/2010/wordprocessingInk" xmlns:wne="http://schemas.microsoft.com/office/word/2006/wordml" xmlns:wps="http://schemas.microsoft.com/office/word/2010/wordprocessingShape" xmlns:wpsCustomData="http://www.wps.cn/officeDocument/2013/wpsCustomData" mc:Ignorable="w14 w15 wp14">
   <w:body>
     <w:p>
       <w:pPr>
@@ -22,6 +22,7 @@
     <w:p>
       <w:pPr>
         <w:numPr>
+          <w:ilvl w:val="0"/>
           <w:numId w:val="0"/>
         </w:numPr>
         <w:rPr>
@@ -40,6 +41,7 @@
     <w:p>
       <w:pPr>
         <w:numPr>
+          <w:ilvl w:val="0"/>
           <w:numId w:val="0"/>
         </w:numPr>
         <w:rPr>
@@ -58,17 +60,19 @@
     <w:p>
       <w:pPr>
         <w:numPr>
-          <w:numId w:val="0"/>
-        </w:numPr>
-        <w:rPr>
-          <w:rFonts w:hint="default"/>
-          <w:lang w:val="en-US"/>
-        </w:rPr>
-      </w:pPr>
-    </w:p>
-    <w:p>
-      <w:pPr>
-        <w:numPr>
+          <w:ilvl w:val="0"/>
+          <w:numId w:val="0"/>
+        </w:numPr>
+        <w:rPr>
+          <w:rFonts w:hint="default"/>
+          <w:lang w:val="en-US"/>
+        </w:rPr>
+      </w:pPr>
+    </w:p>
+    <w:p>
+      <w:pPr>
+        <w:numPr>
+          <w:ilvl w:val="0"/>
           <w:numId w:val="0"/>
         </w:numPr>
         <w:rPr>
@@ -87,17 +91,19 @@
     <w:p>
       <w:pPr>
         <w:numPr>
-          <w:numId w:val="0"/>
-        </w:numPr>
-        <w:rPr>
-          <w:rFonts w:hint="default"/>
-          <w:lang w:val="en-US"/>
-        </w:rPr>
-      </w:pPr>
-    </w:p>
-    <w:p>
-      <w:pPr>
-        <w:numPr>
+          <w:ilvl w:val="0"/>
+          <w:numId w:val="0"/>
+        </w:numPr>
+        <w:rPr>
+          <w:rFonts w:hint="default"/>
+          <w:lang w:val="en-US"/>
+        </w:rPr>
+      </w:pPr>
+    </w:p>
+    <w:p>
+      <w:pPr>
+        <w:numPr>
+          <w:ilvl w:val="0"/>
           <w:numId w:val="0"/>
         </w:numPr>
         <w:rPr>
@@ -116,6 +122,7 @@
     <w:p>
       <w:pPr>
         <w:numPr>
+          <w:ilvl w:val="0"/>
           <w:numId w:val="0"/>
         </w:numPr>
         <w:rPr>
@@ -134,17 +141,19 @@
     <w:p>
       <w:pPr>
         <w:numPr>
-          <w:numId w:val="0"/>
-        </w:numPr>
-        <w:rPr>
-          <w:rFonts w:hint="default"/>
-          <w:lang w:val="en-US"/>
-        </w:rPr>
-      </w:pPr>
-    </w:p>
-    <w:p>
-      <w:pPr>
-        <w:numPr>
+          <w:ilvl w:val="0"/>
+          <w:numId w:val="0"/>
+        </w:numPr>
+        <w:rPr>
+          <w:rFonts w:hint="default"/>
+          <w:lang w:val="en-US"/>
+        </w:rPr>
+      </w:pPr>
+    </w:p>
+    <w:p>
+      <w:pPr>
+        <w:numPr>
+          <w:ilvl w:val="0"/>
           <w:numId w:val="0"/>
         </w:numPr>
         <w:rPr>
@@ -163,17 +172,19 @@
     <w:p>
       <w:pPr>
         <w:numPr>
-          <w:numId w:val="0"/>
-        </w:numPr>
-        <w:rPr>
-          <w:rFonts w:hint="default"/>
-          <w:lang w:val="en-US"/>
-        </w:rPr>
-      </w:pPr>
-    </w:p>
-    <w:p>
-      <w:pPr>
-        <w:numPr>
+          <w:ilvl w:val="0"/>
+          <w:numId w:val="0"/>
+        </w:numPr>
+        <w:rPr>
+          <w:rFonts w:hint="default"/>
+          <w:lang w:val="en-US"/>
+        </w:rPr>
+      </w:pPr>
+    </w:p>
+    <w:p>
+      <w:pPr>
+        <w:numPr>
+          <w:ilvl w:val="0"/>
           <w:numId w:val="0"/>
         </w:numPr>
         <w:rPr>
@@ -192,6 +203,7 @@
     <w:p>
       <w:pPr>
         <w:numPr>
+          <w:ilvl w:val="0"/>
           <w:numId w:val="0"/>
         </w:numPr>
         <w:rPr>
@@ -210,6 +222,7 @@
     <w:p>
       <w:pPr>
         <w:numPr>
+          <w:ilvl w:val="0"/>
           <w:numId w:val="0"/>
         </w:numPr>
         <w:rPr>
@@ -228,17 +241,19 @@
     <w:p>
       <w:pPr>
         <w:numPr>
-          <w:numId w:val="0"/>
-        </w:numPr>
-        <w:rPr>
-          <w:rFonts w:hint="default"/>
-          <w:lang w:val="en-US"/>
-        </w:rPr>
-      </w:pPr>
-    </w:p>
-    <w:p>
-      <w:pPr>
-        <w:numPr>
+          <w:ilvl w:val="0"/>
+          <w:numId w:val="0"/>
+        </w:numPr>
+        <w:rPr>
+          <w:rFonts w:hint="default"/>
+          <w:lang w:val="en-US"/>
+        </w:rPr>
+      </w:pPr>
+    </w:p>
+    <w:p>
+      <w:pPr>
+        <w:numPr>
+          <w:ilvl w:val="0"/>
           <w:numId w:val="0"/>
         </w:numPr>
         <w:rPr>
@@ -257,17 +272,19 @@
     <w:p>
       <w:pPr>
         <w:numPr>
-          <w:numId w:val="0"/>
-        </w:numPr>
-        <w:rPr>
-          <w:rFonts w:hint="default"/>
-          <w:lang w:val="en-US"/>
-        </w:rPr>
-      </w:pPr>
-    </w:p>
-    <w:p>
-      <w:pPr>
-        <w:numPr>
+          <w:ilvl w:val="0"/>
+          <w:numId w:val="0"/>
+        </w:numPr>
+        <w:rPr>
+          <w:rFonts w:hint="default"/>
+          <w:lang w:val="en-US"/>
+        </w:rPr>
+      </w:pPr>
+    </w:p>
+    <w:p>
+      <w:pPr>
+        <w:numPr>
+          <w:ilvl w:val="0"/>
           <w:numId w:val="0"/>
         </w:numPr>
         <w:rPr>
@@ -286,17 +303,19 @@
     <w:p>
       <w:pPr>
         <w:numPr>
-          <w:numId w:val="0"/>
-        </w:numPr>
-        <w:rPr>
-          <w:rFonts w:hint="default"/>
-          <w:lang w:val="en-US"/>
-        </w:rPr>
-      </w:pPr>
-    </w:p>
-    <w:p>
-      <w:pPr>
-        <w:numPr>
+          <w:ilvl w:val="0"/>
+          <w:numId w:val="0"/>
+        </w:numPr>
+        <w:rPr>
+          <w:rFonts w:hint="default"/>
+          <w:lang w:val="en-US"/>
+        </w:rPr>
+      </w:pPr>
+    </w:p>
+    <w:p>
+      <w:pPr>
+        <w:numPr>
+          <w:ilvl w:val="0"/>
           <w:numId w:val="0"/>
         </w:numPr>
         <w:rPr>
@@ -315,17 +334,19 @@
     <w:p>
       <w:pPr>
         <w:numPr>
-          <w:numId w:val="0"/>
-        </w:numPr>
-        <w:rPr>
-          <w:rFonts w:hint="default"/>
-          <w:lang w:val="en-US"/>
-        </w:rPr>
-      </w:pPr>
-    </w:p>
-    <w:p>
-      <w:pPr>
-        <w:numPr>
+          <w:ilvl w:val="0"/>
+          <w:numId w:val="0"/>
+        </w:numPr>
+        <w:rPr>
+          <w:rFonts w:hint="default"/>
+          <w:lang w:val="en-US"/>
+        </w:rPr>
+      </w:pPr>
+    </w:p>
+    <w:p>
+      <w:pPr>
+        <w:numPr>
+          <w:ilvl w:val="0"/>
           <w:numId w:val="0"/>
         </w:numPr>
         <w:rPr>
@@ -344,6 +365,7 @@
     <w:p>
       <w:pPr>
         <w:numPr>
+          <w:ilvl w:val="0"/>
           <w:numId w:val="0"/>
         </w:numPr>
         <w:rPr>
@@ -362,17 +384,19 @@
     <w:p>
       <w:pPr>
         <w:numPr>
-          <w:numId w:val="0"/>
-        </w:numPr>
-        <w:rPr>
-          <w:rFonts w:hint="default"/>
-          <w:lang w:val="en-US"/>
-        </w:rPr>
-      </w:pPr>
-    </w:p>
-    <w:p>
-      <w:pPr>
-        <w:numPr>
+          <w:ilvl w:val="0"/>
+          <w:numId w:val="0"/>
+        </w:numPr>
+        <w:rPr>
+          <w:rFonts w:hint="default"/>
+          <w:lang w:val="en-US"/>
+        </w:rPr>
+      </w:pPr>
+    </w:p>
+    <w:p>
+      <w:pPr>
+        <w:numPr>
+          <w:ilvl w:val="0"/>
           <w:numId w:val="0"/>
         </w:numPr>
         <w:rPr>
@@ -391,17 +415,19 @@
     <w:p>
       <w:pPr>
         <w:numPr>
-          <w:numId w:val="0"/>
-        </w:numPr>
-        <w:rPr>
-          <w:rFonts w:hint="default"/>
-          <w:lang w:val="en-US"/>
-        </w:rPr>
-      </w:pPr>
-    </w:p>
-    <w:p>
-      <w:pPr>
-        <w:numPr>
+          <w:ilvl w:val="0"/>
+          <w:numId w:val="0"/>
+        </w:numPr>
+        <w:rPr>
+          <w:rFonts w:hint="default"/>
+          <w:lang w:val="en-US"/>
+        </w:rPr>
+      </w:pPr>
+    </w:p>
+    <w:p>
+      <w:pPr>
+        <w:numPr>
+          <w:ilvl w:val="0"/>
           <w:numId w:val="0"/>
         </w:numPr>
         <w:rPr>
@@ -420,6 +446,7 @@
     <w:p>
       <w:pPr>
         <w:numPr>
+          <w:ilvl w:val="0"/>
           <w:numId w:val="0"/>
         </w:numPr>
         <w:rPr>
@@ -438,6 +465,7 @@
     <w:p>
       <w:pPr>
         <w:numPr>
+          <w:ilvl w:val="0"/>
           <w:numId w:val="0"/>
         </w:numPr>
         <w:rPr>
@@ -456,17 +484,19 @@
     <w:p>
       <w:pPr>
         <w:numPr>
-          <w:numId w:val="0"/>
-        </w:numPr>
-        <w:rPr>
-          <w:rFonts w:hint="default"/>
-          <w:lang w:val="en-US"/>
-        </w:rPr>
-      </w:pPr>
-    </w:p>
-    <w:p>
-      <w:pPr>
-        <w:numPr>
+          <w:ilvl w:val="0"/>
+          <w:numId w:val="0"/>
+        </w:numPr>
+        <w:rPr>
+          <w:rFonts w:hint="default"/>
+          <w:lang w:val="en-US"/>
+        </w:rPr>
+      </w:pPr>
+    </w:p>
+    <w:p>
+      <w:pPr>
+        <w:numPr>
+          <w:ilvl w:val="0"/>
           <w:numId w:val="0"/>
         </w:numPr>
         <w:rPr>
@@ -485,17 +515,19 @@
     <w:p>
       <w:pPr>
         <w:numPr>
-          <w:numId w:val="0"/>
-        </w:numPr>
-        <w:rPr>
-          <w:rFonts w:hint="default"/>
-          <w:lang w:val="en-US"/>
-        </w:rPr>
-      </w:pPr>
-    </w:p>
-    <w:p>
-      <w:pPr>
-        <w:numPr>
+          <w:ilvl w:val="0"/>
+          <w:numId w:val="0"/>
+        </w:numPr>
+        <w:rPr>
+          <w:rFonts w:hint="default"/>
+          <w:lang w:val="en-US"/>
+        </w:rPr>
+      </w:pPr>
+    </w:p>
+    <w:p>
+      <w:pPr>
+        <w:numPr>
+          <w:ilvl w:val="0"/>
           <w:numId w:val="0"/>
         </w:numPr>
         <w:rPr>
@@ -514,17 +546,19 @@
     <w:p>
       <w:pPr>
         <w:numPr>
-          <w:numId w:val="0"/>
-        </w:numPr>
-        <w:rPr>
-          <w:rFonts w:hint="default"/>
-          <w:lang w:val="en-US"/>
-        </w:rPr>
-      </w:pPr>
-    </w:p>
-    <w:p>
-      <w:pPr>
-        <w:numPr>
+          <w:ilvl w:val="0"/>
+          <w:numId w:val="0"/>
+        </w:numPr>
+        <w:rPr>
+          <w:rFonts w:hint="default"/>
+          <w:lang w:val="en-US"/>
+        </w:rPr>
+      </w:pPr>
+    </w:p>
+    <w:p>
+      <w:pPr>
+        <w:numPr>
+          <w:ilvl w:val="0"/>
           <w:numId w:val="0"/>
         </w:numPr>
         <w:rPr>
@@ -543,17 +577,19 @@
     <w:p>
       <w:pPr>
         <w:numPr>
-          <w:numId w:val="0"/>
-        </w:numPr>
-        <w:rPr>
-          <w:rFonts w:hint="default"/>
-          <w:lang w:val="en-US"/>
-        </w:rPr>
-      </w:pPr>
-    </w:p>
-    <w:p>
-      <w:pPr>
-        <w:numPr>
+          <w:ilvl w:val="0"/>
+          <w:numId w:val="0"/>
+        </w:numPr>
+        <w:rPr>
+          <w:rFonts w:hint="default"/>
+          <w:lang w:val="en-US"/>
+        </w:rPr>
+      </w:pPr>
+    </w:p>
+    <w:p>
+      <w:pPr>
+        <w:numPr>
+          <w:ilvl w:val="0"/>
           <w:numId w:val="0"/>
         </w:numPr>
         <w:rPr>
@@ -572,6 +608,7 @@
     <w:p>
       <w:pPr>
         <w:numPr>
+          <w:ilvl w:val="0"/>
           <w:numId w:val="0"/>
         </w:numPr>
         <w:rPr>
@@ -590,17 +627,19 @@
     <w:p>
       <w:pPr>
         <w:numPr>
-          <w:numId w:val="0"/>
-        </w:numPr>
-        <w:rPr>
-          <w:rFonts w:hint="default"/>
-          <w:lang w:val="en-US"/>
-        </w:rPr>
-      </w:pPr>
-    </w:p>
-    <w:p>
-      <w:pPr>
-        <w:numPr>
+          <w:ilvl w:val="0"/>
+          <w:numId w:val="0"/>
+        </w:numPr>
+        <w:rPr>
+          <w:rFonts w:hint="default"/>
+          <w:lang w:val="en-US"/>
+        </w:rPr>
+      </w:pPr>
+    </w:p>
+    <w:p>
+      <w:pPr>
+        <w:numPr>
+          <w:ilvl w:val="0"/>
           <w:numId w:val="0"/>
         </w:numPr>
         <w:rPr>
@@ -619,17 +658,19 @@
     <w:p>
       <w:pPr>
         <w:numPr>
-          <w:numId w:val="0"/>
-        </w:numPr>
-        <w:rPr>
-          <w:rFonts w:hint="default"/>
-          <w:lang w:val="en-US"/>
-        </w:rPr>
-      </w:pPr>
-    </w:p>
-    <w:p>
-      <w:pPr>
-        <w:numPr>
+          <w:ilvl w:val="0"/>
+          <w:numId w:val="0"/>
+        </w:numPr>
+        <w:rPr>
+          <w:rFonts w:hint="default"/>
+          <w:lang w:val="en-US"/>
+        </w:rPr>
+      </w:pPr>
+    </w:p>
+    <w:p>
+      <w:pPr>
+        <w:numPr>
+          <w:ilvl w:val="0"/>
           <w:numId w:val="0"/>
         </w:numPr>
         <w:rPr>
@@ -648,6 +689,7 @@
     <w:p>
       <w:pPr>
         <w:numPr>
+          <w:ilvl w:val="0"/>
           <w:numId w:val="0"/>
         </w:numPr>
         <w:rPr>
@@ -666,6 +708,7 @@
     <w:p>
       <w:pPr>
         <w:numPr>
+          <w:ilvl w:val="0"/>
           <w:numId w:val="0"/>
         </w:numPr>
         <w:rPr>
@@ -684,6 +727,7 @@
     <w:p>
       <w:pPr>
         <w:numPr>
+          <w:ilvl w:val="0"/>
           <w:numId w:val="0"/>
         </w:numPr>
         <w:rPr>
@@ -702,17 +746,19 @@
     <w:p>
       <w:pPr>
         <w:numPr>
-          <w:numId w:val="0"/>
-        </w:numPr>
-        <w:rPr>
-          <w:rFonts w:hint="default"/>
-          <w:lang w:val="en-US"/>
-        </w:rPr>
-      </w:pPr>
-    </w:p>
-    <w:p>
-      <w:pPr>
-        <w:numPr>
+          <w:ilvl w:val="0"/>
+          <w:numId w:val="0"/>
+        </w:numPr>
+        <w:rPr>
+          <w:rFonts w:hint="default"/>
+          <w:lang w:val="en-US"/>
+        </w:rPr>
+      </w:pPr>
+    </w:p>
+    <w:p>
+      <w:pPr>
+        <w:numPr>
+          <w:ilvl w:val="0"/>
           <w:numId w:val="0"/>
         </w:numPr>
         <w:rPr>
@@ -731,6 +777,7 @@
     <w:p>
       <w:pPr>
         <w:numPr>
+          <w:ilvl w:val="0"/>
           <w:numId w:val="0"/>
         </w:numPr>
         <w:rPr>
@@ -749,17 +796,19 @@
     <w:p>
       <w:pPr>
         <w:numPr>
-          <w:numId w:val="0"/>
-        </w:numPr>
-        <w:rPr>
-          <w:rFonts w:hint="default"/>
-          <w:lang w:val="en-US"/>
-        </w:rPr>
-      </w:pPr>
-    </w:p>
-    <w:p>
-      <w:pPr>
-        <w:numPr>
+          <w:ilvl w:val="0"/>
+          <w:numId w:val="0"/>
+        </w:numPr>
+        <w:rPr>
+          <w:rFonts w:hint="default"/>
+          <w:lang w:val="en-US"/>
+        </w:rPr>
+      </w:pPr>
+    </w:p>
+    <w:p>
+      <w:pPr>
+        <w:numPr>
+          <w:ilvl w:val="0"/>
           <w:numId w:val="0"/>
         </w:numPr>
         <w:rPr>
@@ -778,17 +827,19 @@
     <w:p>
       <w:pPr>
         <w:numPr>
-          <w:numId w:val="0"/>
-        </w:numPr>
-        <w:rPr>
-          <w:rFonts w:hint="default"/>
-          <w:lang w:val="en-US"/>
-        </w:rPr>
-      </w:pPr>
-    </w:p>
-    <w:p>
-      <w:pPr>
-        <w:numPr>
+          <w:ilvl w:val="0"/>
+          <w:numId w:val="0"/>
+        </w:numPr>
+        <w:rPr>
+          <w:rFonts w:hint="default"/>
+          <w:lang w:val="en-US"/>
+        </w:rPr>
+      </w:pPr>
+    </w:p>
+    <w:p>
+      <w:pPr>
+        <w:numPr>
+          <w:ilvl w:val="0"/>
           <w:numId w:val="0"/>
         </w:numPr>
         <w:rPr>
@@ -807,6 +858,7 @@
     <w:p>
       <w:pPr>
         <w:numPr>
+          <w:ilvl w:val="0"/>
           <w:numId w:val="0"/>
         </w:numPr>
         <w:rPr>
@@ -825,6 +877,7 @@
     <w:p>
       <w:pPr>
         <w:numPr>
+          <w:ilvl w:val="0"/>
           <w:numId w:val="0"/>
         </w:numPr>
         <w:rPr>
@@ -843,6 +896,7 @@
     <w:p>
       <w:pPr>
         <w:numPr>
+          <w:ilvl w:val="0"/>
           <w:numId w:val="0"/>
         </w:numPr>
         <w:rPr>
@@ -861,17 +915,19 @@
     <w:p>
       <w:pPr>
         <w:numPr>
-          <w:numId w:val="0"/>
-        </w:numPr>
-        <w:rPr>
-          <w:rFonts w:hint="default"/>
-          <w:lang w:val="en-US"/>
-        </w:rPr>
-      </w:pPr>
-    </w:p>
-    <w:p>
-      <w:pPr>
-        <w:numPr>
+          <w:ilvl w:val="0"/>
+          <w:numId w:val="0"/>
+        </w:numPr>
+        <w:rPr>
+          <w:rFonts w:hint="default"/>
+          <w:lang w:val="en-US"/>
+        </w:rPr>
+      </w:pPr>
+    </w:p>
+    <w:p>
+      <w:pPr>
+        <w:numPr>
+          <w:ilvl w:val="0"/>
           <w:numId w:val="0"/>
         </w:numPr>
         <w:rPr>
@@ -890,17 +946,19 @@
     <w:p>
       <w:pPr>
         <w:numPr>
-          <w:numId w:val="0"/>
-        </w:numPr>
-        <w:rPr>
-          <w:rFonts w:hint="default"/>
-          <w:lang w:val="en-US"/>
-        </w:rPr>
-      </w:pPr>
-    </w:p>
-    <w:p>
-      <w:pPr>
-        <w:numPr>
+          <w:ilvl w:val="0"/>
+          <w:numId w:val="0"/>
+        </w:numPr>
+        <w:rPr>
+          <w:rFonts w:hint="default"/>
+          <w:lang w:val="en-US"/>
+        </w:rPr>
+      </w:pPr>
+    </w:p>
+    <w:p>
+      <w:pPr>
+        <w:numPr>
+          <w:ilvl w:val="0"/>
           <w:numId w:val="0"/>
         </w:numPr>
         <w:rPr>
@@ -919,17 +977,19 @@
     <w:p>
       <w:pPr>
         <w:numPr>
-          <w:numId w:val="0"/>
-        </w:numPr>
-        <w:rPr>
-          <w:rFonts w:hint="default"/>
-          <w:lang w:val="en-US"/>
-        </w:rPr>
-      </w:pPr>
-    </w:p>
-    <w:p>
-      <w:pPr>
-        <w:numPr>
+          <w:ilvl w:val="0"/>
+          <w:numId w:val="0"/>
+        </w:numPr>
+        <w:rPr>
+          <w:rFonts w:hint="default"/>
+          <w:lang w:val="en-US"/>
+        </w:rPr>
+      </w:pPr>
+    </w:p>
+    <w:p>
+      <w:pPr>
+        <w:numPr>
+          <w:ilvl w:val="0"/>
           <w:numId w:val="0"/>
         </w:numPr>
         <w:rPr>
@@ -948,17 +1008,19 @@
     <w:p>
       <w:pPr>
         <w:numPr>
-          <w:numId w:val="0"/>
-        </w:numPr>
-        <w:rPr>
-          <w:rFonts w:hint="default"/>
-          <w:lang w:val="en-US"/>
-        </w:rPr>
-      </w:pPr>
-    </w:p>
-    <w:p>
-      <w:pPr>
-        <w:numPr>
+          <w:ilvl w:val="0"/>
+          <w:numId w:val="0"/>
+        </w:numPr>
+        <w:rPr>
+          <w:rFonts w:hint="default"/>
+          <w:lang w:val="en-US"/>
+        </w:rPr>
+      </w:pPr>
+    </w:p>
+    <w:p>
+      <w:pPr>
+        <w:numPr>
+          <w:ilvl w:val="0"/>
           <w:numId w:val="0"/>
         </w:numPr>
         <w:rPr>
@@ -977,6 +1039,7 @@
     <w:p>
       <w:pPr>
         <w:numPr>
+          <w:ilvl w:val="0"/>
           <w:numId w:val="0"/>
         </w:numPr>
         <w:rPr>
@@ -995,17 +1058,19 @@
     <w:p>
       <w:pPr>
         <w:numPr>
-          <w:numId w:val="0"/>
-        </w:numPr>
-        <w:rPr>
-          <w:rFonts w:hint="default"/>
-          <w:lang w:val="en-US"/>
-        </w:rPr>
-      </w:pPr>
-    </w:p>
-    <w:p>
-      <w:pPr>
-        <w:numPr>
+          <w:ilvl w:val="0"/>
+          <w:numId w:val="0"/>
+        </w:numPr>
+        <w:rPr>
+          <w:rFonts w:hint="default"/>
+          <w:lang w:val="en-US"/>
+        </w:rPr>
+      </w:pPr>
+    </w:p>
+    <w:p>
+      <w:pPr>
+        <w:numPr>
+          <w:ilvl w:val="0"/>
           <w:numId w:val="0"/>
         </w:numPr>
         <w:rPr>
@@ -1024,17 +1089,19 @@
     <w:p>
       <w:pPr>
         <w:numPr>
-          <w:numId w:val="0"/>
-        </w:numPr>
-        <w:rPr>
-          <w:rFonts w:hint="default"/>
-          <w:lang w:val="en-US"/>
-        </w:rPr>
-      </w:pPr>
-    </w:p>
-    <w:p>
-      <w:pPr>
-        <w:numPr>
+          <w:ilvl w:val="0"/>
+          <w:numId w:val="0"/>
+        </w:numPr>
+        <w:rPr>
+          <w:rFonts w:hint="default"/>
+          <w:lang w:val="en-US"/>
+        </w:rPr>
+      </w:pPr>
+    </w:p>
+    <w:p>
+      <w:pPr>
+        <w:numPr>
+          <w:ilvl w:val="0"/>
           <w:numId w:val="0"/>
         </w:numPr>
         <w:rPr>
@@ -1053,6 +1120,7 @@
     <w:p>
       <w:pPr>
         <w:numPr>
+          <w:ilvl w:val="0"/>
           <w:numId w:val="0"/>
         </w:numPr>
         <w:rPr>
@@ -1071,6 +1139,7 @@
     <w:p>
       <w:pPr>
         <w:numPr>
+          <w:ilvl w:val="0"/>
           <w:numId w:val="0"/>
         </w:numPr>
         <w:rPr>
@@ -1089,6 +1158,7 @@
     <w:p>
       <w:pPr>
         <w:numPr>
+          <w:ilvl w:val="0"/>
           <w:numId w:val="0"/>
         </w:numPr>
         <w:rPr>
@@ -1107,17 +1177,19 @@
     <w:p>
       <w:pPr>
         <w:numPr>
-          <w:numId w:val="0"/>
-        </w:numPr>
-        <w:rPr>
-          <w:rFonts w:hint="default"/>
-          <w:lang w:val="en-US"/>
-        </w:rPr>
-      </w:pPr>
-    </w:p>
-    <w:p>
-      <w:pPr>
-        <w:numPr>
+          <w:ilvl w:val="0"/>
+          <w:numId w:val="0"/>
+        </w:numPr>
+        <w:rPr>
+          <w:rFonts w:hint="default"/>
+          <w:lang w:val="en-US"/>
+        </w:rPr>
+      </w:pPr>
+    </w:p>
+    <w:p>
+      <w:pPr>
+        <w:numPr>
+          <w:ilvl w:val="0"/>
           <w:numId w:val="0"/>
         </w:numPr>
         <w:rPr>
@@ -1136,6 +1208,7 @@
     <w:p>
       <w:pPr>
         <w:numPr>
+          <w:ilvl w:val="0"/>
           <w:numId w:val="0"/>
         </w:numPr>
         <w:rPr>
@@ -1154,17 +1227,19 @@
     <w:p>
       <w:pPr>
         <w:numPr>
-          <w:numId w:val="0"/>
-        </w:numPr>
-        <w:rPr>
-          <w:rFonts w:hint="default"/>
-          <w:lang w:val="en-US"/>
-        </w:rPr>
-      </w:pPr>
-    </w:p>
-    <w:p>
-      <w:pPr>
-        <w:numPr>
+          <w:ilvl w:val="0"/>
+          <w:numId w:val="0"/>
+        </w:numPr>
+        <w:rPr>
+          <w:rFonts w:hint="default"/>
+          <w:lang w:val="en-US"/>
+        </w:rPr>
+      </w:pPr>
+    </w:p>
+    <w:p>
+      <w:pPr>
+        <w:numPr>
+          <w:ilvl w:val="0"/>
           <w:numId w:val="0"/>
         </w:numPr>
         <w:rPr>
@@ -1183,17 +1258,19 @@
     <w:p>
       <w:pPr>
         <w:numPr>
-          <w:numId w:val="0"/>
-        </w:numPr>
-        <w:rPr>
-          <w:rFonts w:hint="default"/>
-          <w:lang w:val="en-US"/>
-        </w:rPr>
-      </w:pPr>
-    </w:p>
-    <w:p>
-      <w:pPr>
-        <w:numPr>
+          <w:ilvl w:val="0"/>
+          <w:numId w:val="0"/>
+        </w:numPr>
+        <w:rPr>
+          <w:rFonts w:hint="default"/>
+          <w:lang w:val="en-US"/>
+        </w:rPr>
+      </w:pPr>
+    </w:p>
+    <w:p>
+      <w:pPr>
+        <w:numPr>
+          <w:ilvl w:val="0"/>
           <w:numId w:val="0"/>
         </w:numPr>
         <w:rPr>
@@ -1212,6 +1289,7 @@
     <w:p>
       <w:pPr>
         <w:numPr>
+          <w:ilvl w:val="0"/>
           <w:numId w:val="0"/>
         </w:numPr>
         <w:rPr>
@@ -1230,6 +1308,7 @@
     <w:p>
       <w:pPr>
         <w:numPr>
+          <w:ilvl w:val="0"/>
           <w:numId w:val="0"/>
         </w:numPr>
         <w:rPr>
@@ -1248,17 +1327,19 @@
     <w:p>
       <w:pPr>
         <w:numPr>
-          <w:numId w:val="0"/>
-        </w:numPr>
-        <w:rPr>
-          <w:rFonts w:hint="default"/>
-          <w:lang w:val="en-US"/>
-        </w:rPr>
-      </w:pPr>
-    </w:p>
-    <w:p>
-      <w:pPr>
-        <w:numPr>
+          <w:ilvl w:val="0"/>
+          <w:numId w:val="0"/>
+        </w:numPr>
+        <w:rPr>
+          <w:rFonts w:hint="default"/>
+          <w:lang w:val="en-US"/>
+        </w:rPr>
+      </w:pPr>
+    </w:p>
+    <w:p>
+      <w:pPr>
+        <w:numPr>
+          <w:ilvl w:val="0"/>
           <w:numId w:val="0"/>
         </w:numPr>
         <w:rPr>
@@ -1277,17 +1358,19 @@
     <w:p>
       <w:pPr>
         <w:numPr>
-          <w:numId w:val="0"/>
-        </w:numPr>
-        <w:rPr>
-          <w:rFonts w:hint="default"/>
-          <w:lang w:val="en-US"/>
-        </w:rPr>
-      </w:pPr>
-    </w:p>
-    <w:p>
-      <w:pPr>
-        <w:numPr>
+          <w:ilvl w:val="0"/>
+          <w:numId w:val="0"/>
+        </w:numPr>
+        <w:rPr>
+          <w:rFonts w:hint="default"/>
+          <w:lang w:val="en-US"/>
+        </w:rPr>
+      </w:pPr>
+    </w:p>
+    <w:p>
+      <w:pPr>
+        <w:numPr>
+          <w:ilvl w:val="0"/>
           <w:numId w:val="0"/>
         </w:numPr>
         <w:rPr>
@@ -1306,17 +1389,19 @@
     <w:p>
       <w:pPr>
         <w:numPr>
-          <w:numId w:val="0"/>
-        </w:numPr>
-        <w:rPr>
-          <w:rFonts w:hint="default"/>
-          <w:lang w:val="en-US"/>
-        </w:rPr>
-      </w:pPr>
-    </w:p>
-    <w:p>
-      <w:pPr>
-        <w:numPr>
+          <w:ilvl w:val="0"/>
+          <w:numId w:val="0"/>
+        </w:numPr>
+        <w:rPr>
+          <w:rFonts w:hint="default"/>
+          <w:lang w:val="en-US"/>
+        </w:rPr>
+      </w:pPr>
+    </w:p>
+    <w:p>
+      <w:pPr>
+        <w:numPr>
+          <w:ilvl w:val="0"/>
           <w:numId w:val="0"/>
         </w:numPr>
         <w:rPr>
@@ -1335,17 +1420,19 @@
     <w:p>
       <w:pPr>
         <w:numPr>
-          <w:numId w:val="0"/>
-        </w:numPr>
-        <w:rPr>
-          <w:rFonts w:hint="default"/>
-          <w:lang w:val="en-US"/>
-        </w:rPr>
-      </w:pPr>
-    </w:p>
-    <w:p>
-      <w:pPr>
-        <w:numPr>
+          <w:ilvl w:val="0"/>
+          <w:numId w:val="0"/>
+        </w:numPr>
+        <w:rPr>
+          <w:rFonts w:hint="default"/>
+          <w:lang w:val="en-US"/>
+        </w:rPr>
+      </w:pPr>
+    </w:p>
+    <w:p>
+      <w:pPr>
+        <w:numPr>
+          <w:ilvl w:val="0"/>
           <w:numId w:val="0"/>
         </w:numPr>
         <w:rPr>
@@ -1364,6 +1451,7 @@
     <w:p>
       <w:pPr>
         <w:numPr>
+          <w:ilvl w:val="0"/>
           <w:numId w:val="0"/>
         </w:numPr>
         <w:rPr>
@@ -1382,17 +1470,19 @@
     <w:p>
       <w:pPr>
         <w:numPr>
-          <w:numId w:val="0"/>
-        </w:numPr>
-        <w:rPr>
-          <w:rFonts w:hint="default"/>
-          <w:lang w:val="en-US"/>
-        </w:rPr>
-      </w:pPr>
-    </w:p>
-    <w:p>
-      <w:pPr>
-        <w:numPr>
+          <w:ilvl w:val="0"/>
+          <w:numId w:val="0"/>
+        </w:numPr>
+        <w:rPr>
+          <w:rFonts w:hint="default"/>
+          <w:lang w:val="en-US"/>
+        </w:rPr>
+      </w:pPr>
+    </w:p>
+    <w:p>
+      <w:pPr>
+        <w:numPr>
+          <w:ilvl w:val="0"/>
           <w:numId w:val="0"/>
         </w:numPr>
         <w:rPr>
@@ -1411,6 +1501,7 @@
     <w:p>
       <w:pPr>
         <w:numPr>
+          <w:ilvl w:val="0"/>
           <w:numId w:val="0"/>
         </w:numPr>
         <w:rPr>
@@ -1429,17 +1520,19 @@
     <w:p>
       <w:pPr>
         <w:numPr>
-          <w:numId w:val="0"/>
-        </w:numPr>
-        <w:rPr>
-          <w:rFonts w:hint="default"/>
-          <w:lang w:val="en-US"/>
-        </w:rPr>
-      </w:pPr>
-    </w:p>
-    <w:p>
-      <w:pPr>
-        <w:numPr>
+          <w:ilvl w:val="0"/>
+          <w:numId w:val="0"/>
+        </w:numPr>
+        <w:rPr>
+          <w:rFonts w:hint="default"/>
+          <w:lang w:val="en-US"/>
+        </w:rPr>
+      </w:pPr>
+    </w:p>
+    <w:p>
+      <w:pPr>
+        <w:numPr>
+          <w:ilvl w:val="0"/>
           <w:numId w:val="0"/>
         </w:numPr>
         <w:rPr>
@@ -1458,6 +1551,7 @@
     <w:p>
       <w:pPr>
         <w:numPr>
+          <w:ilvl w:val="0"/>
           <w:numId w:val="0"/>
         </w:numPr>
         <w:rPr>
@@ -1476,6 +1570,7 @@
     <w:p>
       <w:pPr>
         <w:numPr>
+          <w:ilvl w:val="0"/>
           <w:numId w:val="0"/>
         </w:numPr>
         <w:rPr>
@@ -1494,6 +1589,7 @@
     <w:p>
       <w:pPr>
         <w:numPr>
+          <w:ilvl w:val="0"/>
           <w:numId w:val="0"/>
         </w:numPr>
         <w:rPr>
@@ -1512,6 +1608,7 @@
     <w:p>
       <w:pPr>
         <w:numPr>
+          <w:ilvl w:val="0"/>
           <w:numId w:val="0"/>
         </w:numPr>
         <w:rPr>
@@ -1530,17 +1627,19 @@
     <w:p>
       <w:pPr>
         <w:numPr>
-          <w:numId w:val="0"/>
-        </w:numPr>
-        <w:rPr>
-          <w:rFonts w:hint="default"/>
-          <w:lang w:val="en-US"/>
-        </w:rPr>
-      </w:pPr>
-    </w:p>
-    <w:p>
-      <w:pPr>
-        <w:numPr>
+          <w:ilvl w:val="0"/>
+          <w:numId w:val="0"/>
+        </w:numPr>
+        <w:rPr>
+          <w:rFonts w:hint="default"/>
+          <w:lang w:val="en-US"/>
+        </w:rPr>
+      </w:pPr>
+    </w:p>
+    <w:p>
+      <w:pPr>
+        <w:numPr>
+          <w:ilvl w:val="0"/>
           <w:numId w:val="0"/>
         </w:numPr>
         <w:rPr>
@@ -1559,17 +1658,19 @@
     <w:p>
       <w:pPr>
         <w:numPr>
-          <w:numId w:val="0"/>
-        </w:numPr>
-        <w:rPr>
-          <w:rFonts w:hint="default"/>
-          <w:lang w:val="en-US"/>
-        </w:rPr>
-      </w:pPr>
-    </w:p>
-    <w:p>
-      <w:pPr>
-        <w:numPr>
+          <w:ilvl w:val="0"/>
+          <w:numId w:val="0"/>
+        </w:numPr>
+        <w:rPr>
+          <w:rFonts w:hint="default"/>
+          <w:lang w:val="en-US"/>
+        </w:rPr>
+      </w:pPr>
+    </w:p>
+    <w:p>
+      <w:pPr>
+        <w:numPr>
+          <w:ilvl w:val="0"/>
           <w:numId w:val="0"/>
         </w:numPr>
         <w:rPr>
@@ -1588,17 +1689,19 @@
     <w:p>
       <w:pPr>
         <w:numPr>
-          <w:numId w:val="0"/>
-        </w:numPr>
-        <w:rPr>
-          <w:rFonts w:hint="default"/>
-          <w:lang w:val="en-US"/>
-        </w:rPr>
-      </w:pPr>
-    </w:p>
-    <w:p>
-      <w:pPr>
-        <w:numPr>
+          <w:ilvl w:val="0"/>
+          <w:numId w:val="0"/>
+        </w:numPr>
+        <w:rPr>
+          <w:rFonts w:hint="default"/>
+          <w:lang w:val="en-US"/>
+        </w:rPr>
+      </w:pPr>
+    </w:p>
+    <w:p>
+      <w:pPr>
+        <w:numPr>
+          <w:ilvl w:val="0"/>
           <w:numId w:val="0"/>
         </w:numPr>
         <w:rPr>
@@ -1617,6 +1720,7 @@
     <w:p>
       <w:pPr>
         <w:numPr>
+          <w:ilvl w:val="0"/>
           <w:numId w:val="0"/>
         </w:numPr>
         <w:rPr>
@@ -1635,17 +1739,19 @@
     <w:p>
       <w:pPr>
         <w:numPr>
-          <w:numId w:val="0"/>
-        </w:numPr>
-        <w:rPr>
-          <w:rFonts w:hint="default"/>
-          <w:lang w:val="en-US"/>
-        </w:rPr>
-      </w:pPr>
-    </w:p>
-    <w:p>
-      <w:pPr>
-        <w:numPr>
+          <w:ilvl w:val="0"/>
+          <w:numId w:val="0"/>
+        </w:numPr>
+        <w:rPr>
+          <w:rFonts w:hint="default"/>
+          <w:lang w:val="en-US"/>
+        </w:rPr>
+      </w:pPr>
+    </w:p>
+    <w:p>
+      <w:pPr>
+        <w:numPr>
+          <w:ilvl w:val="0"/>
           <w:numId w:val="0"/>
         </w:numPr>
         <w:rPr>
@@ -1664,17 +1770,19 @@
     <w:p>
       <w:pPr>
         <w:numPr>
-          <w:numId w:val="0"/>
-        </w:numPr>
-        <w:rPr>
-          <w:rFonts w:hint="default"/>
-          <w:lang w:val="en-US"/>
-        </w:rPr>
-      </w:pPr>
-    </w:p>
-    <w:p>
-      <w:pPr>
-        <w:numPr>
+          <w:ilvl w:val="0"/>
+          <w:numId w:val="0"/>
+        </w:numPr>
+        <w:rPr>
+          <w:rFonts w:hint="default"/>
+          <w:lang w:val="en-US"/>
+        </w:rPr>
+      </w:pPr>
+    </w:p>
+    <w:p>
+      <w:pPr>
+        <w:numPr>
+          <w:ilvl w:val="0"/>
           <w:numId w:val="0"/>
         </w:numPr>
         <w:rPr>
@@ -1693,6 +1801,7 @@
     <w:p>
       <w:pPr>
         <w:numPr>
+          <w:ilvl w:val="0"/>
           <w:numId w:val="0"/>
         </w:numPr>
         <w:rPr>
@@ -1711,6 +1820,7 @@
     <w:p>
       <w:pPr>
         <w:numPr>
+          <w:ilvl w:val="0"/>
           <w:numId w:val="0"/>
         </w:numPr>
         <w:rPr>
@@ -1729,6 +1839,7 @@
     <w:p>
       <w:pPr>
         <w:numPr>
+          <w:ilvl w:val="0"/>
           <w:numId w:val="0"/>
         </w:numPr>
         <w:rPr>
@@ -1747,6 +1858,7 @@
     <w:p>
       <w:pPr>
         <w:numPr>
+          <w:ilvl w:val="0"/>
           <w:numId w:val="0"/>
         </w:numPr>
         <w:rPr>
@@ -1765,17 +1877,19 @@
     <w:p>
       <w:pPr>
         <w:numPr>
-          <w:numId w:val="0"/>
-        </w:numPr>
-        <w:rPr>
-          <w:rFonts w:hint="default"/>
-          <w:lang w:val="en-US"/>
-        </w:rPr>
-      </w:pPr>
-    </w:p>
-    <w:p>
-      <w:pPr>
-        <w:numPr>
+          <w:ilvl w:val="0"/>
+          <w:numId w:val="0"/>
+        </w:numPr>
+        <w:rPr>
+          <w:rFonts w:hint="default"/>
+          <w:lang w:val="en-US"/>
+        </w:rPr>
+      </w:pPr>
+    </w:p>
+    <w:p>
+      <w:pPr>
+        <w:numPr>
+          <w:ilvl w:val="0"/>
           <w:numId w:val="0"/>
         </w:numPr>
         <w:rPr>
@@ -1794,6 +1908,7 @@
     <w:p>
       <w:pPr>
         <w:numPr>
+          <w:ilvl w:val="0"/>
           <w:numId w:val="0"/>
         </w:numPr>
         <w:rPr>
@@ -1812,17 +1927,19 @@
     <w:p>
       <w:pPr>
         <w:numPr>
-          <w:numId w:val="0"/>
-        </w:numPr>
-        <w:rPr>
-          <w:rFonts w:hint="default"/>
-          <w:lang w:val="en-US"/>
-        </w:rPr>
-      </w:pPr>
-    </w:p>
-    <w:p>
-      <w:pPr>
-        <w:numPr>
+          <w:ilvl w:val="0"/>
+          <w:numId w:val="0"/>
+        </w:numPr>
+        <w:rPr>
+          <w:rFonts w:hint="default"/>
+          <w:lang w:val="en-US"/>
+        </w:rPr>
+      </w:pPr>
+    </w:p>
+    <w:p>
+      <w:pPr>
+        <w:numPr>
+          <w:ilvl w:val="0"/>
           <w:numId w:val="0"/>
         </w:numPr>
         <w:rPr>
@@ -1841,17 +1958,19 @@
     <w:p>
       <w:pPr>
         <w:numPr>
-          <w:numId w:val="0"/>
-        </w:numPr>
-        <w:rPr>
-          <w:rFonts w:hint="default"/>
-          <w:lang w:val="en-US"/>
-        </w:rPr>
-      </w:pPr>
-    </w:p>
-    <w:p>
-      <w:pPr>
-        <w:numPr>
+          <w:ilvl w:val="0"/>
+          <w:numId w:val="0"/>
+        </w:numPr>
+        <w:rPr>
+          <w:rFonts w:hint="default"/>
+          <w:lang w:val="en-US"/>
+        </w:rPr>
+      </w:pPr>
+    </w:p>
+    <w:p>
+      <w:pPr>
+        <w:numPr>
+          <w:ilvl w:val="0"/>
           <w:numId w:val="0"/>
         </w:numPr>
         <w:rPr>
@@ -1870,6 +1989,7 @@
     <w:p>
       <w:pPr>
         <w:numPr>
+          <w:ilvl w:val="0"/>
           <w:numId w:val="0"/>
         </w:numPr>
         <w:rPr>
@@ -1888,6 +2008,7 @@
     <w:p>
       <w:pPr>
         <w:numPr>
+          <w:ilvl w:val="0"/>
           <w:numId w:val="0"/>
         </w:numPr>
         <w:rPr>
@@ -1906,6 +2027,7 @@
     <w:p>
       <w:pPr>
         <w:numPr>
+          <w:ilvl w:val="0"/>
           <w:numId w:val="0"/>
         </w:numPr>
         <w:rPr>
@@ -1924,6 +2046,7 @@
     <w:p>
       <w:pPr>
         <w:numPr>
+          <w:ilvl w:val="0"/>
           <w:numId w:val="0"/>
         </w:numPr>
         <w:rPr>
@@ -1942,17 +2065,19 @@
     <w:p>
       <w:pPr>
         <w:numPr>
-          <w:numId w:val="0"/>
-        </w:numPr>
-        <w:rPr>
-          <w:rFonts w:hint="default"/>
-          <w:lang w:val="en-US"/>
-        </w:rPr>
-      </w:pPr>
-    </w:p>
-    <w:p>
-      <w:pPr>
-        <w:numPr>
+          <w:ilvl w:val="0"/>
+          <w:numId w:val="0"/>
+        </w:numPr>
+        <w:rPr>
+          <w:rFonts w:hint="default"/>
+          <w:lang w:val="en-US"/>
+        </w:rPr>
+      </w:pPr>
+    </w:p>
+    <w:p>
+      <w:pPr>
+        <w:numPr>
+          <w:ilvl w:val="0"/>
           <w:numId w:val="0"/>
         </w:numPr>
         <w:rPr>
@@ -1971,6 +2096,7 @@
     <w:p>
       <w:pPr>
         <w:numPr>
+          <w:ilvl w:val="0"/>
           <w:numId w:val="0"/>
         </w:numPr>
         <w:rPr>
@@ -1989,17 +2115,19 @@
     <w:p>
       <w:pPr>
         <w:numPr>
-          <w:numId w:val="0"/>
-        </w:numPr>
-        <w:rPr>
-          <w:rFonts w:hint="default"/>
-          <w:lang w:val="en-US"/>
-        </w:rPr>
-      </w:pPr>
-    </w:p>
-    <w:p>
-      <w:pPr>
-        <w:numPr>
+          <w:ilvl w:val="0"/>
+          <w:numId w:val="0"/>
+        </w:numPr>
+        <w:rPr>
+          <w:rFonts w:hint="default"/>
+          <w:lang w:val="en-US"/>
+        </w:rPr>
+      </w:pPr>
+    </w:p>
+    <w:p>
+      <w:pPr>
+        <w:numPr>
+          <w:ilvl w:val="0"/>
           <w:numId w:val="0"/>
         </w:numPr>
         <w:rPr>
@@ -2018,6 +2146,7 @@
     <w:p>
       <w:pPr>
         <w:numPr>
+          <w:ilvl w:val="0"/>
           <w:numId w:val="0"/>
         </w:numPr>
         <w:rPr>
@@ -2036,17 +2165,19 @@
     <w:p>
       <w:pPr>
         <w:numPr>
-          <w:numId w:val="0"/>
-        </w:numPr>
-        <w:rPr>
-          <w:rFonts w:hint="default"/>
-          <w:lang w:val="en-US"/>
-        </w:rPr>
-      </w:pPr>
-    </w:p>
-    <w:p>
-      <w:pPr>
-        <w:numPr>
+          <w:ilvl w:val="0"/>
+          <w:numId w:val="0"/>
+        </w:numPr>
+        <w:rPr>
+          <w:rFonts w:hint="default"/>
+          <w:lang w:val="en-US"/>
+        </w:rPr>
+      </w:pPr>
+    </w:p>
+    <w:p>
+      <w:pPr>
+        <w:numPr>
+          <w:ilvl w:val="0"/>
           <w:numId w:val="0"/>
         </w:numPr>
         <w:rPr>
@@ -2065,6 +2196,7 @@
     <w:p>
       <w:pPr>
         <w:numPr>
+          <w:ilvl w:val="0"/>
           <w:numId w:val="0"/>
         </w:numPr>
         <w:rPr>
@@ -2083,6 +2215,7 @@
     <w:p>
       <w:pPr>
         <w:numPr>
+          <w:ilvl w:val="0"/>
           <w:numId w:val="0"/>
         </w:numPr>
         <w:rPr>
@@ -2101,6 +2234,7 @@
     <w:p>
       <w:pPr>
         <w:numPr>
+          <w:ilvl w:val="0"/>
           <w:numId w:val="0"/>
         </w:numPr>
         <w:rPr>
@@ -2119,6 +2253,7 @@
     <w:p>
       <w:pPr>
         <w:numPr>
+          <w:ilvl w:val="0"/>
           <w:numId w:val="0"/>
         </w:numPr>
         <w:rPr>
@@ -2137,6 +2272,7 @@
     <w:p>
       <w:pPr>
         <w:numPr>
+          <w:ilvl w:val="0"/>
           <w:numId w:val="0"/>
         </w:numPr>
         <w:rPr>
@@ -2155,17 +2291,19 @@
     <w:p>
       <w:pPr>
         <w:numPr>
-          <w:numId w:val="0"/>
-        </w:numPr>
-        <w:rPr>
-          <w:rFonts w:hint="default"/>
-          <w:lang w:val="en-US"/>
-        </w:rPr>
-      </w:pPr>
-    </w:p>
-    <w:p>
-      <w:pPr>
-        <w:numPr>
+          <w:ilvl w:val="0"/>
+          <w:numId w:val="0"/>
+        </w:numPr>
+        <w:rPr>
+          <w:rFonts w:hint="default"/>
+          <w:lang w:val="en-US"/>
+        </w:rPr>
+      </w:pPr>
+    </w:p>
+    <w:p>
+      <w:pPr>
+        <w:numPr>
+          <w:ilvl w:val="0"/>
           <w:numId w:val="0"/>
         </w:numPr>
         <w:rPr>
@@ -2184,17 +2322,19 @@
     <w:p>
       <w:pPr>
         <w:numPr>
-          <w:numId w:val="0"/>
-        </w:numPr>
-        <w:rPr>
-          <w:rFonts w:hint="default"/>
-          <w:lang w:val="en-US"/>
-        </w:rPr>
-      </w:pPr>
-    </w:p>
-    <w:p>
-      <w:pPr>
-        <w:numPr>
+          <w:ilvl w:val="0"/>
+          <w:numId w:val="0"/>
+        </w:numPr>
+        <w:rPr>
+          <w:rFonts w:hint="default"/>
+          <w:lang w:val="en-US"/>
+        </w:rPr>
+      </w:pPr>
+    </w:p>
+    <w:p>
+      <w:pPr>
+        <w:numPr>
+          <w:ilvl w:val="0"/>
           <w:numId w:val="0"/>
         </w:numPr>
         <w:rPr>
@@ -2213,6 +2353,7 @@
     <w:p>
       <w:pPr>
         <w:numPr>
+          <w:ilvl w:val="0"/>
           <w:numId w:val="0"/>
         </w:numPr>
         <w:rPr>
@@ -2242,6 +2383,7 @@
     <w:p>
       <w:pPr>
         <w:numPr>
+          <w:ilvl w:val="0"/>
           <w:numId w:val="0"/>
         </w:numPr>
         <w:ind w:leftChars="0"/>
@@ -2261,6 +2403,7 @@
     <w:p>
       <w:pPr>
         <w:numPr>
+          <w:ilvl w:val="0"/>
           <w:numId w:val="0"/>
         </w:numPr>
         <w:ind w:leftChars="0"/>
@@ -2300,6 +2443,7 @@
     <w:p>
       <w:pPr>
         <w:numPr>
+          <w:ilvl w:val="0"/>
           <w:numId w:val="0"/>
         </w:numPr>
         <w:ind w:leftChars="0"/>
@@ -2319,6 +2463,7 @@
     <w:p>
       <w:pPr>
         <w:numPr>
+          <w:ilvl w:val="0"/>
           <w:numId w:val="0"/>
         </w:numPr>
         <w:ind w:leftChars="0"/>
@@ -2338,18 +2483,20 @@
     <w:p>
       <w:pPr>
         <w:numPr>
-          <w:numId w:val="0"/>
-        </w:numPr>
-        <w:ind w:leftChars="0"/>
-        <w:rPr>
-          <w:rFonts w:hint="default"/>
-          <w:lang w:val="en-US"/>
-        </w:rPr>
-      </w:pPr>
-    </w:p>
-    <w:p>
-      <w:pPr>
-        <w:numPr>
+          <w:ilvl w:val="0"/>
+          <w:numId w:val="0"/>
+        </w:numPr>
+        <w:ind w:leftChars="0"/>
+        <w:rPr>
+          <w:rFonts w:hint="default"/>
+          <w:lang w:val="en-US"/>
+        </w:rPr>
+      </w:pPr>
+    </w:p>
+    <w:p>
+      <w:pPr>
+        <w:numPr>
+          <w:ilvl w:val="0"/>
           <w:numId w:val="0"/>
         </w:numPr>
         <w:ind w:leftChars="0"/>
@@ -2369,18 +2516,20 @@
     <w:p>
       <w:pPr>
         <w:numPr>
-          <w:numId w:val="0"/>
-        </w:numPr>
-        <w:ind w:leftChars="0"/>
-        <w:rPr>
-          <w:rFonts w:hint="default"/>
-          <w:lang w:val="en-US"/>
-        </w:rPr>
-      </w:pPr>
-    </w:p>
-    <w:p>
-      <w:pPr>
-        <w:numPr>
+          <w:ilvl w:val="0"/>
+          <w:numId w:val="0"/>
+        </w:numPr>
+        <w:ind w:leftChars="0"/>
+        <w:rPr>
+          <w:rFonts w:hint="default"/>
+          <w:lang w:val="en-US"/>
+        </w:rPr>
+      </w:pPr>
+    </w:p>
+    <w:p>
+      <w:pPr>
+        <w:numPr>
+          <w:ilvl w:val="0"/>
           <w:numId w:val="0"/>
         </w:numPr>
         <w:ind w:leftChars="0"/>
@@ -2400,18 +2549,20 @@
     <w:p>
       <w:pPr>
         <w:numPr>
-          <w:numId w:val="0"/>
-        </w:numPr>
-        <w:ind w:leftChars="0"/>
-        <w:rPr>
-          <w:rFonts w:hint="default"/>
-          <w:lang w:val="en-US"/>
-        </w:rPr>
-      </w:pPr>
-    </w:p>
-    <w:p>
-      <w:pPr>
-        <w:numPr>
+          <w:ilvl w:val="0"/>
+          <w:numId w:val="0"/>
+        </w:numPr>
+        <w:ind w:leftChars="0"/>
+        <w:rPr>
+          <w:rFonts w:hint="default"/>
+          <w:lang w:val="en-US"/>
+        </w:rPr>
+      </w:pPr>
+    </w:p>
+    <w:p>
+      <w:pPr>
+        <w:numPr>
+          <w:ilvl w:val="0"/>
           <w:numId w:val="0"/>
         </w:numPr>
         <w:ind w:leftChars="0"/>
@@ -2431,6 +2582,7 @@
     <w:p>
       <w:pPr>
         <w:numPr>
+          <w:ilvl w:val="0"/>
           <w:numId w:val="0"/>
         </w:numPr>
         <w:ind w:leftChars="0"/>
@@ -2474,6 +2626,7 @@
     <w:p>
       <w:pPr>
         <w:numPr>
+          <w:ilvl w:val="0"/>
           <w:numId w:val="0"/>
         </w:numPr>
         <w:ind w:leftChars="0"/>
@@ -2493,6 +2646,7 @@
     <w:p>
       <w:pPr>
         <w:numPr>
+          <w:ilvl w:val="0"/>
           <w:numId w:val="0"/>
         </w:numPr>
         <w:ind w:leftChars="0"/>
@@ -2512,18 +2666,20 @@
     <w:p>
       <w:pPr>
         <w:numPr>
-          <w:numId w:val="0"/>
-        </w:numPr>
-        <w:ind w:leftChars="0"/>
-        <w:rPr>
-          <w:rFonts w:hint="default"/>
-          <w:lang w:val="en-US"/>
-        </w:rPr>
-      </w:pPr>
-    </w:p>
-    <w:p>
-      <w:pPr>
-        <w:numPr>
+          <w:ilvl w:val="0"/>
+          <w:numId w:val="0"/>
+        </w:numPr>
+        <w:ind w:leftChars="0"/>
+        <w:rPr>
+          <w:rFonts w:hint="default"/>
+          <w:lang w:val="en-US"/>
+        </w:rPr>
+      </w:pPr>
+    </w:p>
+    <w:p>
+      <w:pPr>
+        <w:numPr>
+          <w:ilvl w:val="0"/>
           <w:numId w:val="0"/>
         </w:numPr>
         <w:ind w:leftChars="0"/>
@@ -2543,6 +2699,7 @@
     <w:p>
       <w:pPr>
         <w:numPr>
+          <w:ilvl w:val="0"/>
           <w:numId w:val="0"/>
         </w:numPr>
         <w:ind w:leftChars="0"/>
@@ -2562,18 +2719,20 @@
     <w:p>
       <w:pPr>
         <w:numPr>
-          <w:numId w:val="0"/>
-        </w:numPr>
-        <w:ind w:leftChars="0"/>
-        <w:rPr>
-          <w:rFonts w:hint="default"/>
-          <w:lang w:val="en-US"/>
-        </w:rPr>
-      </w:pPr>
-    </w:p>
-    <w:p>
-      <w:pPr>
-        <w:numPr>
+          <w:ilvl w:val="0"/>
+          <w:numId w:val="0"/>
+        </w:numPr>
+        <w:ind w:leftChars="0"/>
+        <w:rPr>
+          <w:rFonts w:hint="default"/>
+          <w:lang w:val="en-US"/>
+        </w:rPr>
+      </w:pPr>
+    </w:p>
+    <w:p>
+      <w:pPr>
+        <w:numPr>
+          <w:ilvl w:val="0"/>
           <w:numId w:val="0"/>
         </w:numPr>
         <w:ind w:leftChars="0"/>
@@ -2593,6 +2752,7 @@
     <w:p>
       <w:pPr>
         <w:numPr>
+          <w:ilvl w:val="0"/>
           <w:numId w:val="0"/>
         </w:numPr>
         <w:ind w:leftChars="0"/>
@@ -2612,6 +2772,7 @@
     <w:p>
       <w:pPr>
         <w:numPr>
+          <w:ilvl w:val="0"/>
           <w:numId w:val="0"/>
         </w:numPr>
         <w:ind w:leftChars="0"/>
@@ -2631,6 +2792,7 @@
     <w:p>
       <w:pPr>
         <w:numPr>
+          <w:ilvl w:val="0"/>
           <w:numId w:val="0"/>
         </w:numPr>
         <w:ind w:leftChars="0"/>
@@ -2650,6 +2812,7 @@
     <w:p>
       <w:pPr>
         <w:numPr>
+          <w:ilvl w:val="0"/>
           <w:numId w:val="0"/>
         </w:numPr>
         <w:ind w:leftChars="0"/>
@@ -2792,6 +2955,7 @@
     </w:p>
     <w:tbl>
       <w:tblPr>
+        <w:tblStyle w:val="3"/>
         <w:tblW w:w="0" w:type="auto"/>
         <w:tblCellSpacing w:w="15" w:type="dxa"/>
         <w:tblInd w:w="0" w:type="dxa"/>
@@ -2803,7 +2967,7 @@
           <w:insideH w:val="none" w:color="auto" w:sz="0" w:space="0"/>
           <w:insideV w:val="none" w:color="auto" w:sz="0" w:space="0"/>
         </w:tblBorders>
-        <w:shd w:val="clear"/>
+        <w:shd w:val="clear" w:color="auto" w:fill="auto"/>
         <w:tblLayout w:type="autofit"/>
         <w:tblCellMar>
           <w:top w:w="15" w:type="dxa"/>
@@ -2826,7 +2990,7 @@
             <w:insideH w:val="none" w:color="auto" w:sz="0" w:space="0"/>
             <w:insideV w:val="none" w:color="auto" w:sz="0" w:space="0"/>
           </w:tblBorders>
-          <w:shd w:val="clear"/>
+          <w:shd w:val="clear" w:color="auto" w:fill="auto"/>
           <w:tblCellMar>
             <w:top w:w="15" w:type="dxa"/>
             <w:left w:w="15" w:type="dxa"/>
@@ -2841,7 +3005,7 @@
         <w:tc>
           <w:tcPr>
             <w:tcW w:w="0" w:type="auto"/>
-            <w:shd w:val="clear"/>
+            <w:shd w:val="clear" w:color="auto" w:fill="auto"/>
             <w:vAlign w:val="center"/>
           </w:tcPr>
           <w:p>
@@ -2873,7 +3037,7 @@
         <w:tc>
           <w:tcPr>
             <w:tcW w:w="0" w:type="auto"/>
-            <w:shd w:val="clear"/>
+            <w:shd w:val="clear" w:color="auto" w:fill="auto"/>
             <w:vAlign w:val="center"/>
           </w:tcPr>
           <w:p>
@@ -2913,7 +3077,7 @@
             <w:insideH w:val="none" w:color="auto" w:sz="0" w:space="0"/>
             <w:insideV w:val="none" w:color="auto" w:sz="0" w:space="0"/>
           </w:tblBorders>
-          <w:shd w:val="clear"/>
+          <w:shd w:val="clear" w:color="auto" w:fill="auto"/>
           <w:tblCellMar>
             <w:top w:w="15" w:type="dxa"/>
             <w:left w:w="15" w:type="dxa"/>
@@ -2927,7 +3091,7 @@
         <w:tc>
           <w:tcPr>
             <w:tcW w:w="0" w:type="auto"/>
-            <w:shd w:val="clear"/>
+            <w:shd w:val="clear" w:color="auto" w:fill="auto"/>
             <w:vAlign w:val="center"/>
           </w:tcPr>
           <w:p>
@@ -2954,7 +3118,7 @@
         <w:tc>
           <w:tcPr>
             <w:tcW w:w="0" w:type="auto"/>
-            <w:shd w:val="clear"/>
+            <w:shd w:val="clear" w:color="auto" w:fill="auto"/>
             <w:vAlign w:val="center"/>
           </w:tcPr>
           <w:p>
@@ -2988,7 +3152,7 @@
             <w:insideH w:val="none" w:color="auto" w:sz="0" w:space="0"/>
             <w:insideV w:val="none" w:color="auto" w:sz="0" w:space="0"/>
           </w:tblBorders>
-          <w:shd w:val="clear"/>
+          <w:shd w:val="clear" w:color="auto" w:fill="auto"/>
           <w:tblCellMar>
             <w:top w:w="15" w:type="dxa"/>
             <w:left w:w="15" w:type="dxa"/>
@@ -3002,7 +3166,7 @@
         <w:tc>
           <w:tcPr>
             <w:tcW w:w="0" w:type="auto"/>
-            <w:shd w:val="clear"/>
+            <w:shd w:val="clear" w:color="auto" w:fill="auto"/>
             <w:vAlign w:val="center"/>
           </w:tcPr>
           <w:p>
@@ -3029,7 +3193,7 @@
         <w:tc>
           <w:tcPr>
             <w:tcW w:w="0" w:type="auto"/>
-            <w:shd w:val="clear"/>
+            <w:shd w:val="clear" w:color="auto" w:fill="auto"/>
             <w:vAlign w:val="center"/>
           </w:tcPr>
           <w:p>
@@ -3084,7 +3248,7 @@
             <w:insideH w:val="none" w:color="auto" w:sz="0" w:space="0"/>
             <w:insideV w:val="none" w:color="auto" w:sz="0" w:space="0"/>
           </w:tblBorders>
-          <w:shd w:val="clear"/>
+          <w:shd w:val="clear" w:color="auto" w:fill="auto"/>
           <w:tblCellMar>
             <w:top w:w="15" w:type="dxa"/>
             <w:left w:w="15" w:type="dxa"/>
@@ -3098,7 +3262,7 @@
         <w:tc>
           <w:tcPr>
             <w:tcW w:w="0" w:type="auto"/>
-            <w:shd w:val="clear"/>
+            <w:shd w:val="clear" w:color="auto" w:fill="auto"/>
             <w:vAlign w:val="center"/>
           </w:tcPr>
           <w:p>
@@ -3125,7 +3289,7 @@
         <w:tc>
           <w:tcPr>
             <w:tcW w:w="0" w:type="auto"/>
-            <w:shd w:val="clear"/>
+            <w:shd w:val="clear" w:color="auto" w:fill="auto"/>
             <w:vAlign w:val="center"/>
           </w:tcPr>
           <w:p>
@@ -3159,7 +3323,7 @@
             <w:insideH w:val="none" w:color="auto" w:sz="0" w:space="0"/>
             <w:insideV w:val="none" w:color="auto" w:sz="0" w:space="0"/>
           </w:tblBorders>
-          <w:shd w:val="clear"/>
+          <w:shd w:val="clear" w:color="auto" w:fill="auto"/>
           <w:tblCellMar>
             <w:top w:w="15" w:type="dxa"/>
             <w:left w:w="15" w:type="dxa"/>
@@ -3173,7 +3337,7 @@
         <w:tc>
           <w:tcPr>
             <w:tcW w:w="0" w:type="auto"/>
-            <w:shd w:val="clear"/>
+            <w:shd w:val="clear" w:color="auto" w:fill="auto"/>
             <w:vAlign w:val="center"/>
           </w:tcPr>
           <w:p>
@@ -3200,7 +3364,7 @@
         <w:tc>
           <w:tcPr>
             <w:tcW w:w="0" w:type="auto"/>
-            <w:shd w:val="clear"/>
+            <w:shd w:val="clear" w:color="auto" w:fill="auto"/>
             <w:vAlign w:val="center"/>
           </w:tcPr>
           <w:p>
@@ -3255,7 +3419,7 @@
             <w:insideH w:val="none" w:color="auto" w:sz="0" w:space="0"/>
             <w:insideV w:val="none" w:color="auto" w:sz="0" w:space="0"/>
           </w:tblBorders>
-          <w:shd w:val="clear"/>
+          <w:shd w:val="clear" w:color="auto" w:fill="auto"/>
           <w:tblCellMar>
             <w:top w:w="15" w:type="dxa"/>
             <w:left w:w="15" w:type="dxa"/>
@@ -3269,7 +3433,7 @@
         <w:tc>
           <w:tcPr>
             <w:tcW w:w="0" w:type="auto"/>
-            <w:shd w:val="clear"/>
+            <w:shd w:val="clear" w:color="auto" w:fill="auto"/>
             <w:vAlign w:val="center"/>
           </w:tcPr>
           <w:p>
@@ -3296,7 +3460,7 @@
         <w:tc>
           <w:tcPr>
             <w:tcW w:w="0" w:type="auto"/>
-            <w:shd w:val="clear"/>
+            <w:shd w:val="clear" w:color="auto" w:fill="auto"/>
             <w:vAlign w:val="center"/>
           </w:tcPr>
           <w:p>
@@ -3330,7 +3494,7 @@
             <w:insideH w:val="none" w:color="auto" w:sz="0" w:space="0"/>
             <w:insideV w:val="none" w:color="auto" w:sz="0" w:space="0"/>
           </w:tblBorders>
-          <w:shd w:val="clear"/>
+          <w:shd w:val="clear" w:color="auto" w:fill="auto"/>
           <w:tblCellMar>
             <w:top w:w="15" w:type="dxa"/>
             <w:left w:w="15" w:type="dxa"/>
@@ -3344,7 +3508,7 @@
         <w:tc>
           <w:tcPr>
             <w:tcW w:w="0" w:type="auto"/>
-            <w:shd w:val="clear"/>
+            <w:shd w:val="clear" w:color="auto" w:fill="auto"/>
             <w:vAlign w:val="center"/>
           </w:tcPr>
           <w:p>
@@ -3371,7 +3535,7 @@
         <w:tc>
           <w:tcPr>
             <w:tcW w:w="0" w:type="auto"/>
-            <w:shd w:val="clear"/>
+            <w:shd w:val="clear" w:color="auto" w:fill="auto"/>
             <w:vAlign w:val="center"/>
           </w:tcPr>
           <w:p>
@@ -3455,6 +3619,7 @@
     <w:p>
       <w:pPr>
         <w:numPr>
+          <w:ilvl w:val="0"/>
           <w:numId w:val="0"/>
         </w:numPr>
         <w:ind w:leftChars="0"/>
@@ -3474,6 +3639,7 @@
     <w:p>
       <w:pPr>
         <w:numPr>
+          <w:ilvl w:val="0"/>
           <w:numId w:val="0"/>
         </w:numPr>
         <w:ind w:leftChars="0"/>
@@ -3493,18 +3659,20 @@
     <w:p>
       <w:pPr>
         <w:numPr>
-          <w:numId w:val="0"/>
-        </w:numPr>
-        <w:ind w:leftChars="0"/>
-        <w:rPr>
-          <w:rFonts w:hint="default"/>
-          <w:lang w:val="en-US"/>
-        </w:rPr>
-      </w:pPr>
-    </w:p>
-    <w:p>
-      <w:pPr>
-        <w:numPr>
+          <w:ilvl w:val="0"/>
+          <w:numId w:val="0"/>
+        </w:numPr>
+        <w:ind w:leftChars="0"/>
+        <w:rPr>
+          <w:rFonts w:hint="default"/>
+          <w:lang w:val="en-US"/>
+        </w:rPr>
+      </w:pPr>
+    </w:p>
+    <w:p>
+      <w:pPr>
+        <w:numPr>
+          <w:ilvl w:val="0"/>
           <w:numId w:val="0"/>
         </w:numPr>
         <w:ind w:leftChars="0"/>
@@ -3524,6 +3692,7 @@
     <w:p>
       <w:pPr>
         <w:numPr>
+          <w:ilvl w:val="0"/>
           <w:numId w:val="0"/>
         </w:numPr>
         <w:ind w:leftChars="0"/>
@@ -3543,6 +3712,7 @@
     <w:p>
       <w:pPr>
         <w:numPr>
+          <w:ilvl w:val="0"/>
           <w:numId w:val="0"/>
         </w:numPr>
         <w:ind w:leftChars="0"/>
@@ -3562,6 +3732,7 @@
     <w:p>
       <w:pPr>
         <w:numPr>
+          <w:ilvl w:val="0"/>
           <w:numId w:val="0"/>
         </w:numPr>
         <w:ind w:leftChars="0"/>
@@ -3599,6 +3770,7 @@
     <w:p>
       <w:pPr>
         <w:numPr>
+          <w:ilvl w:val="0"/>
           <w:numId w:val="0"/>
         </w:numPr>
         <w:ind w:leftChars="0"/>
@@ -3813,6 +3985,7 @@
     <w:p>
       <w:pPr>
         <w:numPr>
+          <w:ilvl w:val="0"/>
           <w:numId w:val="0"/>
         </w:numPr>
         <w:ind w:leftChars="0"/>
@@ -3850,6 +4023,7 @@
     <w:p>
       <w:pPr>
         <w:numPr>
+          <w:ilvl w:val="0"/>
           <w:numId w:val="0"/>
         </w:numPr>
         <w:ind w:leftChars="0"/>
@@ -3869,6 +4043,7 @@
     <w:p>
       <w:pPr>
         <w:numPr>
+          <w:ilvl w:val="0"/>
           <w:numId w:val="0"/>
         </w:numPr>
         <w:ind w:leftChars="0"/>
@@ -3888,18 +4063,20 @@
     <w:p>
       <w:pPr>
         <w:numPr>
-          <w:numId w:val="0"/>
-        </w:numPr>
-        <w:ind w:leftChars="0"/>
-        <w:rPr>
-          <w:rFonts w:hint="default"/>
-          <w:lang w:val="en-US"/>
-        </w:rPr>
-      </w:pPr>
-    </w:p>
-    <w:p>
-      <w:pPr>
-        <w:numPr>
+          <w:ilvl w:val="0"/>
+          <w:numId w:val="0"/>
+        </w:numPr>
+        <w:ind w:leftChars="0"/>
+        <w:rPr>
+          <w:rFonts w:hint="default"/>
+          <w:lang w:val="en-US"/>
+        </w:rPr>
+      </w:pPr>
+    </w:p>
+    <w:p>
+      <w:pPr>
+        <w:numPr>
+          <w:ilvl w:val="0"/>
           <w:numId w:val="0"/>
         </w:numPr>
         <w:ind w:leftChars="0"/>
@@ -3919,6 +4096,7 @@
     <w:p>
       <w:pPr>
         <w:numPr>
+          <w:ilvl w:val="0"/>
           <w:numId w:val="0"/>
         </w:numPr>
         <w:ind w:leftChars="0"/>
@@ -3938,6 +4116,7 @@
     <w:p>
       <w:pPr>
         <w:numPr>
+          <w:ilvl w:val="0"/>
           <w:numId w:val="0"/>
         </w:numPr>
         <w:ind w:leftChars="0"/>
@@ -3957,6 +4136,7 @@
     <w:p>
       <w:pPr>
         <w:numPr>
+          <w:ilvl w:val="0"/>
           <w:numId w:val="0"/>
         </w:numPr>
         <w:ind w:leftChars="0"/>
@@ -3976,6 +4156,7 @@
     <w:p>
       <w:pPr>
         <w:numPr>
+          <w:ilvl w:val="0"/>
           <w:numId w:val="0"/>
         </w:numPr>
         <w:ind w:leftChars="0"/>
@@ -3995,6 +4176,7 @@
     <w:p>
       <w:pPr>
         <w:numPr>
+          <w:ilvl w:val="0"/>
           <w:numId w:val="0"/>
         </w:numPr>
         <w:ind w:leftChars="0"/>
@@ -4014,6 +4196,7 @@
     <w:p>
       <w:pPr>
         <w:numPr>
+          <w:ilvl w:val="0"/>
           <w:numId w:val="0"/>
         </w:numPr>
         <w:ind w:leftChars="0"/>
@@ -4033,6 +4216,7 @@
     <w:p>
       <w:pPr>
         <w:numPr>
+          <w:ilvl w:val="0"/>
           <w:numId w:val="0"/>
         </w:numPr>
         <w:ind w:leftChars="0"/>
@@ -4052,6 +4236,7 @@
     <w:p>
       <w:pPr>
         <w:numPr>
+          <w:ilvl w:val="0"/>
           <w:numId w:val="0"/>
         </w:numPr>
         <w:ind w:leftChars="0"/>
@@ -4071,6 +4256,7 @@
     <w:p>
       <w:pPr>
         <w:numPr>
+          <w:ilvl w:val="0"/>
           <w:numId w:val="0"/>
         </w:numPr>
         <w:ind w:leftChars="0"/>
@@ -4090,6 +4276,7 @@
     <w:p>
       <w:pPr>
         <w:numPr>
+          <w:ilvl w:val="0"/>
           <w:numId w:val="0"/>
         </w:numPr>
         <w:ind w:leftChars="0"/>
@@ -4109,6 +4296,7 @@
     <w:p>
       <w:pPr>
         <w:numPr>
+          <w:ilvl w:val="0"/>
           <w:numId w:val="0"/>
         </w:numPr>
         <w:ind w:leftChars="0"/>
@@ -4128,6 +4316,7 @@
     <w:p>
       <w:pPr>
         <w:numPr>
+          <w:ilvl w:val="0"/>
           <w:numId w:val="0"/>
         </w:numPr>
         <w:ind w:leftChars="0"/>
@@ -4147,6 +4336,7 @@
     <w:p>
       <w:pPr>
         <w:numPr>
+          <w:ilvl w:val="0"/>
           <w:numId w:val="0"/>
         </w:numPr>
         <w:ind w:leftChars="0"/>
@@ -4166,6 +4356,7 @@
     <w:p>
       <w:pPr>
         <w:numPr>
+          <w:ilvl w:val="0"/>
           <w:numId w:val="0"/>
         </w:numPr>
         <w:ind w:leftChars="0"/>
@@ -4185,6 +4376,7 @@
     <w:p>
       <w:pPr>
         <w:numPr>
+          <w:ilvl w:val="0"/>
           <w:numId w:val="0"/>
         </w:numPr>
         <w:ind w:leftChars="0"/>
@@ -4204,6 +4396,7 @@
     <w:p>
       <w:pPr>
         <w:numPr>
+          <w:ilvl w:val="0"/>
           <w:numId w:val="0"/>
         </w:numPr>
         <w:ind w:leftChars="0"/>
@@ -4223,6 +4416,7 @@
     <w:p>
       <w:pPr>
         <w:numPr>
+          <w:ilvl w:val="0"/>
           <w:numId w:val="0"/>
         </w:numPr>
         <w:ind w:leftChars="0"/>
@@ -4242,6 +4436,7 @@
     <w:p>
       <w:pPr>
         <w:numPr>
+          <w:ilvl w:val="0"/>
           <w:numId w:val="0"/>
         </w:numPr>
         <w:ind w:leftChars="0"/>
@@ -4261,6 +4456,7 @@
     <w:p>
       <w:pPr>
         <w:numPr>
+          <w:ilvl w:val="0"/>
           <w:numId w:val="0"/>
         </w:numPr>
         <w:ind w:leftChars="0"/>
@@ -4280,6 +4476,7 @@
     <w:p>
       <w:pPr>
         <w:numPr>
+          <w:ilvl w:val="0"/>
           <w:numId w:val="0"/>
         </w:numPr>
         <w:ind w:leftChars="0"/>
@@ -4317,6 +4514,7 @@
     <w:p>
       <w:pPr>
         <w:numPr>
+          <w:ilvl w:val="0"/>
           <w:numId w:val="0"/>
         </w:numPr>
         <w:ind w:leftChars="0"/>
@@ -4354,16 +4552,18 @@
     <w:p>
       <w:pPr>
         <w:numPr>
-          <w:numId w:val="0"/>
-        </w:numPr>
-        <w:rPr>
-          <w:rFonts w:hint="default"/>
-        </w:rPr>
-      </w:pPr>
-    </w:p>
-    <w:p>
-      <w:pPr>
-        <w:numPr>
+          <w:ilvl w:val="0"/>
+          <w:numId w:val="0"/>
+        </w:numPr>
+        <w:rPr>
+          <w:rFonts w:hint="default"/>
+        </w:rPr>
+      </w:pPr>
+    </w:p>
+    <w:p>
+      <w:pPr>
+        <w:numPr>
+          <w:ilvl w:val="0"/>
           <w:numId w:val="0"/>
         </w:numPr>
         <w:rPr>
@@ -4382,6 +4582,7 @@
     <w:p>
       <w:pPr>
         <w:numPr>
+          <w:ilvl w:val="0"/>
           <w:numId w:val="0"/>
         </w:numPr>
         <w:rPr>
@@ -4391,6 +4592,7 @@
     </w:p>
     <w:tbl>
       <w:tblPr>
+        <w:tblStyle w:val="3"/>
         <w:tblW w:w="0" w:type="auto"/>
         <w:tblCellSpacing w:w="15" w:type="dxa"/>
         <w:tblInd w:w="0" w:type="dxa"/>
@@ -4402,7 +4604,7 @@
           <w:insideH w:val="none" w:color="auto" w:sz="0" w:space="0"/>
           <w:insideV w:val="none" w:color="auto" w:sz="0" w:space="0"/>
         </w:tblBorders>
-        <w:shd w:val="clear"/>
+        <w:shd w:val="clear" w:color="auto" w:fill="auto"/>
         <w:tblLayout w:type="autofit"/>
         <w:tblCellMar>
           <w:top w:w="15" w:type="dxa"/>
@@ -4425,7 +4627,7 @@
             <w:insideH w:val="none" w:color="auto" w:sz="0" w:space="0"/>
             <w:insideV w:val="none" w:color="auto" w:sz="0" w:space="0"/>
           </w:tblBorders>
-          <w:shd w:val="clear"/>
+          <w:shd w:val="clear" w:color="auto" w:fill="auto"/>
           <w:tblCellMar>
             <w:top w:w="15" w:type="dxa"/>
             <w:left w:w="15" w:type="dxa"/>
@@ -4440,7 +4642,7 @@
         <w:tc>
           <w:tcPr>
             <w:tcW w:w="0" w:type="auto"/>
-            <w:shd w:val="clear"/>
+            <w:shd w:val="clear" w:color="auto" w:fill="auto"/>
             <w:vAlign w:val="center"/>
           </w:tcPr>
           <w:p>
@@ -4472,7 +4674,7 @@
         <w:tc>
           <w:tcPr>
             <w:tcW w:w="0" w:type="auto"/>
-            <w:shd w:val="clear"/>
+            <w:shd w:val="clear" w:color="auto" w:fill="auto"/>
             <w:vAlign w:val="center"/>
           </w:tcPr>
           <w:p>
@@ -4512,7 +4714,7 @@
             <w:insideH w:val="none" w:color="auto" w:sz="0" w:space="0"/>
             <w:insideV w:val="none" w:color="auto" w:sz="0" w:space="0"/>
           </w:tblBorders>
-          <w:shd w:val="clear"/>
+          <w:shd w:val="clear" w:color="auto" w:fill="auto"/>
           <w:tblCellMar>
             <w:top w:w="15" w:type="dxa"/>
             <w:left w:w="15" w:type="dxa"/>
@@ -4526,7 +4728,7 @@
         <w:tc>
           <w:tcPr>
             <w:tcW w:w="0" w:type="auto"/>
-            <w:shd w:val="clear"/>
+            <w:shd w:val="clear" w:color="auto" w:fill="auto"/>
             <w:vAlign w:val="center"/>
           </w:tcPr>
           <w:p>
@@ -4553,7 +4755,7 @@
         <w:tc>
           <w:tcPr>
             <w:tcW w:w="0" w:type="auto"/>
-            <w:shd w:val="clear"/>
+            <w:shd w:val="clear" w:color="auto" w:fill="auto"/>
             <w:vAlign w:val="center"/>
           </w:tcPr>
           <w:p>
@@ -4587,7 +4789,7 @@
             <w:insideH w:val="none" w:color="auto" w:sz="0" w:space="0"/>
             <w:insideV w:val="none" w:color="auto" w:sz="0" w:space="0"/>
           </w:tblBorders>
-          <w:shd w:val="clear"/>
+          <w:shd w:val="clear" w:color="auto" w:fill="auto"/>
           <w:tblCellMar>
             <w:top w:w="15" w:type="dxa"/>
             <w:left w:w="15" w:type="dxa"/>
@@ -4601,7 +4803,7 @@
         <w:tc>
           <w:tcPr>
             <w:tcW w:w="0" w:type="auto"/>
-            <w:shd w:val="clear"/>
+            <w:shd w:val="clear" w:color="auto" w:fill="auto"/>
             <w:vAlign w:val="center"/>
           </w:tcPr>
           <w:p>
@@ -4628,7 +4830,7 @@
         <w:tc>
           <w:tcPr>
             <w:tcW w:w="0" w:type="auto"/>
-            <w:shd w:val="clear"/>
+            <w:shd w:val="clear" w:color="auto" w:fill="auto"/>
             <w:vAlign w:val="center"/>
           </w:tcPr>
           <w:p>
@@ -4662,6 +4864,7 @@
             <w:insideH w:val="none" w:color="auto" w:sz="0" w:space="0"/>
             <w:insideV w:val="none" w:color="auto" w:sz="0" w:space="0"/>
           </w:tblBorders>
+          <w:shd w:val="clear" w:color="auto" w:fill="auto"/>
           <w:tblCellMar>
             <w:top w:w="15" w:type="dxa"/>
             <w:left w:w="15" w:type="dxa"/>
@@ -4675,7 +4878,7 @@
         <w:tc>
           <w:tcPr>
             <w:tcW w:w="0" w:type="auto"/>
-            <w:shd w:val="clear"/>
+            <w:shd w:val="clear" w:color="auto" w:fill="auto"/>
             <w:vAlign w:val="center"/>
           </w:tcPr>
           <w:p>
@@ -4702,7 +4905,7 @@
         <w:tc>
           <w:tcPr>
             <w:tcW w:w="0" w:type="auto"/>
-            <w:shd w:val="clear"/>
+            <w:shd w:val="clear" w:color="auto" w:fill="auto"/>
             <w:vAlign w:val="center"/>
           </w:tcPr>
           <w:p>
@@ -4736,6 +4939,7 @@
             <w:insideH w:val="none" w:color="auto" w:sz="0" w:space="0"/>
             <w:insideV w:val="none" w:color="auto" w:sz="0" w:space="0"/>
           </w:tblBorders>
+          <w:shd w:val="clear" w:color="auto" w:fill="auto"/>
           <w:tblCellMar>
             <w:top w:w="15" w:type="dxa"/>
             <w:left w:w="15" w:type="dxa"/>
@@ -4749,7 +4953,7 @@
         <w:tc>
           <w:tcPr>
             <w:tcW w:w="0" w:type="auto"/>
-            <w:shd w:val="clear"/>
+            <w:shd w:val="clear" w:color="auto" w:fill="auto"/>
             <w:vAlign w:val="center"/>
           </w:tcPr>
           <w:p>
@@ -4776,7 +4980,7 @@
         <w:tc>
           <w:tcPr>
             <w:tcW w:w="0" w:type="auto"/>
-            <w:shd w:val="clear"/>
+            <w:shd w:val="clear" w:color="auto" w:fill="auto"/>
             <w:vAlign w:val="center"/>
           </w:tcPr>
           <w:p>
@@ -4810,7 +5014,7 @@
             <w:insideH w:val="none" w:color="auto" w:sz="0" w:space="0"/>
             <w:insideV w:val="none" w:color="auto" w:sz="0" w:space="0"/>
           </w:tblBorders>
-          <w:shd w:val="clear"/>
+          <w:shd w:val="clear" w:color="auto" w:fill="auto"/>
           <w:tblCellMar>
             <w:top w:w="15" w:type="dxa"/>
             <w:left w:w="15" w:type="dxa"/>
@@ -4824,7 +5028,7 @@
         <w:tc>
           <w:tcPr>
             <w:tcW w:w="0" w:type="auto"/>
-            <w:shd w:val="clear"/>
+            <w:shd w:val="clear" w:color="auto" w:fill="auto"/>
             <w:vAlign w:val="center"/>
           </w:tcPr>
           <w:p>
@@ -4851,7 +5055,7 @@
         <w:tc>
           <w:tcPr>
             <w:tcW w:w="0" w:type="auto"/>
-            <w:shd w:val="clear"/>
+            <w:shd w:val="clear" w:color="auto" w:fill="auto"/>
             <w:vAlign w:val="center"/>
           </w:tcPr>
           <w:p>
@@ -4885,6 +5089,7 @@
             <w:insideH w:val="none" w:color="auto" w:sz="0" w:space="0"/>
             <w:insideV w:val="none" w:color="auto" w:sz="0" w:space="0"/>
           </w:tblBorders>
+          <w:shd w:val="clear" w:color="auto" w:fill="auto"/>
           <w:tblCellMar>
             <w:top w:w="15" w:type="dxa"/>
             <w:left w:w="15" w:type="dxa"/>
@@ -4898,7 +5103,7 @@
         <w:tc>
           <w:tcPr>
             <w:tcW w:w="0" w:type="auto"/>
-            <w:shd w:val="clear"/>
+            <w:shd w:val="clear" w:color="auto" w:fill="auto"/>
             <w:vAlign w:val="center"/>
           </w:tcPr>
           <w:p>
@@ -4925,7 +5130,7 @@
         <w:tc>
           <w:tcPr>
             <w:tcW w:w="0" w:type="auto"/>
-            <w:shd w:val="clear"/>
+            <w:shd w:val="clear" w:color="auto" w:fill="auto"/>
             <w:vAlign w:val="center"/>
           </w:tcPr>
           <w:p>
@@ -4959,7 +5164,7 @@
             <w:insideH w:val="none" w:color="auto" w:sz="0" w:space="0"/>
             <w:insideV w:val="none" w:color="auto" w:sz="0" w:space="0"/>
           </w:tblBorders>
-          <w:shd w:val="clear"/>
+          <w:shd w:val="clear" w:color="auto" w:fill="auto"/>
           <w:tblCellMar>
             <w:top w:w="15" w:type="dxa"/>
             <w:left w:w="15" w:type="dxa"/>
@@ -4973,7 +5178,7 @@
         <w:tc>
           <w:tcPr>
             <w:tcW w:w="0" w:type="auto"/>
-            <w:shd w:val="clear"/>
+            <w:shd w:val="clear" w:color="auto" w:fill="auto"/>
             <w:vAlign w:val="center"/>
           </w:tcPr>
           <w:p>
@@ -5000,7 +5205,7 @@
         <w:tc>
           <w:tcPr>
             <w:tcW w:w="0" w:type="auto"/>
-            <w:shd w:val="clear"/>
+            <w:shd w:val="clear" w:color="auto" w:fill="auto"/>
             <w:vAlign w:val="center"/>
           </w:tcPr>
           <w:p>
@@ -5028,6 +5233,7 @@
     <w:p>
       <w:pPr>
         <w:numPr>
+          <w:ilvl w:val="0"/>
           <w:numId w:val="0"/>
         </w:numPr>
         <w:rPr>
@@ -5056,6 +5262,7 @@
     <w:p>
       <w:pPr>
         <w:numPr>
+          <w:ilvl w:val="0"/>
           <w:numId w:val="0"/>
         </w:numPr>
         <w:rPr>
@@ -5074,6 +5281,7 @@
     <w:p>
       <w:pPr>
         <w:numPr>
+          <w:ilvl w:val="0"/>
           <w:numId w:val="0"/>
         </w:numPr>
         <w:rPr>
@@ -5103,6 +5311,392 @@
     <w:p>
       <w:pPr>
         <w:numPr>
+          <w:numId w:val="0"/>
+        </w:numPr>
+        <w:ind w:leftChars="0"/>
+        <w:rPr>
+          <w:rFonts w:hint="default"/>
+          <w:lang w:val="en-US"/>
+        </w:rPr>
+      </w:pPr>
+      <w:r>
+        <w:rPr>
+          <w:rFonts w:hint="default"/>
+          <w:lang w:val="en-US"/>
+        </w:rPr>
+        <w:t>Ans: In a normal JavaScript application, we generally manipulate the DOM directly using JavaScript. If we have multiple pages, navigation can result in loading different HTML pages from the server, and the browser may need to reload the page.</w:t>
+      </w:r>
+    </w:p>
+    <w:p>
+      <w:pPr>
+        <w:numPr>
+          <w:numId w:val="0"/>
+        </w:numPr>
+        <w:ind w:leftChars="0"/>
+        <w:rPr>
+          <w:rFonts w:hint="default"/>
+          <w:lang w:val="en-US"/>
+        </w:rPr>
+      </w:pPr>
+    </w:p>
+    <w:p>
+      <w:pPr>
+        <w:numPr>
+          <w:numId w:val="0"/>
+        </w:numPr>
+        <w:ind w:leftChars="0"/>
+        <w:rPr>
+          <w:rFonts w:hint="default"/>
+          <w:lang w:val="en-US"/>
+        </w:rPr>
+      </w:pPr>
+      <w:r>
+        <w:rPr>
+          <w:rFonts w:hint="default"/>
+          <w:lang w:val="en-US"/>
+        </w:rPr>
+        <w:t>In React, we commonly build a **Single Page Application (SPA)** where the initial application is loaded once, and React updates only the required UI when the state changes.</w:t>
+      </w:r>
+    </w:p>
+    <w:p>
+      <w:pPr>
+        <w:numPr>
+          <w:numId w:val="0"/>
+        </w:numPr>
+        <w:ind w:leftChars="0"/>
+        <w:rPr>
+          <w:rFonts w:hint="default"/>
+          <w:lang w:val="en-US"/>
+        </w:rPr>
+      </w:pPr>
+    </w:p>
+    <w:p>
+      <w:pPr>
+        <w:numPr>
+          <w:numId w:val="0"/>
+        </w:numPr>
+        <w:ind w:leftChars="0"/>
+        <w:rPr>
+          <w:rFonts w:hint="default"/>
+          <w:lang w:val="en-US"/>
+        </w:rPr>
+      </w:pPr>
+      <w:r>
+        <w:rPr>
+          <w:rFonts w:hint="default"/>
+          <w:lang w:val="en-US"/>
+        </w:rPr>
+        <w:t>React uses a **Virtual DOM and reconciliation** to determine what has changed and efficiently update the actual DOM.</w:t>
+      </w:r>
+    </w:p>
+    <w:p>
+      <w:pPr>
+        <w:numPr>
+          <w:numId w:val="0"/>
+        </w:numPr>
+        <w:ind w:leftChars="0"/>
+        <w:rPr>
+          <w:rFonts w:hint="default"/>
+          <w:lang w:val="en-US"/>
+        </w:rPr>
+      </w:pPr>
+    </w:p>
+    <w:p>
+      <w:pPr>
+        <w:numPr>
+          <w:numId w:val="0"/>
+        </w:numPr>
+        <w:ind w:leftChars="0"/>
+        <w:rPr>
+          <w:rFonts w:hint="default"/>
+          <w:lang w:val="en-US"/>
+        </w:rPr>
+      </w:pPr>
+      <w:r>
+        <w:rPr>
+          <w:rFonts w:hint="default"/>
+          <w:lang w:val="en-US"/>
+        </w:rPr>
+        <w:t>For performance optimization, we can avoid unnecessary rendering or expensive calculations using techniques such as **React.memo, useMemo, and useCallback**, where appropriate.</w:t>
+      </w:r>
+    </w:p>
+    <w:p>
+      <w:pPr>
+        <w:numPr>
+          <w:numId w:val="0"/>
+        </w:numPr>
+        <w:ind w:leftChars="0"/>
+        <w:rPr>
+          <w:rFonts w:hint="default"/>
+          <w:lang w:val="en-US"/>
+        </w:rPr>
+      </w:pPr>
+    </w:p>
+    <w:p>
+      <w:pPr>
+        <w:numPr>
+          <w:numId w:val="0"/>
+        </w:numPr>
+        <w:ind w:leftChars="0"/>
+        <w:rPr>
+          <w:rFonts w:hint="default"/>
+          <w:lang w:val="en-US"/>
+        </w:rPr>
+      </w:pPr>
+      <w:r>
+        <w:rPr>
+          <w:rFonts w:hint="default"/>
+          <w:lang w:val="en-US"/>
+        </w:rPr>
+        <w:t>For asynchronous operations such as calling backend APIs, we can use JavaScript features such as **fetch/async-await** or libraries such as Axios. React itself does not have a `React.async` API for making API calls.</w:t>
+      </w:r>
+    </w:p>
+    <w:p>
+      <w:pPr>
+        <w:numPr>
+          <w:numId w:val="0"/>
+        </w:numPr>
+        <w:ind w:leftChars="0"/>
+        <w:rPr>
+          <w:rFonts w:hint="default"/>
+          <w:lang w:val="en-US"/>
+        </w:rPr>
+      </w:pPr>
+    </w:p>
+    <w:p>
+      <w:pPr>
+        <w:numPr>
+          <w:numId w:val="0"/>
+        </w:numPr>
+        <w:ind w:leftChars="0"/>
+        <w:rPr>
+          <w:rFonts w:hint="default"/>
+          <w:lang w:val="en-US"/>
+        </w:rPr>
+      </w:pPr>
+      <w:r>
+        <w:rPr>
+          <w:rFonts w:hint="default"/>
+          <w:lang w:val="en-US"/>
+        </w:rPr>
+        <w:t>For large applications, we can use **lazy loading** with `React.lazy()` and `Suspense`, so that components or routes are loaded only when required.</w:t>
+      </w:r>
+    </w:p>
+    <w:p>
+      <w:pPr>
+        <w:numPr>
+          <w:numId w:val="0"/>
+        </w:numPr>
+        <w:ind w:leftChars="0"/>
+        <w:rPr>
+          <w:rFonts w:hint="default"/>
+          <w:lang w:val="en-US"/>
+        </w:rPr>
+      </w:pPr>
+    </w:p>
+    <w:p>
+      <w:pPr>
+        <w:numPr>
+          <w:numId w:val="0"/>
+        </w:numPr>
+        <w:ind w:leftChars="0"/>
+        <w:rPr>
+          <w:rFonts w:hint="default"/>
+          <w:lang w:val="en-US"/>
+        </w:rPr>
+      </w:pPr>
+      <w:r>
+        <w:rPr>
+          <w:rFonts w:hint="default"/>
+          <w:lang w:val="en-US"/>
+        </w:rPr>
+        <w:t>For state management:</w:t>
+      </w:r>
+    </w:p>
+    <w:p>
+      <w:pPr>
+        <w:numPr>
+          <w:numId w:val="0"/>
+        </w:numPr>
+        <w:ind w:leftChars="0"/>
+        <w:rPr>
+          <w:rFonts w:hint="default"/>
+          <w:lang w:val="en-US"/>
+        </w:rPr>
+      </w:pPr>
+    </w:p>
+    <w:p>
+      <w:pPr>
+        <w:numPr>
+          <w:numId w:val="0"/>
+        </w:numPr>
+        <w:ind w:leftChars="0"/>
+        <w:rPr>
+          <w:rFonts w:hint="default"/>
+          <w:lang w:val="en-US"/>
+        </w:rPr>
+      </w:pPr>
+      <w:r>
+        <w:rPr>
+          <w:rFonts w:hint="default"/>
+          <w:lang w:val="en-US"/>
+        </w:rPr>
+        <w:t>* `useState` is generally used for local component state.</w:t>
+      </w:r>
+    </w:p>
+    <w:p>
+      <w:pPr>
+        <w:numPr>
+          <w:numId w:val="0"/>
+        </w:numPr>
+        <w:ind w:leftChars="0"/>
+        <w:rPr>
+          <w:rFonts w:hint="default"/>
+          <w:lang w:val="en-US"/>
+        </w:rPr>
+      </w:pPr>
+      <w:r>
+        <w:rPr>
+          <w:rFonts w:hint="default"/>
+          <w:lang w:val="en-US"/>
+        </w:rPr>
+        <w:t>* `useContext` can be used to share state between components without passing props through every level.</w:t>
+      </w:r>
+    </w:p>
+    <w:p>
+      <w:pPr>
+        <w:numPr>
+          <w:numId w:val="0"/>
+        </w:numPr>
+        <w:ind w:leftChars="0"/>
+        <w:rPr>
+          <w:rFonts w:hint="default"/>
+          <w:lang w:val="en-US"/>
+        </w:rPr>
+      </w:pPr>
+      <w:r>
+        <w:rPr>
+          <w:rFonts w:hint="default"/>
+          <w:lang w:val="en-US"/>
+        </w:rPr>
+        <w:t>* For complex or application-wide state management, we can use **Redux Toolkit**.</w:t>
+      </w:r>
+    </w:p>
+    <w:p>
+      <w:pPr>
+        <w:numPr>
+          <w:numId w:val="0"/>
+        </w:numPr>
+        <w:ind w:leftChars="0"/>
+        <w:rPr>
+          <w:rFonts w:hint="default"/>
+          <w:lang w:val="en-US"/>
+        </w:rPr>
+      </w:pPr>
+    </w:p>
+    <w:p>
+      <w:pPr>
+        <w:numPr>
+          <w:numId w:val="0"/>
+        </w:numPr>
+        <w:ind w:leftChars="0"/>
+        <w:rPr>
+          <w:rFonts w:hint="default"/>
+          <w:lang w:val="en-US"/>
+        </w:rPr>
+      </w:pPr>
+      <w:r>
+        <w:rPr>
+          <w:rFonts w:hint="default"/>
+          <w:lang w:val="en-US"/>
+        </w:rPr>
+        <w:t>In Redux Toolkit, we commonly create a **store** and one or more **slices**. A slice contains the initial state and reducers that describe how the state should change. Components use `useDispatch()` to dispatch actions and `useSelector()` to read values from the Redux store.</w:t>
+      </w:r>
+    </w:p>
+    <w:p>
+      <w:pPr>
+        <w:numPr>
+          <w:numId w:val="0"/>
+        </w:numPr>
+        <w:ind w:leftChars="0"/>
+        <w:rPr>
+          <w:rFonts w:hint="default"/>
+          <w:lang w:val="en-US"/>
+        </w:rPr>
+      </w:pPr>
+    </w:p>
+    <w:p>
+      <w:pPr>
+        <w:numPr>
+          <w:numId w:val="0"/>
+        </w:numPr>
+        <w:ind w:leftChars="0"/>
+        <w:rPr>
+          <w:rFonts w:hint="default"/>
+          <w:lang w:val="en-US"/>
+        </w:rPr>
+      </w:pPr>
+      <w:r>
+        <w:rPr>
+          <w:rFonts w:hint="default"/>
+          <w:lang w:val="en-US"/>
+        </w:rPr>
+        <w:t>When the relevant Redux state changes, components that select that state using `useSelector()` are re-rendered with the updated value.</w:t>
+      </w:r>
+    </w:p>
+    <w:p>
+      <w:pPr>
+        <w:numPr>
+          <w:numId w:val="0"/>
+        </w:numPr>
+        <w:ind w:leftChars="0"/>
+        <w:rPr>
+          <w:rFonts w:hint="default"/>
+          <w:lang w:val="en-US"/>
+        </w:rPr>
+      </w:pPr>
+    </w:p>
+    <w:p>
+      <w:pPr>
+        <w:numPr>
+          <w:numId w:val="0"/>
+        </w:numPr>
+        <w:ind w:leftChars="0"/>
+        <w:rPr>
+          <w:rFonts w:hint="default"/>
+          <w:lang w:val="en-US"/>
+        </w:rPr>
+      </w:pPr>
+      <w:r>
+        <w:rPr>
+          <w:rFonts w:hint="default"/>
+          <w:lang w:val="en-US"/>
+        </w:rPr>
+        <w:t>So, compared with a traditional JavaScript application, React provides a component-based architecture, efficient UI updates through reconciliation, reusable components, and structured approaches for state management and performance optimization.</w:t>
+      </w:r>
+    </w:p>
+    <w:p>
+      <w:pPr>
+        <w:numPr>
+          <w:numId w:val="0"/>
+        </w:numPr>
+        <w:ind w:leftChars="0"/>
+        <w:rPr>
+          <w:rFonts w:hint="default"/>
+          <w:lang w:val="en-US"/>
+        </w:rPr>
+      </w:pPr>
+      <w:r>
+        <w:rPr>
+          <w:rFonts w:hint="default"/>
+          <w:lang w:val="en-US"/>
+        </w:rPr>
+        <w:t xml:space="preserve"> </w:t>
+      </w:r>
+    </w:p>
+    <w:p>
+      <w:pPr>
+        <w:numPr>
           <w:ilvl w:val="0"/>
           <w:numId w:val="1"/>
         </w:numPr>
@@ -5121,6 +5715,554 @@
     <w:p>
       <w:pPr>
         <w:numPr>
+          <w:numId w:val="0"/>
+        </w:numPr>
+        <w:ind w:leftChars="0"/>
+        <w:rPr>
+          <w:rFonts w:hint="default"/>
+          <w:lang w:val="en-US"/>
+        </w:rPr>
+      </w:pPr>
+      <w:r>
+        <w:rPr>
+          <w:rFonts w:hint="default"/>
+          <w:lang w:val="en-US"/>
+        </w:rPr>
+        <w:t>Ans: We can connect REST APIs from a React application using JavaScript's built-in `fetch()` API or a library such as Axios.</w:t>
+      </w:r>
+    </w:p>
+    <w:p>
+      <w:pPr>
+        <w:numPr>
+          <w:numId w:val="0"/>
+        </w:numPr>
+        <w:ind w:leftChars="0"/>
+        <w:rPr>
+          <w:rFonts w:hint="default"/>
+          <w:lang w:val="en-US"/>
+        </w:rPr>
+      </w:pPr>
+    </w:p>
+    <w:p>
+      <w:pPr>
+        <w:numPr>
+          <w:numId w:val="0"/>
+        </w:numPr>
+        <w:ind w:leftChars="0"/>
+        <w:rPr>
+          <w:rFonts w:hint="default"/>
+          <w:lang w:val="en-US"/>
+        </w:rPr>
+      </w:pPr>
+      <w:r>
+        <w:rPr>
+          <w:rFonts w:hint="default"/>
+          <w:lang w:val="en-US"/>
+        </w:rPr>
+        <w:t>For a simple application, we can use `fetch()`. For larger applications, Axios can be useful because it provides features such as request and response interceptors, convenient error handling, automatic JSON transformation, and easier configuration for common API settings.</w:t>
+      </w:r>
+    </w:p>
+    <w:p>
+      <w:pPr>
+        <w:numPr>
+          <w:numId w:val="0"/>
+        </w:numPr>
+        <w:ind w:leftChars="0"/>
+        <w:rPr>
+          <w:rFonts w:hint="default"/>
+          <w:lang w:val="en-US"/>
+        </w:rPr>
+      </w:pPr>
+    </w:p>
+    <w:p>
+      <w:pPr>
+        <w:numPr>
+          <w:numId w:val="0"/>
+        </w:numPr>
+        <w:ind w:leftChars="0"/>
+        <w:rPr>
+          <w:rFonts w:hint="default"/>
+          <w:lang w:val="en-US"/>
+        </w:rPr>
+      </w:pPr>
+      <w:r>
+        <w:rPr>
+          <w:rFonts w:hint="default"/>
+          <w:lang w:val="en-US"/>
+        </w:rPr>
+        <w:t>Based on the HTTP operation, we can use methods such as GET, POST, PUT, PATCH, and DELETE.</w:t>
+      </w:r>
+    </w:p>
+    <w:p>
+      <w:pPr>
+        <w:numPr>
+          <w:numId w:val="0"/>
+        </w:numPr>
+        <w:ind w:leftChars="0"/>
+        <w:rPr>
+          <w:rFonts w:hint="default"/>
+          <w:lang w:val="en-US"/>
+        </w:rPr>
+      </w:pPr>
+    </w:p>
+    <w:p>
+      <w:pPr>
+        <w:numPr>
+          <w:numId w:val="0"/>
+        </w:numPr>
+        <w:ind w:leftChars="0"/>
+        <w:rPr>
+          <w:rFonts w:hint="default"/>
+          <w:lang w:val="en-US"/>
+        </w:rPr>
+      </w:pPr>
+      <w:r>
+        <w:rPr>
+          <w:rFonts w:hint="default"/>
+          <w:lang w:val="en-US"/>
+        </w:rPr>
+        <w:t>For example, using Axios:</w:t>
+      </w:r>
+    </w:p>
+    <w:p>
+      <w:pPr>
+        <w:numPr>
+          <w:numId w:val="0"/>
+        </w:numPr>
+        <w:ind w:leftChars="0"/>
+        <w:rPr>
+          <w:rFonts w:hint="default"/>
+          <w:lang w:val="en-US"/>
+        </w:rPr>
+      </w:pPr>
+    </w:p>
+    <w:p>
+      <w:pPr>
+        <w:numPr>
+          <w:numId w:val="0"/>
+        </w:numPr>
+        <w:ind w:leftChars="0"/>
+        <w:rPr>
+          <w:rFonts w:hint="default"/>
+          <w:lang w:val="en-US"/>
+        </w:rPr>
+      </w:pPr>
+      <w:r>
+        <w:rPr>
+          <w:rFonts w:hint="default"/>
+          <w:lang w:val="en-US"/>
+        </w:rPr>
+        <w:t>```javascript</w:t>
+      </w:r>
+    </w:p>
+    <w:p>
+      <w:pPr>
+        <w:numPr>
+          <w:numId w:val="0"/>
+        </w:numPr>
+        <w:ind w:leftChars="0"/>
+        <w:rPr>
+          <w:rFonts w:hint="default"/>
+          <w:lang w:val="en-US"/>
+        </w:rPr>
+      </w:pPr>
+      <w:r>
+        <w:rPr>
+          <w:rFonts w:hint="default"/>
+          <w:lang w:val="en-US"/>
+        </w:rPr>
+        <w:t>import axios from "axios";</w:t>
+      </w:r>
+    </w:p>
+    <w:p>
+      <w:pPr>
+        <w:numPr>
+          <w:numId w:val="0"/>
+        </w:numPr>
+        <w:ind w:leftChars="0"/>
+        <w:rPr>
+          <w:rFonts w:hint="default"/>
+          <w:lang w:val="en-US"/>
+        </w:rPr>
+      </w:pPr>
+    </w:p>
+    <w:p>
+      <w:pPr>
+        <w:numPr>
+          <w:numId w:val="0"/>
+        </w:numPr>
+        <w:ind w:leftChars="0"/>
+        <w:rPr>
+          <w:rFonts w:hint="default"/>
+          <w:lang w:val="en-US"/>
+        </w:rPr>
+      </w:pPr>
+      <w:r>
+        <w:rPr>
+          <w:rFonts w:hint="default"/>
+          <w:lang w:val="en-US"/>
+        </w:rPr>
+        <w:t>const response = await axios.get("/api/employees");</w:t>
+      </w:r>
+    </w:p>
+    <w:p>
+      <w:pPr>
+        <w:numPr>
+          <w:numId w:val="0"/>
+        </w:numPr>
+        <w:ind w:leftChars="0"/>
+        <w:rPr>
+          <w:rFonts w:hint="default"/>
+          <w:lang w:val="en-US"/>
+        </w:rPr>
+      </w:pPr>
+      <w:r>
+        <w:rPr>
+          <w:rFonts w:hint="default"/>
+          <w:lang w:val="en-US"/>
+        </w:rPr>
+        <w:t>const employees = response.data;</w:t>
+      </w:r>
+    </w:p>
+    <w:p>
+      <w:pPr>
+        <w:numPr>
+          <w:numId w:val="0"/>
+        </w:numPr>
+        <w:ind w:leftChars="0"/>
+        <w:rPr>
+          <w:rFonts w:hint="default"/>
+          <w:lang w:val="en-US"/>
+        </w:rPr>
+      </w:pPr>
+      <w:r>
+        <w:rPr>
+          <w:rFonts w:hint="default"/>
+          <w:lang w:val="en-US"/>
+        </w:rPr>
+        <w:t>```</w:t>
+      </w:r>
+    </w:p>
+    <w:p>
+      <w:pPr>
+        <w:numPr>
+          <w:numId w:val="0"/>
+        </w:numPr>
+        <w:ind w:leftChars="0"/>
+        <w:rPr>
+          <w:rFonts w:hint="default"/>
+          <w:lang w:val="en-US"/>
+        </w:rPr>
+      </w:pPr>
+    </w:p>
+    <w:p>
+      <w:pPr>
+        <w:numPr>
+          <w:numId w:val="0"/>
+        </w:numPr>
+        <w:ind w:leftChars="0"/>
+        <w:rPr>
+          <w:rFonts w:hint="default"/>
+          <w:lang w:val="en-US"/>
+        </w:rPr>
+      </w:pPr>
+      <w:r>
+        <w:rPr>
+          <w:rFonts w:hint="default"/>
+          <w:lang w:val="en-US"/>
+        </w:rPr>
+        <w:t>For a POST request:</w:t>
+      </w:r>
+    </w:p>
+    <w:p>
+      <w:pPr>
+        <w:numPr>
+          <w:numId w:val="0"/>
+        </w:numPr>
+        <w:ind w:leftChars="0"/>
+        <w:rPr>
+          <w:rFonts w:hint="default"/>
+          <w:lang w:val="en-US"/>
+        </w:rPr>
+      </w:pPr>
+    </w:p>
+    <w:p>
+      <w:pPr>
+        <w:numPr>
+          <w:numId w:val="0"/>
+        </w:numPr>
+        <w:ind w:leftChars="0"/>
+        <w:rPr>
+          <w:rFonts w:hint="default"/>
+          <w:lang w:val="en-US"/>
+        </w:rPr>
+      </w:pPr>
+      <w:r>
+        <w:rPr>
+          <w:rFonts w:hint="default"/>
+          <w:lang w:val="en-US"/>
+        </w:rPr>
+        <w:t>```javascript</w:t>
+      </w:r>
+    </w:p>
+    <w:p>
+      <w:pPr>
+        <w:numPr>
+          <w:numId w:val="0"/>
+        </w:numPr>
+        <w:ind w:leftChars="0"/>
+        <w:rPr>
+          <w:rFonts w:hint="default"/>
+          <w:lang w:val="en-US"/>
+        </w:rPr>
+      </w:pPr>
+      <w:r>
+        <w:rPr>
+          <w:rFonts w:hint="default"/>
+          <w:lang w:val="en-US"/>
+        </w:rPr>
+        <w:t>await axios.post("/api/employees", employee);</w:t>
+      </w:r>
+    </w:p>
+    <w:p>
+      <w:pPr>
+        <w:numPr>
+          <w:numId w:val="0"/>
+        </w:numPr>
+        <w:ind w:leftChars="0"/>
+        <w:rPr>
+          <w:rFonts w:hint="default"/>
+          <w:lang w:val="en-US"/>
+        </w:rPr>
+      </w:pPr>
+      <w:r>
+        <w:rPr>
+          <w:rFonts w:hint="default"/>
+          <w:lang w:val="en-US"/>
+        </w:rPr>
+        <w:t>```</w:t>
+      </w:r>
+    </w:p>
+    <w:p>
+      <w:pPr>
+        <w:numPr>
+          <w:numId w:val="0"/>
+        </w:numPr>
+        <w:ind w:leftChars="0"/>
+        <w:rPr>
+          <w:rFonts w:hint="default"/>
+          <w:lang w:val="en-US"/>
+        </w:rPr>
+      </w:pPr>
+    </w:p>
+    <w:p>
+      <w:pPr>
+        <w:numPr>
+          <w:numId w:val="0"/>
+        </w:numPr>
+        <w:ind w:leftChars="0"/>
+        <w:rPr>
+          <w:rFonts w:hint="default"/>
+          <w:lang w:val="en-US"/>
+        </w:rPr>
+      </w:pPr>
+      <w:r>
+        <w:rPr>
+          <w:rFonts w:hint="default"/>
+          <w:lang w:val="en-US"/>
+        </w:rPr>
+        <w:t>We first install Axios using npm:</w:t>
+      </w:r>
+    </w:p>
+    <w:p>
+      <w:pPr>
+        <w:numPr>
+          <w:numId w:val="0"/>
+        </w:numPr>
+        <w:ind w:leftChars="0"/>
+        <w:rPr>
+          <w:rFonts w:hint="default"/>
+          <w:lang w:val="en-US"/>
+        </w:rPr>
+      </w:pPr>
+    </w:p>
+    <w:p>
+      <w:pPr>
+        <w:numPr>
+          <w:numId w:val="0"/>
+        </w:numPr>
+        <w:ind w:leftChars="0"/>
+        <w:rPr>
+          <w:rFonts w:hint="default"/>
+          <w:lang w:val="en-US"/>
+        </w:rPr>
+      </w:pPr>
+      <w:r>
+        <w:rPr>
+          <w:rFonts w:hint="default"/>
+          <w:lang w:val="en-US"/>
+        </w:rPr>
+        <w:t>```bash</w:t>
+      </w:r>
+    </w:p>
+    <w:p>
+      <w:pPr>
+        <w:numPr>
+          <w:numId w:val="0"/>
+        </w:numPr>
+        <w:ind w:leftChars="0"/>
+        <w:rPr>
+          <w:rFonts w:hint="default"/>
+          <w:lang w:val="en-US"/>
+        </w:rPr>
+      </w:pPr>
+      <w:r>
+        <w:rPr>
+          <w:rFonts w:hint="default"/>
+          <w:lang w:val="en-US"/>
+        </w:rPr>
+        <w:t>npm install axios</w:t>
+      </w:r>
+    </w:p>
+    <w:p>
+      <w:pPr>
+        <w:numPr>
+          <w:numId w:val="0"/>
+        </w:numPr>
+        <w:ind w:leftChars="0"/>
+        <w:rPr>
+          <w:rFonts w:hint="default"/>
+          <w:lang w:val="en-US"/>
+        </w:rPr>
+      </w:pPr>
+      <w:r>
+        <w:rPr>
+          <w:rFonts w:hint="default"/>
+          <w:lang w:val="en-US"/>
+        </w:rPr>
+        <w:t>```</w:t>
+      </w:r>
+    </w:p>
+    <w:p>
+      <w:pPr>
+        <w:numPr>
+          <w:numId w:val="0"/>
+        </w:numPr>
+        <w:ind w:leftChars="0"/>
+        <w:rPr>
+          <w:rFonts w:hint="default"/>
+          <w:lang w:val="en-US"/>
+        </w:rPr>
+      </w:pPr>
+    </w:p>
+    <w:p>
+      <w:pPr>
+        <w:numPr>
+          <w:numId w:val="0"/>
+        </w:numPr>
+        <w:ind w:leftChars="0"/>
+        <w:rPr>
+          <w:rFonts w:hint="default"/>
+          <w:lang w:val="en-US"/>
+        </w:rPr>
+      </w:pPr>
+      <w:r>
+        <w:rPr>
+          <w:rFonts w:hint="default"/>
+          <w:lang w:val="en-US"/>
+        </w:rPr>
+        <w:t>This dependency is then added to the project's `package.json`, and the package is available in `node_modules`.</w:t>
+      </w:r>
+    </w:p>
+    <w:p>
+      <w:pPr>
+        <w:numPr>
+          <w:numId w:val="0"/>
+        </w:numPr>
+        <w:ind w:leftChars="0"/>
+        <w:rPr>
+          <w:rFonts w:hint="default"/>
+          <w:lang w:val="en-US"/>
+        </w:rPr>
+      </w:pPr>
+    </w:p>
+    <w:p>
+      <w:pPr>
+        <w:numPr>
+          <w:numId w:val="0"/>
+        </w:numPr>
+        <w:ind w:leftChars="0"/>
+        <w:rPr>
+          <w:rFonts w:hint="default"/>
+          <w:lang w:val="en-US"/>
+        </w:rPr>
+      </w:pPr>
+      <w:r>
+        <w:rPr>
+          <w:rFonts w:hint="default"/>
+          <w:lang w:val="en-US"/>
+        </w:rPr>
+        <w:t>In a React component, API calls are commonly triggered using `useEffect()` for initial data loading, or from event handlers for actions such as search, save, update, or delete.</w:t>
+      </w:r>
+    </w:p>
+    <w:p>
+      <w:pPr>
+        <w:numPr>
+          <w:numId w:val="0"/>
+        </w:numPr>
+        <w:ind w:leftChars="0"/>
+        <w:rPr>
+          <w:rFonts w:hint="default"/>
+          <w:lang w:val="en-US"/>
+        </w:rPr>
+      </w:pPr>
+    </w:p>
+    <w:p>
+      <w:pPr>
+        <w:numPr>
+          <w:numId w:val="0"/>
+        </w:numPr>
+        <w:ind w:leftChars="0"/>
+        <w:rPr>
+          <w:rFonts w:hint="default"/>
+          <w:lang w:val="en-US"/>
+        </w:rPr>
+      </w:pPr>
+    </w:p>
+    <w:p>
+      <w:pPr>
+        <w:numPr>
+          <w:numId w:val="0"/>
+        </w:numPr>
+        <w:ind w:leftChars="0"/>
+        <w:rPr>
+          <w:rFonts w:hint="default"/>
+          <w:lang w:val="en-US"/>
+        </w:rPr>
+      </w:pPr>
+      <w:r>
+        <w:rPr>
+          <w:rFonts w:hint="default"/>
+          <w:lang w:val="en-US"/>
+        </w:rPr>
+        <w:t>Axios interceptor to attach the JWT access token to API requests.</w:t>
+      </w:r>
+    </w:p>
+    <w:p>
+      <w:pPr>
+        <w:numPr>
+          <w:numId w:val="0"/>
+        </w:numPr>
+        <w:ind w:leftChars="0"/>
+        <w:rPr>
+          <w:rFonts w:hint="default"/>
+          <w:lang w:val="en-US"/>
+        </w:rPr>
+      </w:pPr>
+    </w:p>
+    <w:p>
+      <w:pPr>
+        <w:numPr>
           <w:ilvl w:val="0"/>
           <w:numId w:val="1"/>
         </w:numPr>
@@ -5139,6 +6281,223 @@
     <w:p>
       <w:pPr>
         <w:numPr>
+          <w:numId w:val="0"/>
+        </w:numPr>
+        <w:ind w:leftChars="0"/>
+        <w:rPr>
+          <w:rFonts w:hint="default"/>
+          <w:lang w:val="en-US"/>
+        </w:rPr>
+      </w:pPr>
+      <w:r>
+        <w:rPr>
+          <w:rFonts w:hint="default"/>
+          <w:lang w:val="en-US"/>
+        </w:rPr>
+        <w:t>Ans: It depends on the relationship between the components.</w:t>
+      </w:r>
+    </w:p>
+    <w:p>
+      <w:pPr>
+        <w:numPr>
+          <w:numId w:val="0"/>
+        </w:numPr>
+        <w:ind w:leftChars="0"/>
+        <w:rPr>
+          <w:rFonts w:hint="default"/>
+          <w:lang w:val="en-US"/>
+        </w:rPr>
+      </w:pPr>
+    </w:p>
+    <w:p>
+      <w:pPr>
+        <w:numPr>
+          <w:numId w:val="0"/>
+        </w:numPr>
+        <w:ind w:leftChars="0"/>
+        <w:rPr>
+          <w:rFonts w:hint="default"/>
+          <w:lang w:val="en-US"/>
+        </w:rPr>
+      </w:pPr>
+      <w:r>
+        <w:rPr>
+          <w:rFonts w:hint="default"/>
+          <w:lang w:val="en-US"/>
+        </w:rPr>
+        <w:t>For a parent-to-child relationship, we can pass data or callback functions through **props**.</w:t>
+      </w:r>
+    </w:p>
+    <w:p>
+      <w:pPr>
+        <w:numPr>
+          <w:numId w:val="0"/>
+        </w:numPr>
+        <w:ind w:leftChars="0"/>
+        <w:rPr>
+          <w:rFonts w:hint="default"/>
+          <w:lang w:val="en-US"/>
+        </w:rPr>
+      </w:pPr>
+    </w:p>
+    <w:p>
+      <w:pPr>
+        <w:numPr>
+          <w:numId w:val="0"/>
+        </w:numPr>
+        <w:ind w:leftChars="0"/>
+        <w:rPr>
+          <w:rFonts w:hint="default"/>
+          <w:lang w:val="en-US"/>
+        </w:rPr>
+      </w:pPr>
+      <w:r>
+        <w:rPr>
+          <w:rFonts w:hint="default"/>
+          <w:lang w:val="en-US"/>
+        </w:rPr>
+        <w:t>For sharing data between components without passing props through multiple levels, we can use **Context API with useContext**.</w:t>
+      </w:r>
+    </w:p>
+    <w:p>
+      <w:pPr>
+        <w:numPr>
+          <w:numId w:val="0"/>
+        </w:numPr>
+        <w:ind w:leftChars="0"/>
+        <w:rPr>
+          <w:rFonts w:hint="default"/>
+          <w:lang w:val="en-US"/>
+        </w:rPr>
+      </w:pPr>
+    </w:p>
+    <w:p>
+      <w:pPr>
+        <w:numPr>
+          <w:numId w:val="0"/>
+        </w:numPr>
+        <w:ind w:leftChars="0"/>
+        <w:rPr>
+          <w:rFonts w:hint="default"/>
+          <w:lang w:val="en-US"/>
+        </w:rPr>
+      </w:pPr>
+      <w:r>
+        <w:rPr>
+          <w:rFonts w:hint="default"/>
+          <w:lang w:val="en-US"/>
+        </w:rPr>
+        <w:t>For complex or application-wide state management, we can use **Redux Toolkit**. We maintain a centralized store and create slices that contain the initial state and reducers.</w:t>
+      </w:r>
+    </w:p>
+    <w:p>
+      <w:pPr>
+        <w:numPr>
+          <w:numId w:val="0"/>
+        </w:numPr>
+        <w:ind w:leftChars="0"/>
+        <w:rPr>
+          <w:rFonts w:hint="default"/>
+          <w:lang w:val="en-US"/>
+        </w:rPr>
+      </w:pPr>
+    </w:p>
+    <w:p>
+      <w:pPr>
+        <w:numPr>
+          <w:numId w:val="0"/>
+        </w:numPr>
+        <w:ind w:leftChars="0"/>
+        <w:rPr>
+          <w:rFonts w:hint="default"/>
+          <w:lang w:val="en-US"/>
+        </w:rPr>
+      </w:pPr>
+      <w:r>
+        <w:rPr>
+          <w:rFonts w:hint="default"/>
+          <w:lang w:val="en-US"/>
+        </w:rPr>
+        <w:t>If a component wants to change the Redux state, it uses `useDispatch()` to dispatch an action. The reducer handles that action and updates the state in the Redux store.</w:t>
+      </w:r>
+    </w:p>
+    <w:p>
+      <w:pPr>
+        <w:numPr>
+          <w:numId w:val="0"/>
+        </w:numPr>
+        <w:ind w:leftChars="0"/>
+        <w:rPr>
+          <w:rFonts w:hint="default"/>
+          <w:lang w:val="en-US"/>
+        </w:rPr>
+      </w:pPr>
+    </w:p>
+    <w:p>
+      <w:pPr>
+        <w:numPr>
+          <w:numId w:val="0"/>
+        </w:numPr>
+        <w:ind w:leftChars="0"/>
+        <w:rPr>
+          <w:rFonts w:hint="default"/>
+          <w:lang w:val="en-US"/>
+        </w:rPr>
+      </w:pPr>
+      <w:r>
+        <w:rPr>
+          <w:rFonts w:hint="default"/>
+          <w:lang w:val="en-US"/>
+        </w:rPr>
+        <w:t>Components that use `useSelector()` to read the affected state will receive the updated state and re-render.</w:t>
+      </w:r>
+    </w:p>
+    <w:p>
+      <w:pPr>
+        <w:numPr>
+          <w:numId w:val="0"/>
+        </w:numPr>
+        <w:ind w:leftChars="0"/>
+        <w:rPr>
+          <w:rFonts w:hint="default"/>
+          <w:lang w:val="en-US"/>
+        </w:rPr>
+      </w:pPr>
+    </w:p>
+    <w:p>
+      <w:pPr>
+        <w:numPr>
+          <w:numId w:val="0"/>
+        </w:numPr>
+        <w:ind w:leftChars="0"/>
+        <w:rPr>
+          <w:rFonts w:hint="default"/>
+          <w:lang w:val="en-US"/>
+        </w:rPr>
+      </w:pPr>
+      <w:r>
+        <w:rPr>
+          <w:rFonts w:hint="default"/>
+          <w:lang w:val="en-US"/>
+        </w:rPr>
+        <w:t>So, for simple component communication we can use props or Context API, while for complex shared application state we can use Redux Toolkit.</w:t>
+      </w:r>
+    </w:p>
+    <w:p>
+      <w:pPr>
+        <w:numPr>
+          <w:numId w:val="0"/>
+        </w:numPr>
+        <w:ind w:leftChars="0"/>
+        <w:rPr>
+          <w:rFonts w:hint="default"/>
+          <w:lang w:val="en-US"/>
+        </w:rPr>
+      </w:pPr>
+    </w:p>
+    <w:p>
+      <w:pPr>
+        <w:numPr>
           <w:ilvl w:val="0"/>
           <w:numId w:val="1"/>
         </w:numPr>
@@ -5157,6 +6516,25 @@
     <w:p>
       <w:pPr>
         <w:numPr>
+          <w:numId w:val="0"/>
+        </w:numPr>
+        <w:ind w:leftChars="0"/>
+        <w:rPr>
+          <w:rFonts w:hint="default"/>
+          <w:lang w:val="en-US"/>
+        </w:rPr>
+      </w:pPr>
+      <w:r>
+        <w:rPr>
+          <w:rFonts w:hint="default"/>
+          <w:lang w:val="en-US"/>
+        </w:rPr>
+        <w:t>Ans; dispatch() is used to send an action to the Redux store. The reducer receives that action, determines how the state should change, and the updated state is stored in Redux. Components using useSelector() can then receive the updated state.</w:t>
+      </w:r>
+    </w:p>
+    <w:p>
+      <w:pPr>
+        <w:numPr>
           <w:ilvl w:val="0"/>
           <w:numId w:val="1"/>
         </w:numPr>
@@ -5175,6 +6553,25 @@
     <w:p>
       <w:pPr>
         <w:numPr>
+          <w:numId w:val="0"/>
+        </w:numPr>
+        <w:ind w:leftChars="0"/>
+        <w:rPr>
+          <w:rFonts w:hint="default"/>
+          <w:lang w:val="en-US"/>
+        </w:rPr>
+      </w:pPr>
+      <w:r>
+        <w:rPr>
+          <w:rFonts w:hint="default"/>
+          <w:lang w:val="en-US"/>
+        </w:rPr>
+        <w:t>Ans; We can store tokens in cookies, localStorage, sessionStorage, or memory. For authentication, I would prefer an HttpOnly Secure cookie for sensitive tokens because the token is not directly accessible from JavaScript. If we use localStorage, the React application can read the token and attach it as a Bearer token to API requests, but we need to consider XSS risks.</w:t>
+      </w:r>
+    </w:p>
+    <w:p>
+      <w:pPr>
+        <w:numPr>
           <w:ilvl w:val="0"/>
           <w:numId w:val="1"/>
         </w:numPr>
@@ -5193,6 +6590,161 @@
     <w:p>
       <w:pPr>
         <w:numPr>
+          <w:numId w:val="0"/>
+        </w:numPr>
+        <w:ind w:leftChars="0"/>
+        <w:rPr>
+          <w:rFonts w:hint="default"/>
+          <w:lang w:val="en-US"/>
+        </w:rPr>
+      </w:pPr>
+      <w:r>
+        <w:rPr>
+          <w:rFonts w:hint="default"/>
+          <w:lang w:val="en-US"/>
+        </w:rPr>
+        <w:t>Ans: React provides hooks that allow functional components to use state and other React features.</w:t>
+      </w:r>
+    </w:p>
+    <w:p>
+      <w:pPr>
+        <w:numPr>
+          <w:numId w:val="0"/>
+        </w:numPr>
+        <w:ind w:leftChars="0"/>
+        <w:rPr>
+          <w:rFonts w:hint="default"/>
+          <w:lang w:val="en-US"/>
+        </w:rPr>
+      </w:pPr>
+    </w:p>
+    <w:p>
+      <w:pPr>
+        <w:numPr>
+          <w:numId w:val="0"/>
+        </w:numPr>
+        <w:ind w:leftChars="0"/>
+        <w:rPr>
+          <w:rFonts w:hint="default"/>
+          <w:lang w:val="en-US"/>
+        </w:rPr>
+      </w:pPr>
+      <w:r>
+        <w:rPr>
+          <w:rFonts w:hint="default"/>
+          <w:lang w:val="en-US"/>
+        </w:rPr>
+        <w:t>Commonly used hooks are `useState`, `useEffect`, `useContext`, `useRef`, `useMemo`, `useCallback`, and `useReducer`.</w:t>
+      </w:r>
+    </w:p>
+    <w:p>
+      <w:pPr>
+        <w:numPr>
+          <w:numId w:val="0"/>
+        </w:numPr>
+        <w:ind w:leftChars="0"/>
+        <w:rPr>
+          <w:rFonts w:hint="default"/>
+          <w:lang w:val="en-US"/>
+        </w:rPr>
+      </w:pPr>
+    </w:p>
+    <w:p>
+      <w:pPr>
+        <w:numPr>
+          <w:numId w:val="0"/>
+        </w:numPr>
+        <w:ind w:leftChars="0"/>
+        <w:rPr>
+          <w:rFonts w:hint="default"/>
+          <w:lang w:val="en-US"/>
+        </w:rPr>
+      </w:pPr>
+      <w:r>
+        <w:rPr>
+          <w:rFonts w:hint="default"/>
+          <w:lang w:val="en-US"/>
+        </w:rPr>
+        <w:t>`useState` is used for component state, `useEffect` is used for side effects such as API calls, `useContext` is used to consume Context, `useRef` is used to maintain a value across renders or access DOM elements, and `useMemo` and `useCallback` are used for performance optimization when required.</w:t>
+      </w:r>
+    </w:p>
+    <w:p>
+      <w:pPr>
+        <w:numPr>
+          <w:numId w:val="0"/>
+        </w:numPr>
+        <w:ind w:leftChars="0"/>
+        <w:rPr>
+          <w:rFonts w:hint="default"/>
+          <w:lang w:val="en-US"/>
+        </w:rPr>
+      </w:pPr>
+    </w:p>
+    <w:p>
+      <w:pPr>
+        <w:numPr>
+          <w:numId w:val="0"/>
+        </w:numPr>
+        <w:ind w:leftChars="0"/>
+        <w:rPr>
+          <w:rFonts w:hint="default"/>
+          <w:lang w:val="en-US"/>
+        </w:rPr>
+      </w:pPr>
+      <w:r>
+        <w:rPr>
+          <w:rFonts w:hint="default"/>
+          <w:lang w:val="en-US"/>
+        </w:rPr>
+        <w:t>We also have Redux-specific hooks such as `useDispatch` and `useSelector` when using React-Redux.</w:t>
+      </w:r>
+    </w:p>
+    <w:p>
+      <w:pPr>
+        <w:numPr>
+          <w:numId w:val="0"/>
+        </w:numPr>
+        <w:ind w:leftChars="0"/>
+        <w:rPr>
+          <w:rFonts w:hint="default"/>
+          <w:lang w:val="en-US"/>
+        </w:rPr>
+      </w:pPr>
+    </w:p>
+    <w:p>
+      <w:pPr>
+        <w:numPr>
+          <w:numId w:val="0"/>
+        </w:numPr>
+        <w:ind w:leftChars="0"/>
+        <w:rPr>
+          <w:rFonts w:hint="default"/>
+          <w:lang w:val="en-US"/>
+        </w:rPr>
+      </w:pPr>
+      <w:r>
+        <w:rPr>
+          <w:rFonts w:hint="default"/>
+          <w:lang w:val="en-US"/>
+        </w:rPr>
+        <w:t>We can also create custom hooks to reuse stateful logic across multiple components.</w:t>
+      </w:r>
+    </w:p>
+    <w:p>
+      <w:pPr>
+        <w:numPr>
+          <w:numId w:val="0"/>
+        </w:numPr>
+        <w:ind w:leftChars="0"/>
+        <w:rPr>
+          <w:rFonts w:hint="default"/>
+          <w:lang w:val="en-US"/>
+        </w:rPr>
+      </w:pPr>
+    </w:p>
+    <w:p>
+      <w:pPr>
+        <w:numPr>
           <w:ilvl w:val="0"/>
           <w:numId w:val="1"/>
         </w:numPr>
@@ -5211,6 +6763,192 @@
     <w:p>
       <w:pPr>
         <w:numPr>
+          <w:numId w:val="0"/>
+        </w:numPr>
+        <w:ind w:leftChars="0"/>
+        <w:rPr>
+          <w:rFonts w:hint="default"/>
+          <w:lang w:val="en-US"/>
+        </w:rPr>
+      </w:pPr>
+      <w:r>
+        <w:rPr>
+          <w:rFonts w:hint="default"/>
+          <w:lang w:val="en-US"/>
+        </w:rPr>
+        <w:t>Ans: `useEffect` is used to perform side effects in a React component, such as calling REST APIs, setting timers, or subscribing to external events.</w:t>
+      </w:r>
+    </w:p>
+    <w:p>
+      <w:pPr>
+        <w:numPr>
+          <w:numId w:val="0"/>
+        </w:numPr>
+        <w:ind w:leftChars="0"/>
+        <w:rPr>
+          <w:rFonts w:hint="default"/>
+          <w:lang w:val="en-US"/>
+        </w:rPr>
+      </w:pPr>
+    </w:p>
+    <w:p>
+      <w:pPr>
+        <w:numPr>
+          <w:numId w:val="0"/>
+        </w:numPr>
+        <w:ind w:leftChars="0"/>
+        <w:rPr>
+          <w:rFonts w:hint="default"/>
+          <w:lang w:val="en-US"/>
+        </w:rPr>
+      </w:pPr>
+      <w:r>
+        <w:rPr>
+          <w:rFonts w:hint="default"/>
+          <w:lang w:val="en-US"/>
+        </w:rPr>
+        <w:t>It runs after the component renders, and we can control when it runs using the dependency array.</w:t>
+      </w:r>
+    </w:p>
+    <w:p>
+      <w:pPr>
+        <w:numPr>
+          <w:numId w:val="0"/>
+        </w:numPr>
+        <w:ind w:leftChars="0"/>
+        <w:rPr>
+          <w:rFonts w:hint="default"/>
+          <w:lang w:val="en-US"/>
+        </w:rPr>
+      </w:pPr>
+    </w:p>
+    <w:p>
+      <w:pPr>
+        <w:numPr>
+          <w:numId w:val="0"/>
+        </w:numPr>
+        <w:ind w:leftChars="0"/>
+        <w:rPr>
+          <w:rFonts w:hint="default"/>
+          <w:lang w:val="en-US"/>
+        </w:rPr>
+      </w:pPr>
+      <w:r>
+        <w:rPr>
+          <w:rFonts w:hint="default"/>
+          <w:lang w:val="en-US"/>
+        </w:rPr>
+        <w:t>If we don't provide a dependency array, the effect runs after every render.</w:t>
+      </w:r>
+    </w:p>
+    <w:p>
+      <w:pPr>
+        <w:numPr>
+          <w:numId w:val="0"/>
+        </w:numPr>
+        <w:ind w:leftChars="0"/>
+        <w:rPr>
+          <w:rFonts w:hint="default"/>
+          <w:lang w:val="en-US"/>
+        </w:rPr>
+      </w:pPr>
+    </w:p>
+    <w:p>
+      <w:pPr>
+        <w:numPr>
+          <w:numId w:val="0"/>
+        </w:numPr>
+        <w:ind w:leftChars="0"/>
+        <w:rPr>
+          <w:rFonts w:hint="default"/>
+          <w:lang w:val="en-US"/>
+        </w:rPr>
+      </w:pPr>
+      <w:r>
+        <w:rPr>
+          <w:rFonts w:hint="default"/>
+          <w:lang w:val="en-US"/>
+        </w:rPr>
+        <w:t>If we provide an empty dependency array `[]`, it runs after the initial render.</w:t>
+      </w:r>
+    </w:p>
+    <w:p>
+      <w:pPr>
+        <w:numPr>
+          <w:numId w:val="0"/>
+        </w:numPr>
+        <w:ind w:leftChars="0"/>
+        <w:rPr>
+          <w:rFonts w:hint="default"/>
+          <w:lang w:val="en-US"/>
+        </w:rPr>
+      </w:pPr>
+    </w:p>
+    <w:p>
+      <w:pPr>
+        <w:numPr>
+          <w:numId w:val="0"/>
+        </w:numPr>
+        <w:ind w:leftChars="0"/>
+        <w:rPr>
+          <w:rFonts w:hint="default"/>
+          <w:lang w:val="en-US"/>
+        </w:rPr>
+      </w:pPr>
+      <w:r>
+        <w:rPr>
+          <w:rFonts w:hint="default"/>
+          <w:lang w:val="en-US"/>
+        </w:rPr>
+        <w:t>If we provide dependencies such as `[count]`, it runs after the initial render and whenever `count` changes.</w:t>
+      </w:r>
+    </w:p>
+    <w:p>
+      <w:pPr>
+        <w:numPr>
+          <w:numId w:val="0"/>
+        </w:numPr>
+        <w:ind w:leftChars="0"/>
+        <w:rPr>
+          <w:rFonts w:hint="default"/>
+          <w:lang w:val="en-US"/>
+        </w:rPr>
+      </w:pPr>
+    </w:p>
+    <w:p>
+      <w:pPr>
+        <w:numPr>
+          <w:numId w:val="0"/>
+        </w:numPr>
+        <w:ind w:leftChars="0"/>
+        <w:rPr>
+          <w:rFonts w:hint="default"/>
+          <w:lang w:val="en-US"/>
+        </w:rPr>
+      </w:pPr>
+      <w:r>
+        <w:rPr>
+          <w:rFonts w:hint="default"/>
+          <w:lang w:val="en-US"/>
+        </w:rPr>
+        <w:t>Therefore, `useEffect` doesn't necessarily run every time. The dependency array determines when the effect should run.</w:t>
+      </w:r>
+    </w:p>
+    <w:p>
+      <w:pPr>
+        <w:numPr>
+          <w:numId w:val="0"/>
+        </w:numPr>
+        <w:ind w:leftChars="0"/>
+        <w:rPr>
+          <w:rFonts w:hint="default"/>
+          <w:lang w:val="en-US"/>
+        </w:rPr>
+      </w:pPr>
+    </w:p>
+    <w:p>
+      <w:pPr>
+        <w:numPr>
           <w:ilvl w:val="0"/>
           <w:numId w:val="1"/>
         </w:numPr>
@@ -5229,6 +6967,361 @@
     <w:p>
       <w:pPr>
         <w:numPr>
+          <w:numId w:val="0"/>
+        </w:numPr>
+        <w:ind w:leftChars="0"/>
+        <w:rPr>
+          <w:rFonts w:hint="default"/>
+          <w:lang w:val="en-US"/>
+        </w:rPr>
+      </w:pPr>
+      <w:r>
+        <w:rPr>
+          <w:rFonts w:hint="default"/>
+          <w:lang w:val="en-US"/>
+        </w:rPr>
+        <w:t>Ans: `useState` is used to maintain state within a React functional component.</w:t>
+      </w:r>
+    </w:p>
+    <w:p>
+      <w:pPr>
+        <w:numPr>
+          <w:numId w:val="0"/>
+        </w:numPr>
+        <w:ind w:leftChars="0"/>
+        <w:rPr>
+          <w:rFonts w:hint="default"/>
+          <w:lang w:val="en-US"/>
+        </w:rPr>
+      </w:pPr>
+    </w:p>
+    <w:p>
+      <w:pPr>
+        <w:numPr>
+          <w:numId w:val="0"/>
+        </w:numPr>
+        <w:ind w:leftChars="0"/>
+        <w:rPr>
+          <w:rFonts w:hint="default"/>
+          <w:lang w:val="en-US"/>
+        </w:rPr>
+      </w:pPr>
+      <w:r>
+        <w:rPr>
+          <w:rFonts w:hint="default"/>
+          <w:lang w:val="en-US"/>
+        </w:rPr>
+        <w:t>It returns the current state value and a setter function used to update that state.</w:t>
+      </w:r>
+    </w:p>
+    <w:p>
+      <w:pPr>
+        <w:numPr>
+          <w:numId w:val="0"/>
+        </w:numPr>
+        <w:ind w:leftChars="0"/>
+        <w:rPr>
+          <w:rFonts w:hint="default"/>
+          <w:lang w:val="en-US"/>
+        </w:rPr>
+      </w:pPr>
+    </w:p>
+    <w:p>
+      <w:pPr>
+        <w:numPr>
+          <w:numId w:val="0"/>
+        </w:numPr>
+        <w:ind w:leftChars="0"/>
+        <w:rPr>
+          <w:rFonts w:hint="default"/>
+          <w:lang w:val="en-US"/>
+        </w:rPr>
+      </w:pPr>
+      <w:r>
+        <w:rPr>
+          <w:rFonts w:hint="default"/>
+          <w:lang w:val="en-US"/>
+        </w:rPr>
+        <w:t>For example:</w:t>
+      </w:r>
+    </w:p>
+    <w:p>
+      <w:pPr>
+        <w:numPr>
+          <w:numId w:val="0"/>
+        </w:numPr>
+        <w:ind w:leftChars="0"/>
+        <w:rPr>
+          <w:rFonts w:hint="default"/>
+          <w:lang w:val="en-US"/>
+        </w:rPr>
+      </w:pPr>
+    </w:p>
+    <w:p>
+      <w:pPr>
+        <w:numPr>
+          <w:numId w:val="0"/>
+        </w:numPr>
+        <w:ind w:leftChars="0"/>
+        <w:rPr>
+          <w:rFonts w:hint="default"/>
+          <w:lang w:val="en-US"/>
+        </w:rPr>
+      </w:pPr>
+      <w:r>
+        <w:rPr>
+          <w:rFonts w:hint="default"/>
+          <w:lang w:val="en-US"/>
+        </w:rPr>
+        <w:t>```javascript</w:t>
+      </w:r>
+    </w:p>
+    <w:p>
+      <w:pPr>
+        <w:numPr>
+          <w:numId w:val="0"/>
+        </w:numPr>
+        <w:ind w:leftChars="0"/>
+        <w:rPr>
+          <w:rFonts w:hint="default"/>
+          <w:lang w:val="en-US"/>
+        </w:rPr>
+      </w:pPr>
+      <w:r>
+        <w:rPr>
+          <w:rFonts w:hint="default"/>
+          <w:lang w:val="en-US"/>
+        </w:rPr>
+        <w:t>const [count, setCount] = useState(0);</w:t>
+      </w:r>
+    </w:p>
+    <w:p>
+      <w:pPr>
+        <w:numPr>
+          <w:numId w:val="0"/>
+        </w:numPr>
+        <w:ind w:leftChars="0"/>
+        <w:rPr>
+          <w:rFonts w:hint="default"/>
+          <w:lang w:val="en-US"/>
+        </w:rPr>
+      </w:pPr>
+      <w:r>
+        <w:rPr>
+          <w:rFonts w:hint="default"/>
+          <w:lang w:val="en-US"/>
+        </w:rPr>
+        <w:t>```</w:t>
+      </w:r>
+    </w:p>
+    <w:p>
+      <w:pPr>
+        <w:numPr>
+          <w:numId w:val="0"/>
+        </w:numPr>
+        <w:ind w:leftChars="0"/>
+        <w:rPr>
+          <w:rFonts w:hint="default"/>
+          <w:lang w:val="en-US"/>
+        </w:rPr>
+      </w:pPr>
+    </w:p>
+    <w:p>
+      <w:pPr>
+        <w:numPr>
+          <w:numId w:val="0"/>
+        </w:numPr>
+        <w:ind w:leftChars="0"/>
+        <w:rPr>
+          <w:rFonts w:hint="default"/>
+          <w:lang w:val="en-US"/>
+        </w:rPr>
+      </w:pPr>
+      <w:r>
+        <w:rPr>
+          <w:rFonts w:hint="default"/>
+          <w:lang w:val="en-US"/>
+        </w:rPr>
+        <w:t>Here, `count` is the current state value and `setCount` is used to update it.</w:t>
+      </w:r>
+    </w:p>
+    <w:p>
+      <w:pPr>
+        <w:numPr>
+          <w:numId w:val="0"/>
+        </w:numPr>
+        <w:ind w:leftChars="0"/>
+        <w:rPr>
+          <w:rFonts w:hint="default"/>
+          <w:lang w:val="en-US"/>
+        </w:rPr>
+      </w:pPr>
+    </w:p>
+    <w:p>
+      <w:pPr>
+        <w:numPr>
+          <w:numId w:val="0"/>
+        </w:numPr>
+        <w:ind w:leftChars="0"/>
+        <w:rPr>
+          <w:rFonts w:hint="default"/>
+          <w:lang w:val="en-US"/>
+        </w:rPr>
+      </w:pPr>
+      <w:r>
+        <w:rPr>
+          <w:rFonts w:hint="default"/>
+          <w:lang w:val="en-US"/>
+        </w:rPr>
+        <w:t>When we call `setCount`, React updates the state and schedules the component to re-render with the new value.</w:t>
+      </w:r>
+    </w:p>
+    <w:p>
+      <w:pPr>
+        <w:numPr>
+          <w:numId w:val="0"/>
+        </w:numPr>
+        <w:ind w:leftChars="0"/>
+        <w:rPr>
+          <w:rFonts w:hint="default"/>
+          <w:lang w:val="en-US"/>
+        </w:rPr>
+      </w:pPr>
+    </w:p>
+    <w:p>
+      <w:pPr>
+        <w:numPr>
+          <w:numId w:val="0"/>
+        </w:numPr>
+        <w:ind w:leftChars="0"/>
+        <w:rPr>
+          <w:rFonts w:hint="default"/>
+          <w:lang w:val="en-US"/>
+        </w:rPr>
+      </w:pPr>
+      <w:r>
+        <w:rPr>
+          <w:rFonts w:hint="default"/>
+          <w:lang w:val="en-US"/>
+        </w:rPr>
+        <w:t>For example:</w:t>
+      </w:r>
+    </w:p>
+    <w:p>
+      <w:pPr>
+        <w:numPr>
+          <w:numId w:val="0"/>
+        </w:numPr>
+        <w:ind w:leftChars="0"/>
+        <w:rPr>
+          <w:rFonts w:hint="default"/>
+          <w:lang w:val="en-US"/>
+        </w:rPr>
+      </w:pPr>
+    </w:p>
+    <w:p>
+      <w:pPr>
+        <w:numPr>
+          <w:numId w:val="0"/>
+        </w:numPr>
+        <w:ind w:leftChars="0"/>
+        <w:rPr>
+          <w:rFonts w:hint="default"/>
+          <w:lang w:val="en-US"/>
+        </w:rPr>
+      </w:pPr>
+      <w:r>
+        <w:rPr>
+          <w:rFonts w:hint="default"/>
+          <w:lang w:val="en-US"/>
+        </w:rPr>
+        <w:t>```javascript</w:t>
+      </w:r>
+    </w:p>
+    <w:p>
+      <w:pPr>
+        <w:numPr>
+          <w:numId w:val="0"/>
+        </w:numPr>
+        <w:ind w:leftChars="0"/>
+        <w:rPr>
+          <w:rFonts w:hint="default"/>
+          <w:lang w:val="en-US"/>
+        </w:rPr>
+      </w:pPr>
+      <w:r>
+        <w:rPr>
+          <w:rFonts w:hint="default"/>
+          <w:lang w:val="en-US"/>
+        </w:rPr>
+        <w:t>setCount(prev =&gt; prev + 1);</w:t>
+      </w:r>
+    </w:p>
+    <w:p>
+      <w:pPr>
+        <w:numPr>
+          <w:numId w:val="0"/>
+        </w:numPr>
+        <w:ind w:leftChars="0"/>
+        <w:rPr>
+          <w:rFonts w:hint="default"/>
+          <w:lang w:val="en-US"/>
+        </w:rPr>
+      </w:pPr>
+      <w:r>
+        <w:rPr>
+          <w:rFonts w:hint="default"/>
+          <w:lang w:val="en-US"/>
+        </w:rPr>
+        <w:t>```</w:t>
+      </w:r>
+    </w:p>
+    <w:p>
+      <w:pPr>
+        <w:numPr>
+          <w:numId w:val="0"/>
+        </w:numPr>
+        <w:ind w:leftChars="0"/>
+        <w:rPr>
+          <w:rFonts w:hint="default"/>
+          <w:lang w:val="en-US"/>
+        </w:rPr>
+      </w:pPr>
+    </w:p>
+    <w:p>
+      <w:pPr>
+        <w:numPr>
+          <w:numId w:val="0"/>
+        </w:numPr>
+        <w:ind w:leftChars="0"/>
+        <w:rPr>
+          <w:rFonts w:hint="default"/>
+          <w:lang w:val="en-US"/>
+        </w:rPr>
+      </w:pPr>
+      <w:r>
+        <w:rPr>
+          <w:rFonts w:hint="default"/>
+          <w:lang w:val="en-US"/>
+        </w:rPr>
+        <w:t>Using the previous-state form is useful when the new value depends on the previous value.</w:t>
+      </w:r>
+    </w:p>
+    <w:p>
+      <w:pPr>
+        <w:numPr>
+          <w:numId w:val="0"/>
+        </w:numPr>
+        <w:ind w:leftChars="0"/>
+        <w:rPr>
+          <w:rFonts w:hint="default"/>
+          <w:lang w:val="en-US"/>
+        </w:rPr>
+      </w:pPr>
+    </w:p>
+    <w:p>
+      <w:pPr>
+        <w:numPr>
           <w:ilvl w:val="0"/>
           <w:numId w:val="1"/>
         </w:numPr>
@@ -5247,6 +7340,130 @@
     <w:p>
       <w:pPr>
         <w:numPr>
+          <w:numId w:val="0"/>
+        </w:numPr>
+        <w:ind w:leftChars="0"/>
+        <w:rPr>
+          <w:rFonts w:hint="default"/>
+          <w:lang w:val="en-US"/>
+        </w:rPr>
+      </w:pPr>
+      <w:r>
+        <w:rPr>
+          <w:rFonts w:hint="default"/>
+          <w:lang w:val="en-US"/>
+        </w:rPr>
+        <w:t>Ans: We can maintain global or application-wide state using **Redux Toolkit**.</w:t>
+      </w:r>
+    </w:p>
+    <w:p>
+      <w:pPr>
+        <w:numPr>
+          <w:numId w:val="0"/>
+        </w:numPr>
+        <w:ind w:leftChars="0"/>
+        <w:rPr>
+          <w:rFonts w:hint="default"/>
+          <w:lang w:val="en-US"/>
+        </w:rPr>
+      </w:pPr>
+    </w:p>
+    <w:p>
+      <w:pPr>
+        <w:numPr>
+          <w:numId w:val="0"/>
+        </w:numPr>
+        <w:ind w:leftChars="0"/>
+        <w:rPr>
+          <w:rFonts w:hint="default"/>
+          <w:lang w:val="en-US"/>
+        </w:rPr>
+      </w:pPr>
+      <w:r>
+        <w:rPr>
+          <w:rFonts w:hint="default"/>
+          <w:lang w:val="en-US"/>
+        </w:rPr>
+        <w:t>We maintain a centralized Redux store, and we divide the state into slices. Each slice contains its initial state and reducers for updating that state.</w:t>
+      </w:r>
+    </w:p>
+    <w:p>
+      <w:pPr>
+        <w:numPr>
+          <w:numId w:val="0"/>
+        </w:numPr>
+        <w:ind w:leftChars="0"/>
+        <w:rPr>
+          <w:rFonts w:hint="default"/>
+          <w:lang w:val="en-US"/>
+        </w:rPr>
+      </w:pPr>
+    </w:p>
+    <w:p>
+      <w:pPr>
+        <w:numPr>
+          <w:numId w:val="0"/>
+        </w:numPr>
+        <w:ind w:leftChars="0"/>
+        <w:rPr>
+          <w:rFonts w:hint="default"/>
+          <w:lang w:val="en-US"/>
+        </w:rPr>
+      </w:pPr>
+      <w:r>
+        <w:rPr>
+          <w:rFonts w:hint="default"/>
+          <w:lang w:val="en-US"/>
+        </w:rPr>
+        <w:t>Components can use `useDispatch()` to dispatch actions and `useSelector()` to read the required state from the store.</w:t>
+      </w:r>
+    </w:p>
+    <w:p>
+      <w:pPr>
+        <w:numPr>
+          <w:numId w:val="0"/>
+        </w:numPr>
+        <w:ind w:leftChars="0"/>
+        <w:rPr>
+          <w:rFonts w:hint="default"/>
+          <w:lang w:val="en-US"/>
+        </w:rPr>
+      </w:pPr>
+    </w:p>
+    <w:p>
+      <w:pPr>
+        <w:numPr>
+          <w:numId w:val="0"/>
+        </w:numPr>
+        <w:ind w:leftChars="0"/>
+        <w:rPr>
+          <w:rFonts w:hint="default"/>
+          <w:lang w:val="en-US"/>
+        </w:rPr>
+      </w:pPr>
+      <w:r>
+        <w:rPr>
+          <w:rFonts w:hint="default"/>
+          <w:lang w:val="en-US"/>
+        </w:rPr>
+        <w:t>When the state changes, the components that use that state are updated accordingly.</w:t>
+      </w:r>
+    </w:p>
+    <w:p>
+      <w:pPr>
+        <w:numPr>
+          <w:numId w:val="0"/>
+        </w:numPr>
+        <w:ind w:leftChars="0"/>
+        <w:rPr>
+          <w:rFonts w:hint="default"/>
+          <w:lang w:val="en-US"/>
+        </w:rPr>
+      </w:pPr>
+    </w:p>
+    <w:p>
+      <w:pPr>
+        <w:numPr>
           <w:ilvl w:val="0"/>
           <w:numId w:val="1"/>
         </w:numPr>
@@ -5265,6 +7482,87 @@
     <w:p>
       <w:pPr>
         <w:numPr>
+          <w:numId w:val="0"/>
+        </w:numPr>
+        <w:ind w:leftChars="0"/>
+        <w:rPr>
+          <w:rFonts w:hint="default"/>
+          <w:lang w:val="en-US"/>
+        </w:rPr>
+      </w:pPr>
+      <w:r>
+        <w:rPr>
+          <w:rFonts w:hint="default"/>
+          <w:lang w:val="en-US"/>
+        </w:rPr>
+        <w:t>Ans: Lifting state up means moving the state from a child component to the closest common parent component when multiple child components need to share the same state.</w:t>
+      </w:r>
+    </w:p>
+    <w:p>
+      <w:pPr>
+        <w:numPr>
+          <w:numId w:val="0"/>
+        </w:numPr>
+        <w:ind w:leftChars="0"/>
+        <w:rPr>
+          <w:rFonts w:hint="default"/>
+          <w:lang w:val="en-US"/>
+        </w:rPr>
+      </w:pPr>
+    </w:p>
+    <w:p>
+      <w:pPr>
+        <w:numPr>
+          <w:numId w:val="0"/>
+        </w:numPr>
+        <w:ind w:leftChars="0"/>
+        <w:rPr>
+          <w:rFonts w:hint="default"/>
+          <w:lang w:val="en-US"/>
+        </w:rPr>
+      </w:pPr>
+      <w:r>
+        <w:rPr>
+          <w:rFonts w:hint="default"/>
+          <w:lang w:val="en-US"/>
+        </w:rPr>
+        <w:t>The parent maintains the state and passes the state value and update function to the child components through props.</w:t>
+      </w:r>
+    </w:p>
+    <w:p>
+      <w:pPr>
+        <w:numPr>
+          <w:numId w:val="0"/>
+        </w:numPr>
+        <w:ind w:leftChars="0"/>
+        <w:rPr>
+          <w:rFonts w:hint="default"/>
+          <w:lang w:val="en-US"/>
+        </w:rPr>
+      </w:pPr>
+    </w:p>
+    <w:p>
+      <w:pPr>
+        <w:numPr>
+          <w:numId w:val="0"/>
+        </w:numPr>
+        <w:ind w:leftChars="0"/>
+        <w:rPr>
+          <w:rFonts w:hint="default"/>
+          <w:lang w:val="en-US"/>
+        </w:rPr>
+      </w:pPr>
+      <w:r>
+        <w:rPr>
+          <w:rFonts w:hint="default"/>
+          <w:lang w:val="en-US"/>
+        </w:rPr>
+        <w:t>This helps us maintain a single source of truth and keep the components synchronized.</w:t>
+      </w:r>
+    </w:p>
+    <w:p>
+      <w:pPr>
+        <w:numPr>
           <w:ilvl w:val="0"/>
           <w:numId w:val="1"/>
         </w:numPr>
@@ -5283,6 +7581,37 @@
     <w:p>
       <w:pPr>
         <w:numPr>
+          <w:numId w:val="0"/>
+        </w:numPr>
+        <w:ind w:leftChars="0"/>
+        <w:rPr>
+          <w:rFonts w:hint="default"/>
+          <w:lang w:val="en-US"/>
+        </w:rPr>
+      </w:pPr>
+      <w:r>
+        <w:rPr>
+          <w:rFonts w:hint="default"/>
+          <w:lang w:val="en-US"/>
+        </w:rPr>
+        <w:t>Ans: React Fragment is used to group multiple elements without adding an extra DOM node.</w:t>
+      </w:r>
+    </w:p>
+    <w:p>
+      <w:pPr>
+        <w:numPr>
+          <w:numId w:val="0"/>
+        </w:numPr>
+        <w:ind w:leftChars="0"/>
+        <w:rPr>
+          <w:rFonts w:hint="default"/>
+          <w:lang w:val="en-US"/>
+        </w:rPr>
+      </w:pPr>
+    </w:p>
+    <w:p>
+      <w:pPr>
+        <w:numPr>
           <w:ilvl w:val="0"/>
           <w:numId w:val="1"/>
         </w:numPr>
@@ -5301,6 +7630,130 @@
     <w:p>
       <w:pPr>
         <w:numPr>
+          <w:numId w:val="0"/>
+        </w:numPr>
+        <w:ind w:leftChars="0"/>
+        <w:rPr>
+          <w:rFonts w:hint="default"/>
+          <w:lang w:val="en-US"/>
+        </w:rPr>
+      </w:pPr>
+      <w:r>
+        <w:rPr>
+          <w:rFonts w:hint="default"/>
+          <w:lang w:val="en-US"/>
+        </w:rPr>
+        <w:t>Ans: To navigate from one screen or tab to another in a React application, we can use routing. Commonly, we use React Router.</w:t>
+      </w:r>
+    </w:p>
+    <w:p>
+      <w:pPr>
+        <w:numPr>
+          <w:numId w:val="0"/>
+        </w:numPr>
+        <w:ind w:leftChars="0"/>
+        <w:rPr>
+          <w:rFonts w:hint="default"/>
+          <w:lang w:val="en-US"/>
+        </w:rPr>
+      </w:pPr>
+    </w:p>
+    <w:p>
+      <w:pPr>
+        <w:numPr>
+          <w:numId w:val="0"/>
+        </w:numPr>
+        <w:ind w:leftChars="0"/>
+        <w:rPr>
+          <w:rFonts w:hint="default"/>
+          <w:lang w:val="en-US"/>
+        </w:rPr>
+      </w:pPr>
+      <w:r>
+        <w:rPr>
+          <w:rFonts w:hint="default"/>
+          <w:lang w:val="en-US"/>
+        </w:rPr>
+        <w:t>We define routes for different screens and use `Link`, `NavLink`, or `useNavigate()` to navigate between them.</w:t>
+      </w:r>
+    </w:p>
+    <w:p>
+      <w:pPr>
+        <w:numPr>
+          <w:numId w:val="0"/>
+        </w:numPr>
+        <w:ind w:leftChars="0"/>
+        <w:rPr>
+          <w:rFonts w:hint="default"/>
+          <w:lang w:val="en-US"/>
+        </w:rPr>
+      </w:pPr>
+    </w:p>
+    <w:p>
+      <w:pPr>
+        <w:numPr>
+          <w:numId w:val="0"/>
+        </w:numPr>
+        <w:ind w:leftChars="0"/>
+        <w:rPr>
+          <w:rFonts w:hint="default"/>
+          <w:lang w:val="en-US"/>
+        </w:rPr>
+      </w:pPr>
+      <w:r>
+        <w:rPr>
+          <w:rFonts w:hint="default"/>
+          <w:lang w:val="en-US"/>
+        </w:rPr>
+        <w:t>For example, `/employees` can display the Employees component and `/customers` can display the Customers component.</w:t>
+      </w:r>
+    </w:p>
+    <w:p>
+      <w:pPr>
+        <w:numPr>
+          <w:numId w:val="0"/>
+        </w:numPr>
+        <w:ind w:leftChars="0"/>
+        <w:rPr>
+          <w:rFonts w:hint="default"/>
+          <w:lang w:val="en-US"/>
+        </w:rPr>
+      </w:pPr>
+    </w:p>
+    <w:p>
+      <w:pPr>
+        <w:numPr>
+          <w:numId w:val="0"/>
+        </w:numPr>
+        <w:ind w:leftChars="0"/>
+        <w:rPr>
+          <w:rFonts w:hint="default"/>
+          <w:lang w:val="en-US"/>
+        </w:rPr>
+      </w:pPr>
+      <w:r>
+        <w:rPr>
+          <w:rFonts w:hint="default"/>
+          <w:lang w:val="en-US"/>
+        </w:rPr>
+        <w:t>Since React is commonly used for Single Page Applications, React Router can change the displayed component without performing a full browser page reload.</w:t>
+      </w:r>
+    </w:p>
+    <w:p>
+      <w:pPr>
+        <w:numPr>
+          <w:numId w:val="0"/>
+        </w:numPr>
+        <w:ind w:leftChars="0"/>
+        <w:rPr>
+          <w:rFonts w:hint="default"/>
+          <w:lang w:val="en-US"/>
+        </w:rPr>
+      </w:pPr>
+    </w:p>
+    <w:p>
+      <w:pPr>
+        <w:numPr>
           <w:ilvl w:val="0"/>
           <w:numId w:val="1"/>
         </w:numPr>
@@ -5319,6 +7772,701 @@
     <w:p>
       <w:pPr>
         <w:numPr>
+          <w:numId w:val="0"/>
+        </w:numPr>
+        <w:ind w:leftChars="0"/>
+        <w:rPr>
+          <w:rFonts w:hint="default"/>
+          <w:lang w:val="en-US"/>
+        </w:rPr>
+      </w:pPr>
+      <w:r>
+        <w:rPr>
+          <w:rFonts w:hint="default"/>
+          <w:lang w:val="en-US"/>
+        </w:rPr>
+        <w:t>Ans: `useEffect` is a React Hook used to perform **side effects** in a functional component.</w:t>
+      </w:r>
+    </w:p>
+    <w:p>
+      <w:pPr>
+        <w:numPr>
+          <w:numId w:val="0"/>
+        </w:numPr>
+        <w:ind w:leftChars="0"/>
+        <w:rPr>
+          <w:rFonts w:hint="default"/>
+          <w:lang w:val="en-US"/>
+        </w:rPr>
+      </w:pPr>
+    </w:p>
+    <w:p>
+      <w:pPr>
+        <w:numPr>
+          <w:numId w:val="0"/>
+        </w:numPr>
+        <w:ind w:leftChars="0"/>
+        <w:rPr>
+          <w:rFonts w:hint="default"/>
+          <w:lang w:val="en-US"/>
+        </w:rPr>
+      </w:pPr>
+      <w:r>
+        <w:rPr>
+          <w:rFonts w:hint="default"/>
+          <w:lang w:val="en-US"/>
+        </w:rPr>
+        <w:t>Common examples are:</w:t>
+      </w:r>
+    </w:p>
+    <w:p>
+      <w:pPr>
+        <w:numPr>
+          <w:numId w:val="0"/>
+        </w:numPr>
+        <w:ind w:leftChars="0"/>
+        <w:rPr>
+          <w:rFonts w:hint="default"/>
+          <w:lang w:val="en-US"/>
+        </w:rPr>
+      </w:pPr>
+    </w:p>
+    <w:p>
+      <w:pPr>
+        <w:numPr>
+          <w:numId w:val="0"/>
+        </w:numPr>
+        <w:ind w:leftChars="0"/>
+        <w:rPr>
+          <w:rFonts w:hint="default"/>
+          <w:lang w:val="en-US"/>
+        </w:rPr>
+      </w:pPr>
+      <w:r>
+        <w:rPr>
+          <w:rFonts w:hint="default"/>
+          <w:lang w:val="en-US"/>
+        </w:rPr>
+        <w:t>* Calling REST APIs</w:t>
+      </w:r>
+    </w:p>
+    <w:p>
+      <w:pPr>
+        <w:numPr>
+          <w:numId w:val="0"/>
+        </w:numPr>
+        <w:ind w:leftChars="0"/>
+        <w:rPr>
+          <w:rFonts w:hint="default"/>
+          <w:lang w:val="en-US"/>
+        </w:rPr>
+      </w:pPr>
+      <w:r>
+        <w:rPr>
+          <w:rFonts w:hint="default"/>
+          <w:lang w:val="en-US"/>
+        </w:rPr>
+        <w:t>* Setting or clearing timers</w:t>
+      </w:r>
+    </w:p>
+    <w:p>
+      <w:pPr>
+        <w:numPr>
+          <w:numId w:val="0"/>
+        </w:numPr>
+        <w:ind w:leftChars="0"/>
+        <w:rPr>
+          <w:rFonts w:hint="default"/>
+          <w:lang w:val="en-US"/>
+        </w:rPr>
+      </w:pPr>
+      <w:r>
+        <w:rPr>
+          <w:rFonts w:hint="default"/>
+          <w:lang w:val="en-US"/>
+        </w:rPr>
+        <w:t>* Subscribing and unsubscribing to events</w:t>
+      </w:r>
+    </w:p>
+    <w:p>
+      <w:pPr>
+        <w:numPr>
+          <w:numId w:val="0"/>
+        </w:numPr>
+        <w:ind w:leftChars="0"/>
+        <w:rPr>
+          <w:rFonts w:hint="default"/>
+          <w:lang w:val="en-US"/>
+        </w:rPr>
+      </w:pPr>
+      <w:r>
+        <w:rPr>
+          <w:rFonts w:hint="default"/>
+          <w:lang w:val="en-US"/>
+        </w:rPr>
+        <w:t>* Synchronizing with external systems</w:t>
+      </w:r>
+    </w:p>
+    <w:p>
+      <w:pPr>
+        <w:numPr>
+          <w:numId w:val="0"/>
+        </w:numPr>
+        <w:ind w:leftChars="0"/>
+        <w:rPr>
+          <w:rFonts w:hint="default"/>
+          <w:lang w:val="en-US"/>
+        </w:rPr>
+      </w:pPr>
+    </w:p>
+    <w:p>
+      <w:pPr>
+        <w:numPr>
+          <w:numId w:val="0"/>
+        </w:numPr>
+        <w:ind w:leftChars="0"/>
+        <w:rPr>
+          <w:rFonts w:hint="default"/>
+          <w:lang w:val="en-US"/>
+        </w:rPr>
+      </w:pPr>
+      <w:r>
+        <w:rPr>
+          <w:rFonts w:hint="default"/>
+          <w:lang w:val="en-US"/>
+        </w:rPr>
+        <w:t>Syntax:</w:t>
+      </w:r>
+    </w:p>
+    <w:p>
+      <w:pPr>
+        <w:numPr>
+          <w:numId w:val="0"/>
+        </w:numPr>
+        <w:ind w:leftChars="0"/>
+        <w:rPr>
+          <w:rFonts w:hint="default"/>
+          <w:lang w:val="en-US"/>
+        </w:rPr>
+      </w:pPr>
+    </w:p>
+    <w:p>
+      <w:pPr>
+        <w:numPr>
+          <w:numId w:val="0"/>
+        </w:numPr>
+        <w:ind w:leftChars="0"/>
+        <w:rPr>
+          <w:rFonts w:hint="default"/>
+          <w:lang w:val="en-US"/>
+        </w:rPr>
+      </w:pPr>
+      <w:r>
+        <w:rPr>
+          <w:rFonts w:hint="default"/>
+          <w:lang w:val="en-US"/>
+        </w:rPr>
+        <w:t>```javascript</w:t>
+      </w:r>
+    </w:p>
+    <w:p>
+      <w:pPr>
+        <w:numPr>
+          <w:numId w:val="0"/>
+        </w:numPr>
+        <w:ind w:leftChars="0"/>
+        <w:rPr>
+          <w:rFonts w:hint="default"/>
+          <w:lang w:val="en-US"/>
+        </w:rPr>
+      </w:pPr>
+      <w:r>
+        <w:rPr>
+          <w:rFonts w:hint="default"/>
+          <w:lang w:val="en-US"/>
+        </w:rPr>
+        <w:t>useEffect(() =&gt; {</w:t>
+      </w:r>
+    </w:p>
+    <w:p>
+      <w:pPr>
+        <w:numPr>
+          <w:numId w:val="0"/>
+        </w:numPr>
+        <w:ind w:leftChars="0"/>
+        <w:rPr>
+          <w:rFonts w:hint="default"/>
+          <w:lang w:val="en-US"/>
+        </w:rPr>
+      </w:pPr>
+      <w:r>
+        <w:rPr>
+          <w:rFonts w:hint="default"/>
+          <w:lang w:val="en-US"/>
+        </w:rPr>
+        <w:t xml:space="preserve">    // side-effect logic</w:t>
+      </w:r>
+    </w:p>
+    <w:p>
+      <w:pPr>
+        <w:numPr>
+          <w:numId w:val="0"/>
+        </w:numPr>
+        <w:ind w:leftChars="0"/>
+        <w:rPr>
+          <w:rFonts w:hint="default"/>
+          <w:lang w:val="en-US"/>
+        </w:rPr>
+      </w:pPr>
+    </w:p>
+    <w:p>
+      <w:pPr>
+        <w:numPr>
+          <w:numId w:val="0"/>
+        </w:numPr>
+        <w:ind w:leftChars="0"/>
+        <w:rPr>
+          <w:rFonts w:hint="default"/>
+          <w:lang w:val="en-US"/>
+        </w:rPr>
+      </w:pPr>
+      <w:r>
+        <w:rPr>
+          <w:rFonts w:hint="default"/>
+          <w:lang w:val="en-US"/>
+        </w:rPr>
+        <w:t xml:space="preserve">    return () =&gt; {</w:t>
+      </w:r>
+    </w:p>
+    <w:p>
+      <w:pPr>
+        <w:numPr>
+          <w:numId w:val="0"/>
+        </w:numPr>
+        <w:ind w:leftChars="0"/>
+        <w:rPr>
+          <w:rFonts w:hint="default"/>
+          <w:lang w:val="en-US"/>
+        </w:rPr>
+      </w:pPr>
+      <w:r>
+        <w:rPr>
+          <w:rFonts w:hint="default"/>
+          <w:lang w:val="en-US"/>
+        </w:rPr>
+        <w:t xml:space="preserve">        // cleanup logic, if required</w:t>
+      </w:r>
+    </w:p>
+    <w:p>
+      <w:pPr>
+        <w:numPr>
+          <w:numId w:val="0"/>
+        </w:numPr>
+        <w:ind w:leftChars="0"/>
+        <w:rPr>
+          <w:rFonts w:hint="default"/>
+          <w:lang w:val="en-US"/>
+        </w:rPr>
+      </w:pPr>
+      <w:r>
+        <w:rPr>
+          <w:rFonts w:hint="default"/>
+          <w:lang w:val="en-US"/>
+        </w:rPr>
+        <w:t xml:space="preserve">    };</w:t>
+      </w:r>
+    </w:p>
+    <w:p>
+      <w:pPr>
+        <w:numPr>
+          <w:numId w:val="0"/>
+        </w:numPr>
+        <w:ind w:leftChars="0"/>
+        <w:rPr>
+          <w:rFonts w:hint="default"/>
+          <w:lang w:val="en-US"/>
+        </w:rPr>
+      </w:pPr>
+      <w:r>
+        <w:rPr>
+          <w:rFonts w:hint="default"/>
+          <w:lang w:val="en-US"/>
+        </w:rPr>
+        <w:t>}, [dependencies]);</w:t>
+      </w:r>
+    </w:p>
+    <w:p>
+      <w:pPr>
+        <w:numPr>
+          <w:numId w:val="0"/>
+        </w:numPr>
+        <w:ind w:leftChars="0"/>
+        <w:rPr>
+          <w:rFonts w:hint="default"/>
+          <w:lang w:val="en-US"/>
+        </w:rPr>
+      </w:pPr>
+      <w:r>
+        <w:rPr>
+          <w:rFonts w:hint="default"/>
+          <w:lang w:val="en-US"/>
+        </w:rPr>
+        <w:t>```</w:t>
+      </w:r>
+    </w:p>
+    <w:p>
+      <w:pPr>
+        <w:numPr>
+          <w:numId w:val="0"/>
+        </w:numPr>
+        <w:ind w:leftChars="0"/>
+        <w:rPr>
+          <w:rFonts w:hint="default"/>
+          <w:lang w:val="en-US"/>
+        </w:rPr>
+      </w:pPr>
+    </w:p>
+    <w:p>
+      <w:pPr>
+        <w:numPr>
+          <w:numId w:val="0"/>
+        </w:numPr>
+        <w:ind w:leftChars="0"/>
+        <w:rPr>
+          <w:rFonts w:hint="default"/>
+          <w:lang w:val="en-US"/>
+        </w:rPr>
+      </w:pPr>
+      <w:r>
+        <w:rPr>
+          <w:rFonts w:hint="default"/>
+          <w:lang w:val="en-US"/>
+        </w:rPr>
+        <w:t>For example, to call an API when the component initially loads:</w:t>
+      </w:r>
+    </w:p>
+    <w:p>
+      <w:pPr>
+        <w:numPr>
+          <w:numId w:val="0"/>
+        </w:numPr>
+        <w:ind w:leftChars="0"/>
+        <w:rPr>
+          <w:rFonts w:hint="default"/>
+          <w:lang w:val="en-US"/>
+        </w:rPr>
+      </w:pPr>
+    </w:p>
+    <w:p>
+      <w:pPr>
+        <w:numPr>
+          <w:numId w:val="0"/>
+        </w:numPr>
+        <w:ind w:leftChars="0"/>
+        <w:rPr>
+          <w:rFonts w:hint="default"/>
+          <w:lang w:val="en-US"/>
+        </w:rPr>
+      </w:pPr>
+      <w:r>
+        <w:rPr>
+          <w:rFonts w:hint="default"/>
+          <w:lang w:val="en-US"/>
+        </w:rPr>
+        <w:t>```javascript</w:t>
+      </w:r>
+    </w:p>
+    <w:p>
+      <w:pPr>
+        <w:numPr>
+          <w:numId w:val="0"/>
+        </w:numPr>
+        <w:ind w:leftChars="0"/>
+        <w:rPr>
+          <w:rFonts w:hint="default"/>
+          <w:lang w:val="en-US"/>
+        </w:rPr>
+      </w:pPr>
+      <w:r>
+        <w:rPr>
+          <w:rFonts w:hint="default"/>
+          <w:lang w:val="en-US"/>
+        </w:rPr>
+        <w:t>useEffect(() =&gt; {</w:t>
+      </w:r>
+    </w:p>
+    <w:p>
+      <w:pPr>
+        <w:numPr>
+          <w:numId w:val="0"/>
+        </w:numPr>
+        <w:ind w:leftChars="0"/>
+        <w:rPr>
+          <w:rFonts w:hint="default"/>
+          <w:lang w:val="en-US"/>
+        </w:rPr>
+      </w:pPr>
+      <w:r>
+        <w:rPr>
+          <w:rFonts w:hint="default"/>
+          <w:lang w:val="en-US"/>
+        </w:rPr>
+        <w:t xml:space="preserve">    loadEmployees();</w:t>
+      </w:r>
+    </w:p>
+    <w:p>
+      <w:pPr>
+        <w:numPr>
+          <w:numId w:val="0"/>
+        </w:numPr>
+        <w:ind w:leftChars="0"/>
+        <w:rPr>
+          <w:rFonts w:hint="default"/>
+          <w:lang w:val="en-US"/>
+        </w:rPr>
+      </w:pPr>
+      <w:r>
+        <w:rPr>
+          <w:rFonts w:hint="default"/>
+          <w:lang w:val="en-US"/>
+        </w:rPr>
+        <w:t>}, []);</w:t>
+      </w:r>
+    </w:p>
+    <w:p>
+      <w:pPr>
+        <w:numPr>
+          <w:numId w:val="0"/>
+        </w:numPr>
+        <w:ind w:leftChars="0"/>
+        <w:rPr>
+          <w:rFonts w:hint="default"/>
+          <w:lang w:val="en-US"/>
+        </w:rPr>
+      </w:pPr>
+      <w:r>
+        <w:rPr>
+          <w:rFonts w:hint="default"/>
+          <w:lang w:val="en-US"/>
+        </w:rPr>
+        <w:t>```</w:t>
+      </w:r>
+    </w:p>
+    <w:p>
+      <w:pPr>
+        <w:numPr>
+          <w:numId w:val="0"/>
+        </w:numPr>
+        <w:ind w:leftChars="0"/>
+        <w:rPr>
+          <w:rFonts w:hint="default"/>
+          <w:lang w:val="en-US"/>
+        </w:rPr>
+      </w:pPr>
+    </w:p>
+    <w:p>
+      <w:pPr>
+        <w:numPr>
+          <w:numId w:val="0"/>
+        </w:numPr>
+        <w:ind w:leftChars="0"/>
+        <w:rPr>
+          <w:rFonts w:hint="default"/>
+          <w:lang w:val="en-US"/>
+        </w:rPr>
+      </w:pPr>
+      <w:r>
+        <w:rPr>
+          <w:rFonts w:hint="default"/>
+          <w:lang w:val="en-US"/>
+        </w:rPr>
+        <w:t>The empty dependency array means the effect runs after the initial render.</w:t>
+      </w:r>
+    </w:p>
+    <w:p>
+      <w:pPr>
+        <w:numPr>
+          <w:numId w:val="0"/>
+        </w:numPr>
+        <w:ind w:leftChars="0"/>
+        <w:rPr>
+          <w:rFonts w:hint="default"/>
+          <w:lang w:val="en-US"/>
+        </w:rPr>
+      </w:pPr>
+    </w:p>
+    <w:p>
+      <w:pPr>
+        <w:numPr>
+          <w:numId w:val="0"/>
+        </w:numPr>
+        <w:ind w:leftChars="0"/>
+        <w:rPr>
+          <w:rFonts w:hint="default"/>
+          <w:lang w:val="en-US"/>
+        </w:rPr>
+      </w:pPr>
+      <w:r>
+        <w:rPr>
+          <w:rFonts w:hint="default"/>
+          <w:lang w:val="en-US"/>
+        </w:rPr>
+        <w:t>If we provide dependencies:</w:t>
+      </w:r>
+    </w:p>
+    <w:p>
+      <w:pPr>
+        <w:numPr>
+          <w:numId w:val="0"/>
+        </w:numPr>
+        <w:ind w:leftChars="0"/>
+        <w:rPr>
+          <w:rFonts w:hint="default"/>
+          <w:lang w:val="en-US"/>
+        </w:rPr>
+      </w:pPr>
+    </w:p>
+    <w:p>
+      <w:pPr>
+        <w:numPr>
+          <w:numId w:val="0"/>
+        </w:numPr>
+        <w:ind w:leftChars="0"/>
+        <w:rPr>
+          <w:rFonts w:hint="default"/>
+          <w:lang w:val="en-US"/>
+        </w:rPr>
+      </w:pPr>
+      <w:r>
+        <w:rPr>
+          <w:rFonts w:hint="default"/>
+          <w:lang w:val="en-US"/>
+        </w:rPr>
+        <w:t>```javascript</w:t>
+      </w:r>
+    </w:p>
+    <w:p>
+      <w:pPr>
+        <w:numPr>
+          <w:numId w:val="0"/>
+        </w:numPr>
+        <w:ind w:leftChars="0"/>
+        <w:rPr>
+          <w:rFonts w:hint="default"/>
+          <w:lang w:val="en-US"/>
+        </w:rPr>
+      </w:pPr>
+      <w:r>
+        <w:rPr>
+          <w:rFonts w:hint="default"/>
+          <w:lang w:val="en-US"/>
+        </w:rPr>
+        <w:t>useEffect(() =&gt; {</w:t>
+      </w:r>
+    </w:p>
+    <w:p>
+      <w:pPr>
+        <w:numPr>
+          <w:numId w:val="0"/>
+        </w:numPr>
+        <w:ind w:leftChars="0"/>
+        <w:rPr>
+          <w:rFonts w:hint="default"/>
+          <w:lang w:val="en-US"/>
+        </w:rPr>
+      </w:pPr>
+      <w:r>
+        <w:rPr>
+          <w:rFonts w:hint="default"/>
+          <w:lang w:val="en-US"/>
+        </w:rPr>
+        <w:t xml:space="preserve">    loadEmployees();</w:t>
+      </w:r>
+    </w:p>
+    <w:p>
+      <w:pPr>
+        <w:numPr>
+          <w:numId w:val="0"/>
+        </w:numPr>
+        <w:ind w:leftChars="0"/>
+        <w:rPr>
+          <w:rFonts w:hint="default"/>
+          <w:lang w:val="en-US"/>
+        </w:rPr>
+      </w:pPr>
+      <w:r>
+        <w:rPr>
+          <w:rFonts w:hint="default"/>
+          <w:lang w:val="en-US"/>
+        </w:rPr>
+        <w:t>}, [employeeId]);</w:t>
+      </w:r>
+    </w:p>
+    <w:p>
+      <w:pPr>
+        <w:numPr>
+          <w:numId w:val="0"/>
+        </w:numPr>
+        <w:ind w:leftChars="0"/>
+        <w:rPr>
+          <w:rFonts w:hint="default"/>
+          <w:lang w:val="en-US"/>
+        </w:rPr>
+      </w:pPr>
+      <w:r>
+        <w:rPr>
+          <w:rFonts w:hint="default"/>
+          <w:lang w:val="en-US"/>
+        </w:rPr>
+        <w:t>```</w:t>
+      </w:r>
+    </w:p>
+    <w:p>
+      <w:pPr>
+        <w:numPr>
+          <w:numId w:val="0"/>
+        </w:numPr>
+        <w:ind w:leftChars="0"/>
+        <w:rPr>
+          <w:rFonts w:hint="default"/>
+          <w:lang w:val="en-US"/>
+        </w:rPr>
+      </w:pPr>
+    </w:p>
+    <w:p>
+      <w:pPr>
+        <w:numPr>
+          <w:numId w:val="0"/>
+        </w:numPr>
+        <w:ind w:leftChars="0"/>
+        <w:rPr>
+          <w:rFonts w:hint="default"/>
+          <w:lang w:val="en-US"/>
+        </w:rPr>
+      </w:pPr>
+      <w:r>
+        <w:rPr>
+          <w:rFonts w:hint="default"/>
+          <w:lang w:val="en-US"/>
+        </w:rPr>
+        <w:t>the effect runs after the initial render and when `employeeId` changes.</w:t>
+      </w:r>
+    </w:p>
+    <w:p>
+      <w:pPr>
+        <w:numPr>
+          <w:numId w:val="0"/>
+        </w:numPr>
+        <w:ind w:leftChars="0"/>
+        <w:rPr>
+          <w:rFonts w:hint="default"/>
+          <w:lang w:val="en-US"/>
+        </w:rPr>
+      </w:pPr>
+    </w:p>
+    <w:p>
+      <w:pPr>
+        <w:numPr>
           <w:ilvl w:val="0"/>
           <w:numId w:val="1"/>
         </w:numPr>
@@ -5337,6 +8485,299 @@
     <w:p>
       <w:pPr>
         <w:numPr>
+          <w:numId w:val="0"/>
+        </w:numPr>
+        <w:ind w:leftChars="0"/>
+        <w:rPr>
+          <w:rFonts w:hint="default"/>
+          <w:lang w:val="en-US"/>
+        </w:rPr>
+      </w:pPr>
+      <w:r>
+        <w:rPr>
+          <w:rFonts w:hint="default"/>
+          <w:lang w:val="en-US"/>
+        </w:rPr>
+        <w:t>Ans: **Props and state are both used to manage data in React, but they have different purposes.**</w:t>
+      </w:r>
+    </w:p>
+    <w:p>
+      <w:pPr>
+        <w:numPr>
+          <w:numId w:val="0"/>
+        </w:numPr>
+        <w:ind w:leftChars="0"/>
+        <w:rPr>
+          <w:rFonts w:hint="default"/>
+          <w:lang w:val="en-US"/>
+        </w:rPr>
+      </w:pPr>
+    </w:p>
+    <w:p>
+      <w:pPr>
+        <w:numPr>
+          <w:numId w:val="0"/>
+        </w:numPr>
+        <w:ind w:leftChars="0"/>
+        <w:rPr>
+          <w:rFonts w:hint="default"/>
+          <w:lang w:val="en-US"/>
+        </w:rPr>
+      </w:pPr>
+      <w:r>
+        <w:rPr>
+          <w:rFonts w:hint="default"/>
+          <w:lang w:val="en-US"/>
+        </w:rPr>
+        <w:t>**Props** are used to pass data from a parent component to a child component. Props are read-only from the child component's perspective.</w:t>
+      </w:r>
+    </w:p>
+    <w:p>
+      <w:pPr>
+        <w:numPr>
+          <w:numId w:val="0"/>
+        </w:numPr>
+        <w:ind w:leftChars="0"/>
+        <w:rPr>
+          <w:rFonts w:hint="default"/>
+          <w:lang w:val="en-US"/>
+        </w:rPr>
+      </w:pPr>
+    </w:p>
+    <w:p>
+      <w:pPr>
+        <w:numPr>
+          <w:numId w:val="0"/>
+        </w:numPr>
+        <w:ind w:leftChars="0"/>
+        <w:rPr>
+          <w:rFonts w:hint="default"/>
+          <w:lang w:val="en-US"/>
+        </w:rPr>
+      </w:pPr>
+      <w:r>
+        <w:rPr>
+          <w:rFonts w:hint="default"/>
+          <w:lang w:val="en-US"/>
+        </w:rPr>
+        <w:t>```jsx</w:t>
+      </w:r>
+    </w:p>
+    <w:p>
+      <w:pPr>
+        <w:numPr>
+          <w:numId w:val="0"/>
+        </w:numPr>
+        <w:ind w:leftChars="0"/>
+        <w:rPr>
+          <w:rFonts w:hint="default"/>
+          <w:lang w:val="en-US"/>
+        </w:rPr>
+      </w:pPr>
+      <w:r>
+        <w:rPr>
+          <w:rFonts w:hint="default"/>
+          <w:lang w:val="en-US"/>
+        </w:rPr>
+        <w:t>&lt;Child name="Mohan" /&gt;</w:t>
+      </w:r>
+    </w:p>
+    <w:p>
+      <w:pPr>
+        <w:numPr>
+          <w:numId w:val="0"/>
+        </w:numPr>
+        <w:ind w:leftChars="0"/>
+        <w:rPr>
+          <w:rFonts w:hint="default"/>
+          <w:lang w:val="en-US"/>
+        </w:rPr>
+      </w:pPr>
+      <w:r>
+        <w:rPr>
+          <w:rFonts w:hint="default"/>
+          <w:lang w:val="en-US"/>
+        </w:rPr>
+        <w:t>```</w:t>
+      </w:r>
+    </w:p>
+    <w:p>
+      <w:pPr>
+        <w:numPr>
+          <w:numId w:val="0"/>
+        </w:numPr>
+        <w:ind w:leftChars="0"/>
+        <w:rPr>
+          <w:rFonts w:hint="default"/>
+          <w:lang w:val="en-US"/>
+        </w:rPr>
+      </w:pPr>
+    </w:p>
+    <w:p>
+      <w:pPr>
+        <w:numPr>
+          <w:numId w:val="0"/>
+        </w:numPr>
+        <w:ind w:leftChars="0"/>
+        <w:rPr>
+          <w:rFonts w:hint="default"/>
+          <w:lang w:val="en-US"/>
+        </w:rPr>
+      </w:pPr>
+      <w:r>
+        <w:rPr>
+          <w:rFonts w:hint="default"/>
+          <w:lang w:val="en-US"/>
+        </w:rPr>
+        <w:t>Here, `name` is a prop passed from the parent to the child.</w:t>
+      </w:r>
+    </w:p>
+    <w:p>
+      <w:pPr>
+        <w:numPr>
+          <w:numId w:val="0"/>
+        </w:numPr>
+        <w:ind w:leftChars="0"/>
+        <w:rPr>
+          <w:rFonts w:hint="default"/>
+          <w:lang w:val="en-US"/>
+        </w:rPr>
+      </w:pPr>
+    </w:p>
+    <w:p>
+      <w:pPr>
+        <w:numPr>
+          <w:numId w:val="0"/>
+        </w:numPr>
+        <w:ind w:leftChars="0"/>
+        <w:rPr>
+          <w:rFonts w:hint="default"/>
+          <w:lang w:val="en-US"/>
+        </w:rPr>
+      </w:pPr>
+      <w:r>
+        <w:rPr>
+          <w:rFonts w:hint="default"/>
+          <w:lang w:val="en-US"/>
+        </w:rPr>
+        <w:t>**State** is data managed by a component itself. We can maintain state using `useState`, and when the state changes, React re-renders the component.</w:t>
+      </w:r>
+    </w:p>
+    <w:p>
+      <w:pPr>
+        <w:numPr>
+          <w:numId w:val="0"/>
+        </w:numPr>
+        <w:ind w:leftChars="0"/>
+        <w:rPr>
+          <w:rFonts w:hint="default"/>
+          <w:lang w:val="en-US"/>
+        </w:rPr>
+      </w:pPr>
+    </w:p>
+    <w:p>
+      <w:pPr>
+        <w:numPr>
+          <w:numId w:val="0"/>
+        </w:numPr>
+        <w:ind w:leftChars="0"/>
+        <w:rPr>
+          <w:rFonts w:hint="default"/>
+          <w:lang w:val="en-US"/>
+        </w:rPr>
+      </w:pPr>
+      <w:r>
+        <w:rPr>
+          <w:rFonts w:hint="default"/>
+          <w:lang w:val="en-US"/>
+        </w:rPr>
+        <w:t>```javascript</w:t>
+      </w:r>
+    </w:p>
+    <w:p>
+      <w:pPr>
+        <w:numPr>
+          <w:numId w:val="0"/>
+        </w:numPr>
+        <w:ind w:leftChars="0"/>
+        <w:rPr>
+          <w:rFonts w:hint="default"/>
+          <w:lang w:val="en-US"/>
+        </w:rPr>
+      </w:pPr>
+      <w:r>
+        <w:rPr>
+          <w:rFonts w:hint="default"/>
+          <w:lang w:val="en-US"/>
+        </w:rPr>
+        <w:t>const [count, setCount] = useState(0);</w:t>
+      </w:r>
+    </w:p>
+    <w:p>
+      <w:pPr>
+        <w:numPr>
+          <w:numId w:val="0"/>
+        </w:numPr>
+        <w:ind w:leftChars="0"/>
+        <w:rPr>
+          <w:rFonts w:hint="default"/>
+          <w:lang w:val="en-US"/>
+        </w:rPr>
+      </w:pPr>
+      <w:r>
+        <w:rPr>
+          <w:rFonts w:hint="default"/>
+          <w:lang w:val="en-US"/>
+        </w:rPr>
+        <w:t>```</w:t>
+      </w:r>
+    </w:p>
+    <w:p>
+      <w:pPr>
+        <w:numPr>
+          <w:numId w:val="0"/>
+        </w:numPr>
+        <w:ind w:leftChars="0"/>
+        <w:rPr>
+          <w:rFonts w:hint="default"/>
+          <w:lang w:val="en-US"/>
+        </w:rPr>
+      </w:pPr>
+    </w:p>
+    <w:p>
+      <w:pPr>
+        <w:numPr>
+          <w:numId w:val="0"/>
+        </w:numPr>
+        <w:ind w:leftChars="0"/>
+        <w:rPr>
+          <w:rFonts w:hint="default"/>
+          <w:lang w:val="en-US"/>
+        </w:rPr>
+      </w:pPr>
+      <w:r>
+        <w:rPr>
+          <w:rFonts w:hint="default"/>
+          <w:lang w:val="en-US"/>
+        </w:rPr>
+        <w:t>So, **props are used to pass data between components, while state is used to maintain data that can change within a component.**</w:t>
+      </w:r>
+    </w:p>
+    <w:p>
+      <w:pPr>
+        <w:numPr>
+          <w:numId w:val="0"/>
+        </w:numPr>
+        <w:ind w:leftChars="0"/>
+        <w:rPr>
+          <w:rFonts w:hint="default"/>
+          <w:lang w:val="en-US"/>
+        </w:rPr>
+      </w:pPr>
+    </w:p>
+    <w:p>
+      <w:pPr>
+        <w:numPr>
           <w:ilvl w:val="0"/>
           <w:numId w:val="1"/>
         </w:numPr>
@@ -5355,6 +8796,25 @@
     <w:p>
       <w:pPr>
         <w:numPr>
+          <w:numId w:val="0"/>
+        </w:numPr>
+        <w:ind w:leftChars="0"/>
+        <w:rPr>
+          <w:rFonts w:hint="default"/>
+          <w:lang w:val="en-US"/>
+        </w:rPr>
+      </w:pPr>
+      <w:r>
+        <w:rPr>
+          <w:rFonts w:hint="default"/>
+          <w:lang w:val="en-US"/>
+        </w:rPr>
+        <w:t>Ans: A custom hook is a reusable JavaScript function that uses one or more React hooks to share stateful logic between components.</w:t>
+      </w:r>
+    </w:p>
+    <w:p>
+      <w:pPr>
+        <w:numPr>
           <w:ilvl w:val="0"/>
           <w:numId w:val="1"/>
         </w:numPr>
@@ -5373,6 +8833,192 @@
     <w:p>
       <w:pPr>
         <w:numPr>
+          <w:numId w:val="0"/>
+        </w:numPr>
+        <w:ind w:leftChars="0"/>
+        <w:rPr>
+          <w:rFonts w:hint="default"/>
+          <w:lang w:val="en-US"/>
+        </w:rPr>
+      </w:pPr>
+      <w:r>
+        <w:rPr>
+          <w:rFonts w:hint="default"/>
+          <w:lang w:val="en-US"/>
+        </w:rPr>
+        <w:t>Ans: To optimize unnecessary rendering, we can use `React.memo`, `useMemo`, and `useCallback`, depending on the situation.</w:t>
+      </w:r>
+    </w:p>
+    <w:p>
+      <w:pPr>
+        <w:numPr>
+          <w:numId w:val="0"/>
+        </w:numPr>
+        <w:ind w:leftChars="0"/>
+        <w:rPr>
+          <w:rFonts w:hint="default"/>
+          <w:lang w:val="en-US"/>
+        </w:rPr>
+      </w:pPr>
+    </w:p>
+    <w:p>
+      <w:pPr>
+        <w:numPr>
+          <w:numId w:val="0"/>
+        </w:numPr>
+        <w:ind w:leftChars="0"/>
+        <w:rPr>
+          <w:rFonts w:hint="default"/>
+          <w:lang w:val="en-US"/>
+        </w:rPr>
+      </w:pPr>
+      <w:r>
+        <w:rPr>
+          <w:rFonts w:hint="default"/>
+          <w:lang w:val="en-US"/>
+        </w:rPr>
+        <w:t>`React.memo` is used to memoize a component and can prevent a child component from re-rendering when its props have not changed.</w:t>
+      </w:r>
+    </w:p>
+    <w:p>
+      <w:pPr>
+        <w:numPr>
+          <w:numId w:val="0"/>
+        </w:numPr>
+        <w:ind w:leftChars="0"/>
+        <w:rPr>
+          <w:rFonts w:hint="default"/>
+          <w:lang w:val="en-US"/>
+        </w:rPr>
+      </w:pPr>
+    </w:p>
+    <w:p>
+      <w:pPr>
+        <w:numPr>
+          <w:numId w:val="0"/>
+        </w:numPr>
+        <w:ind w:leftChars="0"/>
+        <w:rPr>
+          <w:rFonts w:hint="default"/>
+          <w:lang w:val="en-US"/>
+        </w:rPr>
+      </w:pPr>
+      <w:r>
+        <w:rPr>
+          <w:rFonts w:hint="default"/>
+          <w:lang w:val="en-US"/>
+        </w:rPr>
+        <w:t>`useMemo` memoizes the result of an expensive calculation, so the calculation doesn't need to run on every render.</w:t>
+      </w:r>
+    </w:p>
+    <w:p>
+      <w:pPr>
+        <w:numPr>
+          <w:numId w:val="0"/>
+        </w:numPr>
+        <w:ind w:leftChars="0"/>
+        <w:rPr>
+          <w:rFonts w:hint="default"/>
+          <w:lang w:val="en-US"/>
+        </w:rPr>
+      </w:pPr>
+    </w:p>
+    <w:p>
+      <w:pPr>
+        <w:numPr>
+          <w:numId w:val="0"/>
+        </w:numPr>
+        <w:ind w:leftChars="0"/>
+        <w:rPr>
+          <w:rFonts w:hint="default"/>
+          <w:lang w:val="en-US"/>
+        </w:rPr>
+      </w:pPr>
+      <w:r>
+        <w:rPr>
+          <w:rFonts w:hint="default"/>
+          <w:lang w:val="en-US"/>
+        </w:rPr>
+        <w:t>`useCallback` memoizes a function reference. It is particularly useful when passing callback functions to memoized child components.</w:t>
+      </w:r>
+    </w:p>
+    <w:p>
+      <w:pPr>
+        <w:numPr>
+          <w:numId w:val="0"/>
+        </w:numPr>
+        <w:ind w:leftChars="0"/>
+        <w:rPr>
+          <w:rFonts w:hint="default"/>
+          <w:lang w:val="en-US"/>
+        </w:rPr>
+      </w:pPr>
+    </w:p>
+    <w:p>
+      <w:pPr>
+        <w:numPr>
+          <w:numId w:val="0"/>
+        </w:numPr>
+        <w:ind w:leftChars="0"/>
+        <w:rPr>
+          <w:rFonts w:hint="default"/>
+          <w:lang w:val="en-US"/>
+        </w:rPr>
+      </w:pPr>
+      <w:r>
+        <w:rPr>
+          <w:rFonts w:hint="default"/>
+          <w:lang w:val="en-US"/>
+        </w:rPr>
+        <w:t>`useRef` is different. It is not primarily a rendering optimization technique. It allows us to maintain a value between renders without causing a re-render when that value changes. It is also commonly used to access DOM elements.</w:t>
+      </w:r>
+    </w:p>
+    <w:p>
+      <w:pPr>
+        <w:numPr>
+          <w:numId w:val="0"/>
+        </w:numPr>
+        <w:ind w:leftChars="0"/>
+        <w:rPr>
+          <w:rFonts w:hint="default"/>
+          <w:lang w:val="en-US"/>
+        </w:rPr>
+      </w:pPr>
+    </w:p>
+    <w:p>
+      <w:pPr>
+        <w:numPr>
+          <w:numId w:val="0"/>
+        </w:numPr>
+        <w:ind w:leftChars="0"/>
+        <w:rPr>
+          <w:rFonts w:hint="default"/>
+          <w:lang w:val="en-US"/>
+        </w:rPr>
+      </w:pPr>
+      <w:r>
+        <w:rPr>
+          <w:rFonts w:hint="default"/>
+          <w:lang w:val="en-US"/>
+        </w:rPr>
+        <w:t>So, I would choose `React.memo` for component-level optimization, `useMemo` for expensive calculated values, `useCallback` for function references, and `useRef` for persistent mutable values that should not trigger rendering.</w:t>
+      </w:r>
+    </w:p>
+    <w:p>
+      <w:pPr>
+        <w:numPr>
+          <w:numId w:val="0"/>
+        </w:numPr>
+        <w:ind w:leftChars="0"/>
+        <w:rPr>
+          <w:rFonts w:hint="default"/>
+          <w:lang w:val="en-US"/>
+        </w:rPr>
+      </w:pPr>
+    </w:p>
+    <w:p>
+      <w:pPr>
+        <w:numPr>
           <w:ilvl w:val="0"/>
           <w:numId w:val="1"/>
         </w:numPr>
@@ -5391,6 +9037,168 @@
     <w:p>
       <w:pPr>
         <w:numPr>
+          <w:numId w:val="0"/>
+        </w:numPr>
+        <w:ind w:leftChars="0"/>
+        <w:rPr>
+          <w:rFonts w:hint="default"/>
+          <w:lang w:val="en-US"/>
+        </w:rPr>
+      </w:pPr>
+      <w:r>
+        <w:rPr>
+          <w:rFonts w:hint="default"/>
+          <w:lang w:val="en-US"/>
+        </w:rPr>
+        <w:t>Ans: Memoization is a performance optimization technique where we cache a previous result or reference and reuse it when the relevant inputs have not changed.</w:t>
+      </w:r>
+    </w:p>
+    <w:p>
+      <w:pPr>
+        <w:numPr>
+          <w:numId w:val="0"/>
+        </w:numPr>
+        <w:ind w:leftChars="0"/>
+        <w:rPr>
+          <w:rFonts w:hint="default"/>
+          <w:lang w:val="en-US"/>
+        </w:rPr>
+      </w:pPr>
+    </w:p>
+    <w:p>
+      <w:pPr>
+        <w:numPr>
+          <w:numId w:val="0"/>
+        </w:numPr>
+        <w:ind w:leftChars="0"/>
+        <w:rPr>
+          <w:rFonts w:hint="default"/>
+          <w:lang w:val="en-US"/>
+        </w:rPr>
+      </w:pPr>
+      <w:r>
+        <w:rPr>
+          <w:rFonts w:hint="default"/>
+          <w:lang w:val="en-US"/>
+        </w:rPr>
+        <w:t>In React, we commonly use:</w:t>
+      </w:r>
+    </w:p>
+    <w:p>
+      <w:pPr>
+        <w:numPr>
+          <w:numId w:val="0"/>
+        </w:numPr>
+        <w:ind w:leftChars="0"/>
+        <w:rPr>
+          <w:rFonts w:hint="default"/>
+          <w:lang w:val="en-US"/>
+        </w:rPr>
+      </w:pPr>
+    </w:p>
+    <w:p>
+      <w:pPr>
+        <w:numPr>
+          <w:numId w:val="0"/>
+        </w:numPr>
+        <w:ind w:leftChars="0"/>
+        <w:rPr>
+          <w:rFonts w:hint="default"/>
+          <w:lang w:val="en-US"/>
+        </w:rPr>
+      </w:pPr>
+      <w:r>
+        <w:rPr>
+          <w:rFonts w:hint="default"/>
+          <w:lang w:val="en-US"/>
+        </w:rPr>
+        <w:t>* `React.memo()` to memoize a component.</w:t>
+      </w:r>
+    </w:p>
+    <w:p>
+      <w:pPr>
+        <w:numPr>
+          <w:numId w:val="0"/>
+        </w:numPr>
+        <w:ind w:leftChars="0"/>
+        <w:rPr>
+          <w:rFonts w:hint="default"/>
+          <w:lang w:val="en-US"/>
+        </w:rPr>
+      </w:pPr>
+      <w:r>
+        <w:rPr>
+          <w:rFonts w:hint="default"/>
+          <w:lang w:val="en-US"/>
+        </w:rPr>
+        <w:t>* `useMemo()` to memoize the result of an expensive calculation.</w:t>
+      </w:r>
+    </w:p>
+    <w:p>
+      <w:pPr>
+        <w:numPr>
+          <w:numId w:val="0"/>
+        </w:numPr>
+        <w:ind w:leftChars="0"/>
+        <w:rPr>
+          <w:rFonts w:hint="default"/>
+          <w:lang w:val="en-US"/>
+        </w:rPr>
+      </w:pPr>
+      <w:r>
+        <w:rPr>
+          <w:rFonts w:hint="default"/>
+          <w:lang w:val="en-US"/>
+        </w:rPr>
+        <w:t>* `useCallback()` to memoize a function reference.</w:t>
+      </w:r>
+    </w:p>
+    <w:p>
+      <w:pPr>
+        <w:numPr>
+          <w:numId w:val="0"/>
+        </w:numPr>
+        <w:ind w:leftChars="0"/>
+        <w:rPr>
+          <w:rFonts w:hint="default"/>
+          <w:lang w:val="en-US"/>
+        </w:rPr>
+      </w:pPr>
+    </w:p>
+    <w:p>
+      <w:pPr>
+        <w:numPr>
+          <w:numId w:val="0"/>
+        </w:numPr>
+        <w:ind w:leftChars="0"/>
+        <w:rPr>
+          <w:rFonts w:hint="default"/>
+          <w:lang w:val="en-US"/>
+        </w:rPr>
+      </w:pPr>
+      <w:r>
+        <w:rPr>
+          <w:rFonts w:hint="default"/>
+          <w:lang w:val="en-US"/>
+        </w:rPr>
+        <w:t>The purpose is to avoid unnecessary calculations, object/function creation, or component rendering when the required data has not changed.</w:t>
+      </w:r>
+    </w:p>
+    <w:p>
+      <w:pPr>
+        <w:numPr>
+          <w:numId w:val="0"/>
+        </w:numPr>
+        <w:ind w:leftChars="0"/>
+        <w:rPr>
+          <w:rFonts w:hint="default"/>
+          <w:lang w:val="en-US"/>
+        </w:rPr>
+      </w:pPr>
+    </w:p>
+    <w:p>
+      <w:pPr>
+        <w:numPr>
           <w:ilvl w:val="0"/>
           <w:numId w:val="1"/>
         </w:numPr>
@@ -5409,6 +9217,25 @@
     <w:p>
       <w:pPr>
         <w:numPr>
+          <w:numId w:val="0"/>
+        </w:numPr>
+        <w:ind w:leftChars="0"/>
+        <w:rPr>
+          <w:rFonts w:hint="default"/>
+          <w:lang w:val="en-US"/>
+        </w:rPr>
+      </w:pPr>
+      <w:r>
+        <w:rPr>
+          <w:rFonts w:hint="default"/>
+          <w:lang w:val="en-US"/>
+        </w:rPr>
+        <w:t>Ans: As a developer, I am responsible for writing unit and component test cases using Jest and React Testing Library. For end-to-end scenarios, we can use Cypress. Depending on the project, E2E test ownership can be with developers or a QA automation team, but developers should ensure their features are adequately tested.</w:t>
+      </w:r>
+    </w:p>
+    <w:p>
+      <w:pPr>
+        <w:numPr>
           <w:ilvl w:val="0"/>
           <w:numId w:val="1"/>
         </w:numPr>
@@ -5427,6 +9254,44 @@
     <w:p>
       <w:pPr>
         <w:numPr>
+          <w:numId w:val="0"/>
+        </w:numPr>
+        <w:ind w:leftChars="0"/>
+        <w:rPr>
+          <w:rFonts w:hint="default"/>
+          <w:lang w:val="en-US"/>
+        </w:rPr>
+      </w:pPr>
+      <w:r>
+        <w:rPr>
+          <w:rFonts w:hint="default"/>
+          <w:lang w:val="en-US"/>
+        </w:rPr>
+        <w:t>Ans: describe() groups related test cases, while test() or it() defines an individual test case. Both Jest and Cypress use this style, although the actual assertions and APIs differ.</w:t>
+      </w:r>
+    </w:p>
+    <w:p>
+      <w:pPr>
+        <w:numPr>
+          <w:numId w:val="0"/>
+        </w:numPr>
+        <w:ind w:leftChars="0"/>
+        <w:rPr>
+          <w:rFonts w:hint="default"/>
+          <w:lang w:val="en-US"/>
+        </w:rPr>
+      </w:pPr>
+      <w:r>
+        <w:rPr>
+          <w:rFonts w:hint="default"/>
+          <w:lang w:val="en-US"/>
+        </w:rPr>
+        <w:t>We mock the data using jest.mock();</w:t>
+      </w:r>
+    </w:p>
+    <w:p>
+      <w:pPr>
+        <w:numPr>
           <w:ilvl w:val="0"/>
           <w:numId w:val="1"/>
         </w:numPr>
@@ -5445,6 +9310,99 @@
     <w:p>
       <w:pPr>
         <w:numPr>
+          <w:numId w:val="0"/>
+        </w:numPr>
+        <w:ind w:leftChars="0"/>
+        <w:rPr>
+          <w:rFonts w:hint="default"/>
+          <w:lang w:val="en-US"/>
+        </w:rPr>
+      </w:pPr>
+      <w:r>
+        <w:rPr>
+          <w:rFonts w:hint="default"/>
+          <w:lang w:val="en-US"/>
+        </w:rPr>
+        <w:t>Ans: In React, we can maintain user authentication/session information using cookies, sessionStorage, localStorage, or in-memory state, depending on the application design.</w:t>
+      </w:r>
+    </w:p>
+    <w:p>
+      <w:pPr>
+        <w:numPr>
+          <w:numId w:val="0"/>
+        </w:numPr>
+        <w:ind w:leftChars="0"/>
+        <w:rPr>
+          <w:rFonts w:hint="default"/>
+          <w:lang w:val="en-US"/>
+        </w:rPr>
+      </w:pPr>
+    </w:p>
+    <w:p>
+      <w:pPr>
+        <w:numPr>
+          <w:numId w:val="0"/>
+        </w:numPr>
+        <w:ind w:leftChars="0"/>
+        <w:rPr>
+          <w:rFonts w:hint="default"/>
+          <w:lang w:val="en-US"/>
+        </w:rPr>
+      </w:pPr>
+      <w:r>
+        <w:rPr>
+          <w:rFonts w:hint="default"/>
+          <w:lang w:val="en-US"/>
+        </w:rPr>
+        <w:t>For secure authentication, we commonly use an **HttpOnly, Secure cookie** to store the session or token. The browser automatically sends the cookie with requests.</w:t>
+      </w:r>
+    </w:p>
+    <w:p>
+      <w:pPr>
+        <w:numPr>
+          <w:numId w:val="0"/>
+        </w:numPr>
+        <w:ind w:leftChars="0"/>
+        <w:rPr>
+          <w:rFonts w:hint="default"/>
+          <w:lang w:val="en-US"/>
+        </w:rPr>
+      </w:pPr>
+    </w:p>
+    <w:p>
+      <w:pPr>
+        <w:numPr>
+          <w:numId w:val="0"/>
+        </w:numPr>
+        <w:ind w:leftChars="0"/>
+        <w:rPr>
+          <w:rFonts w:hint="default"/>
+          <w:lang w:val="en-US"/>
+        </w:rPr>
+      </w:pPr>
+      <w:r>
+        <w:rPr>
+          <w:rFonts w:hint="default"/>
+          <w:lang w:val="en-US"/>
+        </w:rPr>
+        <w:t>For less sensitive client-side data, we can use **sessionStorage** or **localStorage**. `sessionStorage` is cleared when the browser tab is closed, while `localStorage` persists until it is explicitly cleared.</w:t>
+      </w:r>
+    </w:p>
+    <w:p>
+      <w:pPr>
+        <w:numPr>
+          <w:numId w:val="0"/>
+        </w:numPr>
+        <w:ind w:leftChars="0"/>
+        <w:rPr>
+          <w:rFonts w:hint="default"/>
+          <w:lang w:val="en-US"/>
+        </w:rPr>
+      </w:pPr>
+    </w:p>
+    <w:p>
+      <w:pPr>
+        <w:numPr>
           <w:ilvl w:val="0"/>
           <w:numId w:val="1"/>
         </w:numPr>
@@ -5463,1288 +9421,1848 @@
     <w:p>
       <w:pPr>
         <w:numPr>
-          <w:ilvl w:val="0"/>
-          <w:numId w:val="1"/>
-        </w:numPr>
-        <w:ind w:left="0" w:leftChars="0" w:firstLine="0" w:firstLineChars="0"/>
-        <w:rPr>
-          <w:rFonts w:hint="default"/>
-        </w:rPr>
-      </w:pPr>
-      <w:r>
-        <w:rPr>
-          <w:rFonts w:hint="default"/>
-        </w:rPr>
-        <w:t>How to configure react application for different channels?</w:t>
-      </w:r>
-    </w:p>
-    <w:p>
-      <w:pPr>
-        <w:numPr>
-          <w:ilvl w:val="0"/>
-          <w:numId w:val="1"/>
-        </w:numPr>
-        <w:ind w:left="0" w:leftChars="0" w:firstLine="0" w:firstLineChars="0"/>
-        <w:rPr>
-          <w:rFonts w:hint="default"/>
-        </w:rPr>
-      </w:pPr>
-      <w:r>
-        <w:rPr>
-          <w:rFonts w:hint="default"/>
-        </w:rPr>
-        <w:t>How to clean the resources in React?</w:t>
-      </w:r>
-    </w:p>
-    <w:p>
-      <w:pPr>
-        <w:numPr>
-          <w:ilvl w:val="0"/>
-          <w:numId w:val="1"/>
-        </w:numPr>
-        <w:ind w:left="0" w:leftChars="0" w:firstLine="0" w:firstLineChars="0"/>
-        <w:rPr>
-          <w:rFonts w:hint="default"/>
-          <w:lang w:val="en-US"/>
-        </w:rPr>
-      </w:pPr>
-      <w:r>
-        <w:rPr>
-          <w:rFonts w:hint="default"/>
-          <w:lang w:val="en-US"/>
-        </w:rPr>
-        <w:t>What is debouncing and cancellilation ?</w:t>
-      </w:r>
-    </w:p>
-    <w:p>
-      <w:pPr>
-        <w:numPr>
-          <w:numId w:val="0"/>
-        </w:numPr>
-        <w:ind w:leftChars="0"/>
-        <w:rPr>
-          <w:rFonts w:hint="default"/>
-          <w:lang w:val="en-US"/>
-        </w:rPr>
-      </w:pPr>
-      <w:r>
-        <w:rPr>
-          <w:rFonts w:hint="default"/>
-          <w:lang w:val="en-US"/>
-        </w:rPr>
-        <w:t>Ans: Debouncing:</w:t>
-      </w:r>
-    </w:p>
-    <w:p>
-      <w:pPr>
-        <w:numPr>
-          <w:numId w:val="0"/>
-        </w:numPr>
-        <w:ind w:leftChars="0"/>
-        <w:rPr>
-          <w:rFonts w:hint="default"/>
-          <w:lang w:val="en-US"/>
-        </w:rPr>
-      </w:pPr>
-    </w:p>
-    <w:p>
-      <w:pPr>
-        <w:numPr>
-          <w:numId w:val="0"/>
-        </w:numPr>
-        <w:ind w:leftChars="0"/>
-        <w:rPr>
-          <w:rFonts w:hint="default"/>
-          <w:lang w:val="en-US"/>
-        </w:rPr>
-      </w:pPr>
-      <w:r>
-        <w:rPr>
-          <w:rFonts w:hint="default"/>
-          <w:lang w:val="en-US"/>
-        </w:rPr>
-        <w:t>Definition:</w:t>
-      </w:r>
-    </w:p>
-    <w:p>
-      <w:pPr>
-        <w:numPr>
-          <w:numId w:val="0"/>
-        </w:numPr>
-        <w:ind w:leftChars="0"/>
-        <w:rPr>
-          <w:rFonts w:hint="default"/>
-          <w:lang w:val="en-US"/>
-        </w:rPr>
-      </w:pPr>
-    </w:p>
-    <w:p>
-      <w:pPr>
-        <w:numPr>
-          <w:numId w:val="0"/>
-        </w:numPr>
-        <w:ind w:leftChars="0"/>
-        <w:rPr>
-          <w:rFonts w:hint="default"/>
-          <w:lang w:val="en-US"/>
-        </w:rPr>
-      </w:pPr>
-      <w:r>
-        <w:rPr>
-          <w:rFonts w:hint="default"/>
-          <w:lang w:val="en-US"/>
-        </w:rPr>
-        <w:t>Debouncing is a technique that delays the execution of a function until the user stops performing an action for a specified amount of time.</w:t>
-      </w:r>
-    </w:p>
-    <w:p>
-      <w:pPr>
-        <w:numPr>
-          <w:numId w:val="0"/>
-        </w:numPr>
-        <w:ind w:leftChars="0"/>
-        <w:rPr>
-          <w:rFonts w:hint="default"/>
-          <w:lang w:val="en-US"/>
-        </w:rPr>
-      </w:pPr>
-    </w:p>
-    <w:p>
-      <w:pPr>
-        <w:numPr>
-          <w:numId w:val="0"/>
-        </w:numPr>
-        <w:ind w:leftChars="0"/>
-        <w:rPr>
-          <w:rFonts w:hint="default"/>
-          <w:lang w:val="en-US"/>
-        </w:rPr>
-      </w:pPr>
-      <w:r>
-        <w:rPr>
-          <w:rFonts w:hint="default"/>
-          <w:lang w:val="en-US"/>
-        </w:rPr>
-        <w:t>Cancellation:</w:t>
-      </w:r>
-    </w:p>
-    <w:p>
-      <w:pPr>
-        <w:numPr>
-          <w:numId w:val="0"/>
-        </w:numPr>
-        <w:ind w:leftChars="0"/>
-        <w:rPr>
-          <w:rFonts w:hint="default"/>
-          <w:lang w:val="en-US"/>
-        </w:rPr>
-      </w:pPr>
-    </w:p>
-    <w:p>
-      <w:pPr>
-        <w:numPr>
-          <w:numId w:val="0"/>
-        </w:numPr>
-        <w:ind w:leftChars="0"/>
-        <w:rPr>
-          <w:rFonts w:hint="default"/>
-          <w:lang w:val="en-US"/>
-        </w:rPr>
-      </w:pPr>
-      <w:r>
-        <w:rPr>
-          <w:rFonts w:hint="default"/>
-          <w:lang w:val="en-US"/>
-        </w:rPr>
-        <w:t>Suppose the user types very fast.</w:t>
-      </w:r>
-    </w:p>
-    <w:p>
-      <w:pPr>
-        <w:numPr>
-          <w:numId w:val="0"/>
-        </w:numPr>
-        <w:ind w:leftChars="0"/>
-        <w:rPr>
-          <w:rFonts w:hint="default"/>
-          <w:lang w:val="en-US"/>
-        </w:rPr>
-      </w:pPr>
-    </w:p>
-    <w:p>
-      <w:pPr>
-        <w:numPr>
-          <w:numId w:val="0"/>
-        </w:numPr>
-        <w:ind w:leftChars="0"/>
-        <w:rPr>
-          <w:rFonts w:hint="default"/>
-          <w:lang w:val="en-US"/>
-        </w:rPr>
-      </w:pPr>
-      <w:r>
-        <w:rPr>
-          <w:rFonts w:hint="default"/>
-          <w:lang w:val="en-US"/>
-        </w:rPr>
-        <w:t>S</w:t>
-      </w:r>
-    </w:p>
-    <w:p>
-      <w:pPr>
-        <w:numPr>
-          <w:numId w:val="0"/>
-        </w:numPr>
-        <w:ind w:leftChars="0"/>
-        <w:rPr>
-          <w:rFonts w:hint="default"/>
-          <w:lang w:val="en-US"/>
-        </w:rPr>
-      </w:pPr>
-    </w:p>
-    <w:p>
-      <w:pPr>
-        <w:numPr>
-          <w:numId w:val="0"/>
-        </w:numPr>
-        <w:ind w:leftChars="0"/>
-        <w:rPr>
-          <w:rFonts w:hint="default"/>
-          <w:lang w:val="en-US"/>
-        </w:rPr>
-      </w:pPr>
-      <w:r>
-        <w:rPr>
-          <w:rFonts w:hint="default"/>
-          <w:lang w:val="en-US"/>
-        </w:rPr>
-        <w:t>↓</w:t>
-      </w:r>
-    </w:p>
-    <w:p>
-      <w:pPr>
-        <w:numPr>
-          <w:numId w:val="0"/>
-        </w:numPr>
-        <w:ind w:leftChars="0"/>
-        <w:rPr>
-          <w:rFonts w:hint="default"/>
-          <w:lang w:val="en-US"/>
-        </w:rPr>
-      </w:pPr>
-    </w:p>
-    <w:p>
-      <w:pPr>
-        <w:numPr>
-          <w:numId w:val="0"/>
-        </w:numPr>
-        <w:ind w:leftChars="0"/>
-        <w:rPr>
-          <w:rFonts w:hint="default"/>
-          <w:lang w:val="en-US"/>
-        </w:rPr>
-      </w:pPr>
-      <w:r>
-        <w:rPr>
-          <w:rFonts w:hint="default"/>
-          <w:lang w:val="en-US"/>
-        </w:rPr>
-        <w:t>API-1 Started</w:t>
-      </w:r>
-    </w:p>
-    <w:p>
-      <w:pPr>
-        <w:numPr>
-          <w:numId w:val="0"/>
-        </w:numPr>
-        <w:ind w:leftChars="0"/>
-        <w:rPr>
-          <w:rFonts w:hint="default"/>
-          <w:lang w:val="en-US"/>
-        </w:rPr>
-      </w:pPr>
-    </w:p>
-    <w:p>
-      <w:pPr>
-        <w:numPr>
-          <w:numId w:val="0"/>
-        </w:numPr>
-        <w:ind w:leftChars="0"/>
-        <w:rPr>
-          <w:rFonts w:hint="default"/>
-          <w:lang w:val="en-US"/>
-        </w:rPr>
-      </w:pPr>
-      <w:r>
-        <w:rPr>
-          <w:rFonts w:hint="default"/>
-          <w:lang w:val="en-US"/>
-        </w:rPr>
-        <w:t>↓</w:t>
-      </w:r>
-    </w:p>
-    <w:p>
-      <w:pPr>
-        <w:numPr>
-          <w:numId w:val="0"/>
-        </w:numPr>
-        <w:ind w:leftChars="0"/>
-        <w:rPr>
-          <w:rFonts w:hint="default"/>
-          <w:lang w:val="en-US"/>
-        </w:rPr>
-      </w:pPr>
-    </w:p>
-    <w:p>
-      <w:pPr>
-        <w:numPr>
-          <w:numId w:val="0"/>
-        </w:numPr>
-        <w:ind w:leftChars="0"/>
-        <w:rPr>
-          <w:rFonts w:hint="default"/>
-          <w:lang w:val="en-US"/>
-        </w:rPr>
-      </w:pPr>
-      <w:r>
-        <w:rPr>
-          <w:rFonts w:hint="default"/>
-          <w:lang w:val="en-US"/>
-        </w:rPr>
-        <w:t>Sa</w:t>
-      </w:r>
-    </w:p>
-    <w:p>
-      <w:pPr>
-        <w:numPr>
-          <w:numId w:val="0"/>
-        </w:numPr>
-        <w:ind w:leftChars="0"/>
-        <w:rPr>
-          <w:rFonts w:hint="default"/>
-          <w:lang w:val="en-US"/>
-        </w:rPr>
-      </w:pPr>
-    </w:p>
-    <w:p>
-      <w:pPr>
-        <w:numPr>
-          <w:numId w:val="0"/>
-        </w:numPr>
-        <w:ind w:leftChars="0"/>
-        <w:rPr>
-          <w:rFonts w:hint="default"/>
-          <w:lang w:val="en-US"/>
-        </w:rPr>
-      </w:pPr>
-      <w:r>
-        <w:rPr>
-          <w:rFonts w:hint="default"/>
-          <w:lang w:val="en-US"/>
-        </w:rPr>
-        <w:t>↓</w:t>
-      </w:r>
-    </w:p>
-    <w:p>
-      <w:pPr>
-        <w:numPr>
-          <w:numId w:val="0"/>
-        </w:numPr>
-        <w:ind w:leftChars="0"/>
-        <w:rPr>
-          <w:rFonts w:hint="default"/>
-          <w:lang w:val="en-US"/>
-        </w:rPr>
-      </w:pPr>
-    </w:p>
-    <w:p>
-      <w:pPr>
-        <w:numPr>
-          <w:numId w:val="0"/>
-        </w:numPr>
-        <w:ind w:leftChars="0"/>
-        <w:rPr>
-          <w:rFonts w:hint="default"/>
-          <w:lang w:val="en-US"/>
-        </w:rPr>
-      </w:pPr>
-      <w:r>
-        <w:rPr>
-          <w:rFonts w:hint="default"/>
-          <w:lang w:val="en-US"/>
-        </w:rPr>
-        <w:t>API-2 Started</w:t>
-      </w:r>
-    </w:p>
-    <w:p>
-      <w:pPr>
-        <w:numPr>
-          <w:numId w:val="0"/>
-        </w:numPr>
-        <w:ind w:leftChars="0"/>
-        <w:rPr>
-          <w:rFonts w:hint="default"/>
-          <w:lang w:val="en-US"/>
-        </w:rPr>
-      </w:pPr>
-    </w:p>
-    <w:p>
-      <w:pPr>
-        <w:numPr>
-          <w:numId w:val="0"/>
-        </w:numPr>
-        <w:ind w:leftChars="0"/>
-        <w:rPr>
-          <w:rFonts w:hint="default"/>
-          <w:lang w:val="en-US"/>
-        </w:rPr>
-      </w:pPr>
-      <w:r>
-        <w:rPr>
-          <w:rFonts w:hint="default"/>
-          <w:lang w:val="en-US"/>
-        </w:rPr>
-        <w:t>↓</w:t>
-      </w:r>
-    </w:p>
-    <w:p>
-      <w:pPr>
-        <w:numPr>
-          <w:numId w:val="0"/>
-        </w:numPr>
-        <w:ind w:leftChars="0"/>
-        <w:rPr>
-          <w:rFonts w:hint="default"/>
-          <w:lang w:val="en-US"/>
-        </w:rPr>
-      </w:pPr>
-    </w:p>
-    <w:p>
-      <w:pPr>
-        <w:numPr>
-          <w:numId w:val="0"/>
-        </w:numPr>
-        <w:ind w:leftChars="0"/>
-        <w:rPr>
-          <w:rFonts w:hint="default"/>
-          <w:lang w:val="en-US"/>
-        </w:rPr>
-      </w:pPr>
-      <w:r>
-        <w:rPr>
-          <w:rFonts w:hint="default"/>
-          <w:lang w:val="en-US"/>
-        </w:rPr>
-        <w:t>Sai</w:t>
-      </w:r>
-    </w:p>
-    <w:p>
-      <w:pPr>
-        <w:numPr>
-          <w:numId w:val="0"/>
-        </w:numPr>
-        <w:ind w:leftChars="0"/>
-        <w:rPr>
-          <w:rFonts w:hint="default"/>
-          <w:lang w:val="en-US"/>
-        </w:rPr>
-      </w:pPr>
-    </w:p>
-    <w:p>
-      <w:pPr>
-        <w:numPr>
-          <w:numId w:val="0"/>
-        </w:numPr>
-        <w:ind w:leftChars="0"/>
-        <w:rPr>
-          <w:rFonts w:hint="default"/>
-          <w:lang w:val="en-US"/>
-        </w:rPr>
-      </w:pPr>
-      <w:r>
-        <w:rPr>
-          <w:rFonts w:hint="default"/>
-          <w:lang w:val="en-US"/>
-        </w:rPr>
-        <w:t>↓</w:t>
-      </w:r>
-    </w:p>
-    <w:p>
-      <w:pPr>
-        <w:numPr>
-          <w:numId w:val="0"/>
-        </w:numPr>
-        <w:ind w:leftChars="0"/>
-        <w:rPr>
-          <w:rFonts w:hint="default"/>
-          <w:lang w:val="en-US"/>
-        </w:rPr>
-      </w:pPr>
-    </w:p>
-    <w:p>
-      <w:pPr>
-        <w:numPr>
-          <w:numId w:val="0"/>
-        </w:numPr>
-        <w:ind w:leftChars="0"/>
-        <w:rPr>
-          <w:rFonts w:hint="default"/>
-          <w:lang w:val="en-US"/>
-        </w:rPr>
-      </w:pPr>
-      <w:r>
-        <w:rPr>
-          <w:rFonts w:hint="default"/>
-          <w:lang w:val="en-US"/>
-        </w:rPr>
-        <w:t>API-3 Started</w:t>
-      </w:r>
-    </w:p>
-    <w:p>
-      <w:pPr>
-        <w:numPr>
-          <w:numId w:val="0"/>
-        </w:numPr>
-        <w:ind w:leftChars="0"/>
-        <w:rPr>
-          <w:rFonts w:hint="default"/>
-          <w:lang w:val="en-US"/>
-        </w:rPr>
-      </w:pPr>
-    </w:p>
-    <w:p>
-      <w:pPr>
-        <w:numPr>
-          <w:numId w:val="0"/>
-        </w:numPr>
-        <w:ind w:leftChars="0"/>
-        <w:rPr>
-          <w:rFonts w:hint="default"/>
-          <w:lang w:val="en-US"/>
-        </w:rPr>
-      </w:pPr>
-      <w:r>
-        <w:rPr>
-          <w:rFonts w:hint="default"/>
-          <w:lang w:val="en-US"/>
-        </w:rPr>
-        <w:t>Now imagine the responses arrive in this order:</w:t>
-      </w:r>
-    </w:p>
-    <w:p>
-      <w:pPr>
-        <w:numPr>
-          <w:numId w:val="0"/>
-        </w:numPr>
-        <w:ind w:leftChars="0"/>
-        <w:rPr>
-          <w:rFonts w:hint="default"/>
-          <w:lang w:val="en-US"/>
-        </w:rPr>
-      </w:pPr>
-    </w:p>
-    <w:p>
-      <w:pPr>
-        <w:numPr>
-          <w:numId w:val="0"/>
-        </w:numPr>
-        <w:ind w:leftChars="0"/>
-        <w:rPr>
-          <w:rFonts w:hint="default"/>
-          <w:lang w:val="en-US"/>
-        </w:rPr>
-      </w:pPr>
-      <w:r>
-        <w:rPr>
-          <w:rFonts w:hint="default"/>
-          <w:lang w:val="en-US"/>
-        </w:rPr>
-        <w:t>API-3 Returned First</w:t>
-      </w:r>
-    </w:p>
-    <w:p>
-      <w:pPr>
-        <w:numPr>
-          <w:numId w:val="0"/>
-        </w:numPr>
-        <w:ind w:leftChars="0"/>
-        <w:rPr>
-          <w:rFonts w:hint="default"/>
-          <w:lang w:val="en-US"/>
-        </w:rPr>
-      </w:pPr>
-    </w:p>
-    <w:p>
-      <w:pPr>
-        <w:numPr>
-          <w:numId w:val="0"/>
-        </w:numPr>
-        <w:ind w:leftChars="0"/>
-        <w:rPr>
-          <w:rFonts w:hint="default"/>
-          <w:lang w:val="en-US"/>
-        </w:rPr>
-      </w:pPr>
-      <w:r>
-        <w:rPr>
-          <w:rFonts w:hint="default"/>
-          <w:lang w:val="en-US"/>
-        </w:rPr>
-        <w:t>↓</w:t>
-      </w:r>
-    </w:p>
-    <w:p>
-      <w:pPr>
-        <w:numPr>
-          <w:numId w:val="0"/>
-        </w:numPr>
-        <w:ind w:leftChars="0"/>
-        <w:rPr>
-          <w:rFonts w:hint="default"/>
-          <w:lang w:val="en-US"/>
-        </w:rPr>
-      </w:pPr>
-    </w:p>
-    <w:p>
-      <w:pPr>
-        <w:numPr>
-          <w:numId w:val="0"/>
-        </w:numPr>
-        <w:ind w:leftChars="0"/>
-        <w:rPr>
-          <w:rFonts w:hint="default"/>
-          <w:lang w:val="en-US"/>
-        </w:rPr>
-      </w:pPr>
-      <w:r>
-        <w:rPr>
-          <w:rFonts w:hint="default"/>
-          <w:lang w:val="en-US"/>
-        </w:rPr>
-        <w:t>API-1 Returned Last</w:t>
-      </w:r>
-    </w:p>
-    <w:p>
-      <w:pPr>
-        <w:numPr>
-          <w:numId w:val="0"/>
-        </w:numPr>
-        <w:ind w:leftChars="0"/>
-        <w:rPr>
-          <w:rFonts w:hint="default"/>
-          <w:lang w:val="en-US"/>
-        </w:rPr>
-      </w:pPr>
-    </w:p>
-    <w:p>
-      <w:pPr>
-        <w:numPr>
-          <w:numId w:val="0"/>
-        </w:numPr>
-        <w:ind w:leftChars="0"/>
-        <w:rPr>
-          <w:rFonts w:hint="default"/>
-          <w:lang w:val="en-US"/>
-        </w:rPr>
-      </w:pPr>
-      <w:r>
-        <w:rPr>
-          <w:rFonts w:hint="default"/>
-          <w:lang w:val="en-US"/>
-        </w:rPr>
-        <w:t>If you don't cancel the old requests, the old response (S) might overwrite the latest result (Sai).</w:t>
-      </w:r>
-    </w:p>
-    <w:p>
-      <w:pPr>
-        <w:numPr>
-          <w:numId w:val="0"/>
-        </w:numPr>
-        <w:ind w:leftChars="0"/>
-        <w:rPr>
-          <w:rFonts w:hint="default"/>
-          <w:lang w:val="en-US"/>
-        </w:rPr>
-      </w:pPr>
-    </w:p>
-    <w:p>
-      <w:pPr>
-        <w:numPr>
-          <w:numId w:val="0"/>
-        </w:numPr>
-        <w:ind w:leftChars="0"/>
-        <w:rPr>
-          <w:rFonts w:hint="default"/>
-          <w:lang w:val="en-US"/>
-        </w:rPr>
-      </w:pPr>
-      <w:r>
-        <w:rPr>
-          <w:rFonts w:hint="default"/>
-          <w:lang w:val="en-US"/>
-        </w:rPr>
-        <w:t>Solution</w:t>
-      </w:r>
-    </w:p>
-    <w:p>
-      <w:pPr>
-        <w:numPr>
-          <w:numId w:val="0"/>
-        </w:numPr>
-        <w:ind w:leftChars="0"/>
-        <w:rPr>
-          <w:rFonts w:hint="default"/>
-          <w:lang w:val="en-US"/>
-        </w:rPr>
-      </w:pPr>
-    </w:p>
-    <w:p>
-      <w:pPr>
-        <w:numPr>
-          <w:numId w:val="0"/>
-        </w:numPr>
-        <w:ind w:leftChars="0"/>
-        <w:rPr>
-          <w:rFonts w:hint="default"/>
-          <w:lang w:val="en-US"/>
-        </w:rPr>
-      </w:pPr>
-      <w:r>
-        <w:rPr>
-          <w:rFonts w:hint="default"/>
-          <w:lang w:val="en-US"/>
-        </w:rPr>
-        <w:t>Cancel the previous request.</w:t>
-      </w:r>
-    </w:p>
-    <w:p>
-      <w:pPr>
-        <w:numPr>
-          <w:numId w:val="0"/>
-        </w:numPr>
-        <w:ind w:leftChars="0"/>
-        <w:rPr>
-          <w:rFonts w:hint="default"/>
-          <w:lang w:val="en-US"/>
-        </w:rPr>
-      </w:pPr>
-    </w:p>
-    <w:p>
-      <w:pPr>
-        <w:numPr>
-          <w:numId w:val="0"/>
-        </w:numPr>
-        <w:ind w:leftChars="0"/>
-        <w:rPr>
-          <w:rFonts w:hint="default"/>
-          <w:lang w:val="en-US"/>
-        </w:rPr>
-      </w:pPr>
-      <w:r>
-        <w:rPr>
-          <w:rFonts w:hint="default"/>
-          <w:lang w:val="en-US"/>
-        </w:rPr>
-        <w:t>S</w:t>
-      </w:r>
-    </w:p>
-    <w:p>
-      <w:pPr>
-        <w:numPr>
-          <w:numId w:val="0"/>
-        </w:numPr>
-        <w:ind w:leftChars="0"/>
-        <w:rPr>
-          <w:rFonts w:hint="default"/>
-          <w:lang w:val="en-US"/>
-        </w:rPr>
-      </w:pPr>
-    </w:p>
-    <w:p>
-      <w:pPr>
-        <w:numPr>
-          <w:numId w:val="0"/>
-        </w:numPr>
-        <w:ind w:leftChars="0"/>
-        <w:rPr>
-          <w:rFonts w:hint="default"/>
-          <w:lang w:val="en-US"/>
-        </w:rPr>
-      </w:pPr>
-      <w:r>
-        <w:rPr>
-          <w:rFonts w:hint="default"/>
-          <w:lang w:val="en-US"/>
-        </w:rPr>
-        <w:t>↓</w:t>
-      </w:r>
-    </w:p>
-    <w:p>
-      <w:pPr>
-        <w:numPr>
-          <w:numId w:val="0"/>
-        </w:numPr>
-        <w:ind w:leftChars="0"/>
-        <w:rPr>
-          <w:rFonts w:hint="default"/>
-          <w:lang w:val="en-US"/>
-        </w:rPr>
-      </w:pPr>
-    </w:p>
-    <w:p>
-      <w:pPr>
-        <w:numPr>
-          <w:numId w:val="0"/>
-        </w:numPr>
-        <w:ind w:leftChars="0"/>
-        <w:rPr>
-          <w:rFonts w:hint="default"/>
-          <w:lang w:val="en-US"/>
-        </w:rPr>
-      </w:pPr>
-      <w:r>
-        <w:rPr>
-          <w:rFonts w:hint="default"/>
-          <w:lang w:val="en-US"/>
-        </w:rPr>
-        <w:t>API-1 Started</w:t>
-      </w:r>
-    </w:p>
-    <w:p>
-      <w:pPr>
-        <w:numPr>
-          <w:numId w:val="0"/>
-        </w:numPr>
-        <w:ind w:leftChars="0"/>
-        <w:rPr>
-          <w:rFonts w:hint="default"/>
-          <w:lang w:val="en-US"/>
-        </w:rPr>
-      </w:pPr>
-    </w:p>
-    <w:p>
-      <w:pPr>
-        <w:numPr>
-          <w:numId w:val="0"/>
-        </w:numPr>
-        <w:ind w:leftChars="0"/>
-        <w:rPr>
-          <w:rFonts w:hint="default"/>
-          <w:lang w:val="en-US"/>
-        </w:rPr>
-      </w:pPr>
-      <w:r>
-        <w:rPr>
-          <w:rFonts w:hint="default"/>
-          <w:lang w:val="en-US"/>
-        </w:rPr>
-        <w:t>↓</w:t>
-      </w:r>
-    </w:p>
-    <w:p>
-      <w:pPr>
-        <w:numPr>
-          <w:numId w:val="0"/>
-        </w:numPr>
-        <w:ind w:leftChars="0"/>
-        <w:rPr>
-          <w:rFonts w:hint="default"/>
-          <w:lang w:val="en-US"/>
-        </w:rPr>
-      </w:pPr>
-    </w:p>
-    <w:p>
-      <w:pPr>
-        <w:numPr>
-          <w:numId w:val="0"/>
-        </w:numPr>
-        <w:ind w:leftChars="0"/>
-        <w:rPr>
-          <w:rFonts w:hint="default"/>
-          <w:lang w:val="en-US"/>
-        </w:rPr>
-      </w:pPr>
-      <w:r>
-        <w:rPr>
-          <w:rFonts w:hint="default"/>
-          <w:lang w:val="en-US"/>
-        </w:rPr>
-        <w:t>Sa</w:t>
-      </w:r>
-    </w:p>
-    <w:p>
-      <w:pPr>
-        <w:numPr>
-          <w:numId w:val="0"/>
-        </w:numPr>
-        <w:ind w:leftChars="0"/>
-        <w:rPr>
-          <w:rFonts w:hint="default"/>
-          <w:lang w:val="en-US"/>
-        </w:rPr>
-      </w:pPr>
-    </w:p>
-    <w:p>
-      <w:pPr>
-        <w:numPr>
-          <w:numId w:val="0"/>
-        </w:numPr>
-        <w:ind w:leftChars="0"/>
-        <w:rPr>
-          <w:rFonts w:hint="default"/>
-          <w:lang w:val="en-US"/>
-        </w:rPr>
-      </w:pPr>
-      <w:r>
-        <w:rPr>
-          <w:rFonts w:hint="default"/>
-          <w:lang w:val="en-US"/>
-        </w:rPr>
-        <w:t>↓</w:t>
-      </w:r>
-    </w:p>
-    <w:p>
-      <w:pPr>
-        <w:numPr>
-          <w:numId w:val="0"/>
-        </w:numPr>
-        <w:ind w:leftChars="0"/>
-        <w:rPr>
-          <w:rFonts w:hint="default"/>
-          <w:lang w:val="en-US"/>
-        </w:rPr>
-      </w:pPr>
-    </w:p>
-    <w:p>
-      <w:pPr>
-        <w:numPr>
-          <w:numId w:val="0"/>
-        </w:numPr>
-        <w:ind w:leftChars="0"/>
-        <w:rPr>
-          <w:rFonts w:hint="default"/>
-          <w:lang w:val="en-US"/>
-        </w:rPr>
-      </w:pPr>
-      <w:r>
-        <w:rPr>
-          <w:rFonts w:hint="default"/>
-          <w:lang w:val="en-US"/>
-        </w:rPr>
-        <w:t>Cancel API-1</w:t>
-      </w:r>
-    </w:p>
-    <w:p>
-      <w:pPr>
-        <w:numPr>
-          <w:numId w:val="0"/>
-        </w:numPr>
-        <w:ind w:leftChars="0"/>
-        <w:rPr>
-          <w:rFonts w:hint="default"/>
-          <w:lang w:val="en-US"/>
-        </w:rPr>
-      </w:pPr>
-    </w:p>
-    <w:p>
-      <w:pPr>
-        <w:numPr>
-          <w:numId w:val="0"/>
-        </w:numPr>
-        <w:ind w:leftChars="0"/>
-        <w:rPr>
-          <w:rFonts w:hint="default"/>
-          <w:lang w:val="en-US"/>
-        </w:rPr>
-      </w:pPr>
-      <w:r>
-        <w:rPr>
-          <w:rFonts w:hint="default"/>
-          <w:lang w:val="en-US"/>
-        </w:rPr>
-        <w:t>↓</w:t>
-      </w:r>
-    </w:p>
-    <w:p>
-      <w:pPr>
-        <w:numPr>
-          <w:numId w:val="0"/>
-        </w:numPr>
-        <w:ind w:leftChars="0"/>
-        <w:rPr>
-          <w:rFonts w:hint="default"/>
-          <w:lang w:val="en-US"/>
-        </w:rPr>
-      </w:pPr>
-    </w:p>
-    <w:p>
-      <w:pPr>
-        <w:numPr>
-          <w:numId w:val="0"/>
-        </w:numPr>
-        <w:ind w:leftChars="0"/>
-        <w:rPr>
-          <w:rFonts w:hint="default"/>
-          <w:lang w:val="en-US"/>
-        </w:rPr>
-      </w:pPr>
-      <w:r>
-        <w:rPr>
-          <w:rFonts w:hint="default"/>
-          <w:lang w:val="en-US"/>
-        </w:rPr>
-        <w:t>API-2 Started</w:t>
-      </w:r>
-    </w:p>
-    <w:p>
-      <w:pPr>
-        <w:numPr>
-          <w:numId w:val="0"/>
-        </w:numPr>
-        <w:ind w:leftChars="0"/>
-        <w:rPr>
-          <w:rFonts w:hint="default"/>
-          <w:lang w:val="en-US"/>
-        </w:rPr>
-      </w:pPr>
-    </w:p>
-    <w:p>
-      <w:pPr>
-        <w:numPr>
-          <w:numId w:val="0"/>
-        </w:numPr>
-        <w:ind w:leftChars="0"/>
-        <w:rPr>
-          <w:rFonts w:hint="default"/>
-          <w:lang w:val="en-US"/>
-        </w:rPr>
-      </w:pPr>
-      <w:r>
-        <w:rPr>
-          <w:rFonts w:hint="default"/>
-          <w:lang w:val="en-US"/>
-        </w:rPr>
-        <w:t>↓</w:t>
-      </w:r>
-    </w:p>
-    <w:p>
-      <w:pPr>
-        <w:numPr>
-          <w:numId w:val="0"/>
-        </w:numPr>
-        <w:ind w:leftChars="0"/>
-        <w:rPr>
-          <w:rFonts w:hint="default"/>
-          <w:lang w:val="en-US"/>
-        </w:rPr>
-      </w:pPr>
-    </w:p>
-    <w:p>
-      <w:pPr>
-        <w:numPr>
-          <w:numId w:val="0"/>
-        </w:numPr>
-        <w:ind w:leftChars="0"/>
-        <w:rPr>
-          <w:rFonts w:hint="default"/>
-          <w:lang w:val="en-US"/>
-        </w:rPr>
-      </w:pPr>
-      <w:r>
-        <w:rPr>
-          <w:rFonts w:hint="default"/>
-          <w:lang w:val="en-US"/>
-        </w:rPr>
-        <w:t>Sai</w:t>
-      </w:r>
-    </w:p>
-    <w:p>
-      <w:pPr>
-        <w:numPr>
-          <w:numId w:val="0"/>
-        </w:numPr>
-        <w:ind w:leftChars="0"/>
-        <w:rPr>
-          <w:rFonts w:hint="default"/>
-          <w:lang w:val="en-US"/>
-        </w:rPr>
-      </w:pPr>
-    </w:p>
-    <w:p>
-      <w:pPr>
-        <w:numPr>
-          <w:numId w:val="0"/>
-        </w:numPr>
-        <w:ind w:leftChars="0"/>
-        <w:rPr>
-          <w:rFonts w:hint="default"/>
-          <w:lang w:val="en-US"/>
-        </w:rPr>
-      </w:pPr>
-      <w:r>
-        <w:rPr>
-          <w:rFonts w:hint="default"/>
-          <w:lang w:val="en-US"/>
-        </w:rPr>
-        <w:t>↓</w:t>
-      </w:r>
-    </w:p>
-    <w:p>
-      <w:pPr>
-        <w:numPr>
-          <w:numId w:val="0"/>
-        </w:numPr>
-        <w:ind w:leftChars="0"/>
-        <w:rPr>
-          <w:rFonts w:hint="default"/>
-          <w:lang w:val="en-US"/>
-        </w:rPr>
-      </w:pPr>
-    </w:p>
-    <w:p>
-      <w:pPr>
-        <w:numPr>
-          <w:numId w:val="0"/>
-        </w:numPr>
-        <w:ind w:leftChars="0"/>
-        <w:rPr>
-          <w:rFonts w:hint="default"/>
-          <w:lang w:val="en-US"/>
-        </w:rPr>
-      </w:pPr>
-      <w:r>
-        <w:rPr>
-          <w:rFonts w:hint="default"/>
-          <w:lang w:val="en-US"/>
-        </w:rPr>
-        <w:t>Cancel API-2</w:t>
-      </w:r>
-    </w:p>
-    <w:p>
-      <w:pPr>
-        <w:numPr>
-          <w:numId w:val="0"/>
-        </w:numPr>
-        <w:ind w:leftChars="0"/>
-        <w:rPr>
-          <w:rFonts w:hint="default"/>
-          <w:lang w:val="en-US"/>
-        </w:rPr>
-      </w:pPr>
-    </w:p>
-    <w:p>
-      <w:pPr>
-        <w:numPr>
-          <w:numId w:val="0"/>
-        </w:numPr>
-        <w:ind w:leftChars="0"/>
-        <w:rPr>
-          <w:rFonts w:hint="default"/>
-          <w:lang w:val="en-US"/>
-        </w:rPr>
-      </w:pPr>
-      <w:r>
-        <w:rPr>
-          <w:rFonts w:hint="default"/>
-          <w:lang w:val="en-US"/>
-        </w:rPr>
-        <w:t>↓</w:t>
-      </w:r>
-    </w:p>
-    <w:p>
-      <w:pPr>
-        <w:numPr>
-          <w:numId w:val="0"/>
-        </w:numPr>
-        <w:ind w:leftChars="0"/>
-        <w:rPr>
-          <w:rFonts w:hint="default"/>
-          <w:lang w:val="en-US"/>
-        </w:rPr>
-      </w:pPr>
-    </w:p>
-    <w:p>
-      <w:pPr>
-        <w:numPr>
-          <w:numId w:val="0"/>
-        </w:numPr>
-        <w:ind w:leftChars="0"/>
-        <w:rPr>
-          <w:rFonts w:hint="default"/>
-          <w:lang w:val="en-US"/>
-        </w:rPr>
-      </w:pPr>
-      <w:r>
-        <w:rPr>
-          <w:rFonts w:hint="default"/>
-          <w:lang w:val="en-US"/>
-        </w:rPr>
-        <w:t>API-3 Started</w:t>
-      </w:r>
-    </w:p>
-    <w:p>
-      <w:pPr>
-        <w:numPr>
-          <w:numId w:val="0"/>
-        </w:numPr>
-        <w:ind w:leftChars="0"/>
-        <w:rPr>
-          <w:rFonts w:hint="default"/>
-          <w:lang w:val="en-US"/>
-        </w:rPr>
-      </w:pPr>
-    </w:p>
-    <w:p>
-      <w:pPr>
-        <w:numPr>
-          <w:numId w:val="0"/>
-        </w:numPr>
-        <w:ind w:leftChars="0"/>
-        <w:rPr>
-          <w:rFonts w:hint="default"/>
-          <w:lang w:val="en-US"/>
-        </w:rPr>
-      </w:pPr>
-      <w:r>
-        <w:rPr>
-          <w:rFonts w:hint="default"/>
-          <w:lang w:val="en-US"/>
-        </w:rPr>
-        <w:t>↓</w:t>
-      </w:r>
-    </w:p>
-    <w:p>
-      <w:pPr>
-        <w:numPr>
-          <w:numId w:val="0"/>
-        </w:numPr>
-        <w:ind w:leftChars="0"/>
-        <w:rPr>
-          <w:rFonts w:hint="default"/>
-          <w:lang w:val="en-US"/>
-        </w:rPr>
-      </w:pPr>
-    </w:p>
-    <w:p>
-      <w:pPr>
-        <w:numPr>
-          <w:numId w:val="0"/>
-        </w:numPr>
-        <w:ind w:leftChars="0"/>
-        <w:rPr>
-          <w:rFonts w:hint="default"/>
-          <w:lang w:val="en-US"/>
-        </w:rPr>
-      </w:pPr>
-      <w:r>
-        <w:rPr>
-          <w:rFonts w:hint="default"/>
-          <w:lang w:val="en-US"/>
-        </w:rPr>
-        <w:t>Only API-3 Response Used</w:t>
-      </w:r>
+          <w:numId w:val="0"/>
+        </w:numPr>
+        <w:ind w:leftChars="0"/>
+        <w:rPr>
+          <w:rFonts w:hint="default"/>
+          <w:lang w:val="en-US"/>
+        </w:rPr>
+      </w:pPr>
+      <w:r>
+        <w:rPr>
+          <w:rFonts w:hint="default"/>
+          <w:lang w:val="en-US"/>
+        </w:rPr>
+        <w:t>Ans: In React, we can make asynchronous API calls using JavaScript's `async/await` with `fetch` or Axios.</w:t>
+      </w:r>
+    </w:p>
+    <w:p>
+      <w:pPr>
+        <w:numPr>
+          <w:numId w:val="0"/>
+        </w:numPr>
+        <w:ind w:leftChars="0"/>
+        <w:rPr>
+          <w:rFonts w:hint="default"/>
+          <w:lang w:val="en-US"/>
+        </w:rPr>
+      </w:pPr>
+    </w:p>
+    <w:p>
+      <w:pPr>
+        <w:numPr>
+          <w:numId w:val="0"/>
+        </w:numPr>
+        <w:ind w:leftChars="0"/>
+        <w:rPr>
+          <w:rFonts w:hint="default"/>
+          <w:lang w:val="en-US"/>
+        </w:rPr>
+      </w:pPr>
+      <w:r>
+        <w:rPr>
+          <w:rFonts w:hint="default"/>
+          <w:lang w:val="en-US"/>
+        </w:rPr>
+        <w:t>For example:</w:t>
+      </w:r>
+    </w:p>
+    <w:p>
+      <w:pPr>
+        <w:numPr>
+          <w:numId w:val="0"/>
+        </w:numPr>
+        <w:ind w:leftChars="0"/>
+        <w:rPr>
+          <w:rFonts w:hint="default"/>
+          <w:lang w:val="en-US"/>
+        </w:rPr>
+      </w:pPr>
+    </w:p>
+    <w:p>
+      <w:pPr>
+        <w:numPr>
+          <w:numId w:val="0"/>
+        </w:numPr>
+        <w:ind w:leftChars="0"/>
+        <w:rPr>
+          <w:rFonts w:hint="default"/>
+          <w:lang w:val="en-US"/>
+        </w:rPr>
+      </w:pPr>
+      <w:r>
+        <w:rPr>
+          <w:rFonts w:hint="default"/>
+          <w:lang w:val="en-US"/>
+        </w:rPr>
+        <w:t>```js</w:t>
+      </w:r>
+    </w:p>
+    <w:p>
+      <w:pPr>
+        <w:numPr>
+          <w:numId w:val="0"/>
+        </w:numPr>
+        <w:ind w:leftChars="0"/>
+        <w:rPr>
+          <w:rFonts w:hint="default"/>
+          <w:lang w:val="en-US"/>
+        </w:rPr>
+      </w:pPr>
+      <w:r>
+        <w:rPr>
+          <w:rFonts w:hint="default"/>
+          <w:lang w:val="en-US"/>
+        </w:rPr>
+        <w:t>const getEmployees = async () =&gt; {</w:t>
+      </w:r>
+    </w:p>
+    <w:p>
+      <w:pPr>
+        <w:numPr>
+          <w:numId w:val="0"/>
+        </w:numPr>
+        <w:ind w:leftChars="0"/>
+        <w:rPr>
+          <w:rFonts w:hint="default"/>
+          <w:lang w:val="en-US"/>
+        </w:rPr>
+      </w:pPr>
+      <w:r>
+        <w:rPr>
+          <w:rFonts w:hint="default"/>
+          <w:lang w:val="en-US"/>
+        </w:rPr>
+        <w:t xml:space="preserve">  const response = await fetch("/api/employees");</w:t>
+      </w:r>
+    </w:p>
+    <w:p>
+      <w:pPr>
+        <w:numPr>
+          <w:numId w:val="0"/>
+        </w:numPr>
+        <w:ind w:leftChars="0"/>
+        <w:rPr>
+          <w:rFonts w:hint="default"/>
+          <w:lang w:val="en-US"/>
+        </w:rPr>
+      </w:pPr>
+      <w:r>
+        <w:rPr>
+          <w:rFonts w:hint="default"/>
+          <w:lang w:val="en-US"/>
+        </w:rPr>
+        <w:t xml:space="preserve">  const data = await response.json();</w:t>
+      </w:r>
+    </w:p>
+    <w:p>
+      <w:pPr>
+        <w:numPr>
+          <w:numId w:val="0"/>
+        </w:numPr>
+        <w:ind w:leftChars="0"/>
+        <w:rPr>
+          <w:rFonts w:hint="default"/>
+          <w:lang w:val="en-US"/>
+        </w:rPr>
+      </w:pPr>
+      <w:r>
+        <w:rPr>
+          <w:rFonts w:hint="default"/>
+          <w:lang w:val="en-US"/>
+        </w:rPr>
+        <w:t xml:space="preserve">  return data;</w:t>
+      </w:r>
+    </w:p>
+    <w:p>
+      <w:pPr>
+        <w:numPr>
+          <w:numId w:val="0"/>
+        </w:numPr>
+        <w:ind w:leftChars="0"/>
+        <w:rPr>
+          <w:rFonts w:hint="default"/>
+          <w:lang w:val="en-US"/>
+        </w:rPr>
+      </w:pPr>
+      <w:r>
+        <w:rPr>
+          <w:rFonts w:hint="default"/>
+          <w:lang w:val="en-US"/>
+        </w:rPr>
+        <w:t>};</w:t>
+      </w:r>
+    </w:p>
+    <w:p>
+      <w:pPr>
+        <w:numPr>
+          <w:numId w:val="0"/>
+        </w:numPr>
+        <w:ind w:leftChars="0"/>
+        <w:rPr>
+          <w:rFonts w:hint="default"/>
+          <w:lang w:val="en-US"/>
+        </w:rPr>
+      </w:pPr>
+      <w:r>
+        <w:rPr>
+          <w:rFonts w:hint="default"/>
+          <w:lang w:val="en-US"/>
+        </w:rPr>
+        <w:t>```</w:t>
+      </w:r>
+    </w:p>
+    <w:p>
+      <w:pPr>
+        <w:numPr>
+          <w:numId w:val="0"/>
+        </w:numPr>
+        <w:ind w:leftChars="0"/>
+        <w:rPr>
+          <w:rFonts w:hint="default"/>
+          <w:lang w:val="en-US"/>
+        </w:rPr>
+      </w:pPr>
+    </w:p>
+    <w:p>
+      <w:pPr>
+        <w:numPr>
+          <w:numId w:val="0"/>
+        </w:numPr>
+        <w:ind w:leftChars="0"/>
+        <w:rPr>
+          <w:rFonts w:hint="default"/>
+          <w:lang w:val="en-US"/>
+        </w:rPr>
+      </w:pPr>
+      <w:r>
+        <w:rPr>
+          <w:rFonts w:hint="default"/>
+          <w:lang w:val="en-US"/>
+        </w:rPr>
+        <w:t>The `async` keyword makes the function return a Promise, and `await` waits for the asynchronous operation to complete without blocking the browser's main thread.</w:t>
+      </w:r>
+    </w:p>
+    <w:p>
+      <w:pPr>
+        <w:numPr>
+          <w:numId w:val="0"/>
+        </w:numPr>
+        <w:ind w:leftChars="0"/>
+        <w:rPr>
+          <w:rFonts w:hint="default"/>
+          <w:lang w:val="en-US"/>
+        </w:rPr>
+      </w:pPr>
       <w:bookmarkStart w:id="0" w:name="_GoBack"/>
       <w:bookmarkEnd w:id="0"/>
+    </w:p>
+    <w:p>
+      <w:pPr>
+        <w:numPr>
+          <w:ilvl w:val="0"/>
+          <w:numId w:val="1"/>
+        </w:numPr>
+        <w:ind w:left="0" w:leftChars="0" w:firstLine="0" w:firstLineChars="0"/>
+        <w:rPr>
+          <w:rFonts w:hint="default"/>
+        </w:rPr>
+      </w:pPr>
+      <w:r>
+        <w:rPr>
+          <w:rFonts w:hint="default"/>
+        </w:rPr>
+        <w:t>How to configure react application for different channels?</w:t>
+      </w:r>
+    </w:p>
+    <w:p>
+      <w:pPr>
+        <w:numPr>
+          <w:ilvl w:val="0"/>
+          <w:numId w:val="1"/>
+        </w:numPr>
+        <w:ind w:left="0" w:leftChars="0" w:firstLine="0" w:firstLineChars="0"/>
+        <w:rPr>
+          <w:rFonts w:hint="default"/>
+        </w:rPr>
+      </w:pPr>
+      <w:r>
+        <w:rPr>
+          <w:rFonts w:hint="default"/>
+        </w:rPr>
+        <w:t>How to clean the resources in React?</w:t>
+      </w:r>
+    </w:p>
+    <w:p>
+      <w:pPr>
+        <w:numPr>
+          <w:ilvl w:val="0"/>
+          <w:numId w:val="1"/>
+        </w:numPr>
+        <w:ind w:left="0" w:leftChars="0" w:firstLine="0" w:firstLineChars="0"/>
+        <w:rPr>
+          <w:rFonts w:hint="default"/>
+          <w:lang w:val="en-US"/>
+        </w:rPr>
+      </w:pPr>
+      <w:r>
+        <w:rPr>
+          <w:rFonts w:hint="default"/>
+          <w:lang w:val="en-US"/>
+        </w:rPr>
+        <w:t>What is debouncing and cancellilation ?</w:t>
+      </w:r>
+    </w:p>
+    <w:p>
+      <w:pPr>
+        <w:numPr>
+          <w:ilvl w:val="0"/>
+          <w:numId w:val="0"/>
+        </w:numPr>
+        <w:ind w:leftChars="0"/>
+        <w:rPr>
+          <w:rFonts w:hint="default"/>
+          <w:lang w:val="en-US"/>
+        </w:rPr>
+      </w:pPr>
+      <w:r>
+        <w:rPr>
+          <w:rFonts w:hint="default"/>
+          <w:lang w:val="en-US"/>
+        </w:rPr>
+        <w:t>Ans: Debouncing:</w:t>
+      </w:r>
+    </w:p>
+    <w:p>
+      <w:pPr>
+        <w:numPr>
+          <w:ilvl w:val="0"/>
+          <w:numId w:val="0"/>
+        </w:numPr>
+        <w:ind w:leftChars="0"/>
+        <w:rPr>
+          <w:rFonts w:hint="default"/>
+          <w:lang w:val="en-US"/>
+        </w:rPr>
+      </w:pPr>
+    </w:p>
+    <w:p>
+      <w:pPr>
+        <w:numPr>
+          <w:ilvl w:val="0"/>
+          <w:numId w:val="0"/>
+        </w:numPr>
+        <w:ind w:leftChars="0"/>
+        <w:rPr>
+          <w:rFonts w:hint="default"/>
+          <w:lang w:val="en-US"/>
+        </w:rPr>
+      </w:pPr>
+      <w:r>
+        <w:rPr>
+          <w:rFonts w:hint="default"/>
+          <w:lang w:val="en-US"/>
+        </w:rPr>
+        <w:t>Definition:</w:t>
+      </w:r>
+    </w:p>
+    <w:p>
+      <w:pPr>
+        <w:numPr>
+          <w:ilvl w:val="0"/>
+          <w:numId w:val="0"/>
+        </w:numPr>
+        <w:ind w:leftChars="0"/>
+        <w:rPr>
+          <w:rFonts w:hint="default"/>
+          <w:lang w:val="en-US"/>
+        </w:rPr>
+      </w:pPr>
+    </w:p>
+    <w:p>
+      <w:pPr>
+        <w:numPr>
+          <w:ilvl w:val="0"/>
+          <w:numId w:val="0"/>
+        </w:numPr>
+        <w:ind w:leftChars="0"/>
+        <w:rPr>
+          <w:rFonts w:hint="default"/>
+          <w:lang w:val="en-US"/>
+        </w:rPr>
+      </w:pPr>
+      <w:r>
+        <w:rPr>
+          <w:rFonts w:hint="default"/>
+          <w:lang w:val="en-US"/>
+        </w:rPr>
+        <w:t>Debouncing is a technique that delays the execution of a function until the user stops performing an action for a specified amount of time.</w:t>
+      </w:r>
+    </w:p>
+    <w:p>
+      <w:pPr>
+        <w:numPr>
+          <w:ilvl w:val="0"/>
+          <w:numId w:val="0"/>
+        </w:numPr>
+        <w:ind w:leftChars="0"/>
+        <w:rPr>
+          <w:rFonts w:hint="default"/>
+          <w:lang w:val="en-US"/>
+        </w:rPr>
+      </w:pPr>
+    </w:p>
+    <w:p>
+      <w:pPr>
+        <w:numPr>
+          <w:ilvl w:val="0"/>
+          <w:numId w:val="0"/>
+        </w:numPr>
+        <w:ind w:leftChars="0"/>
+        <w:rPr>
+          <w:rFonts w:hint="default"/>
+          <w:lang w:val="en-US"/>
+        </w:rPr>
+      </w:pPr>
+      <w:r>
+        <w:rPr>
+          <w:rFonts w:hint="default"/>
+          <w:lang w:val="en-US"/>
+        </w:rPr>
+        <w:t>Cancellation:</w:t>
+      </w:r>
+    </w:p>
+    <w:p>
+      <w:pPr>
+        <w:numPr>
+          <w:ilvl w:val="0"/>
+          <w:numId w:val="0"/>
+        </w:numPr>
+        <w:ind w:leftChars="0"/>
+        <w:rPr>
+          <w:rFonts w:hint="default"/>
+          <w:lang w:val="en-US"/>
+        </w:rPr>
+      </w:pPr>
+    </w:p>
+    <w:p>
+      <w:pPr>
+        <w:numPr>
+          <w:ilvl w:val="0"/>
+          <w:numId w:val="0"/>
+        </w:numPr>
+        <w:ind w:leftChars="0"/>
+        <w:rPr>
+          <w:rFonts w:hint="default"/>
+          <w:lang w:val="en-US"/>
+        </w:rPr>
+      </w:pPr>
+      <w:r>
+        <w:rPr>
+          <w:rFonts w:hint="default"/>
+          <w:lang w:val="en-US"/>
+        </w:rPr>
+        <w:t>Suppose the user types very fast.</w:t>
+      </w:r>
+    </w:p>
+    <w:p>
+      <w:pPr>
+        <w:numPr>
+          <w:ilvl w:val="0"/>
+          <w:numId w:val="0"/>
+        </w:numPr>
+        <w:ind w:leftChars="0"/>
+        <w:rPr>
+          <w:rFonts w:hint="default"/>
+          <w:lang w:val="en-US"/>
+        </w:rPr>
+      </w:pPr>
+    </w:p>
+    <w:p>
+      <w:pPr>
+        <w:numPr>
+          <w:ilvl w:val="0"/>
+          <w:numId w:val="0"/>
+        </w:numPr>
+        <w:ind w:leftChars="0"/>
+        <w:rPr>
+          <w:rFonts w:hint="default"/>
+          <w:lang w:val="en-US"/>
+        </w:rPr>
+      </w:pPr>
+      <w:r>
+        <w:rPr>
+          <w:rFonts w:hint="default"/>
+          <w:lang w:val="en-US"/>
+        </w:rPr>
+        <w:t>S</w:t>
+      </w:r>
+    </w:p>
+    <w:p>
+      <w:pPr>
+        <w:numPr>
+          <w:ilvl w:val="0"/>
+          <w:numId w:val="0"/>
+        </w:numPr>
+        <w:ind w:leftChars="0"/>
+        <w:rPr>
+          <w:rFonts w:hint="default"/>
+          <w:lang w:val="en-US"/>
+        </w:rPr>
+      </w:pPr>
+    </w:p>
+    <w:p>
+      <w:pPr>
+        <w:numPr>
+          <w:ilvl w:val="0"/>
+          <w:numId w:val="0"/>
+        </w:numPr>
+        <w:ind w:leftChars="0"/>
+        <w:rPr>
+          <w:rFonts w:hint="default"/>
+          <w:lang w:val="en-US"/>
+        </w:rPr>
+      </w:pPr>
+      <w:r>
+        <w:rPr>
+          <w:rFonts w:hint="default"/>
+          <w:lang w:val="en-US"/>
+        </w:rPr>
+        <w:t>↓</w:t>
+      </w:r>
+    </w:p>
+    <w:p>
+      <w:pPr>
+        <w:numPr>
+          <w:ilvl w:val="0"/>
+          <w:numId w:val="0"/>
+        </w:numPr>
+        <w:ind w:leftChars="0"/>
+        <w:rPr>
+          <w:rFonts w:hint="default"/>
+          <w:lang w:val="en-US"/>
+        </w:rPr>
+      </w:pPr>
+    </w:p>
+    <w:p>
+      <w:pPr>
+        <w:numPr>
+          <w:ilvl w:val="0"/>
+          <w:numId w:val="0"/>
+        </w:numPr>
+        <w:ind w:leftChars="0"/>
+        <w:rPr>
+          <w:rFonts w:hint="default"/>
+          <w:lang w:val="en-US"/>
+        </w:rPr>
+      </w:pPr>
+      <w:r>
+        <w:rPr>
+          <w:rFonts w:hint="default"/>
+          <w:lang w:val="en-US"/>
+        </w:rPr>
+        <w:t>API-1 Started</w:t>
+      </w:r>
+    </w:p>
+    <w:p>
+      <w:pPr>
+        <w:numPr>
+          <w:ilvl w:val="0"/>
+          <w:numId w:val="0"/>
+        </w:numPr>
+        <w:ind w:leftChars="0"/>
+        <w:rPr>
+          <w:rFonts w:hint="default"/>
+          <w:lang w:val="en-US"/>
+        </w:rPr>
+      </w:pPr>
+    </w:p>
+    <w:p>
+      <w:pPr>
+        <w:numPr>
+          <w:ilvl w:val="0"/>
+          <w:numId w:val="0"/>
+        </w:numPr>
+        <w:ind w:leftChars="0"/>
+        <w:rPr>
+          <w:rFonts w:hint="default"/>
+          <w:lang w:val="en-US"/>
+        </w:rPr>
+      </w:pPr>
+      <w:r>
+        <w:rPr>
+          <w:rFonts w:hint="default"/>
+          <w:lang w:val="en-US"/>
+        </w:rPr>
+        <w:t>↓</w:t>
+      </w:r>
+    </w:p>
+    <w:p>
+      <w:pPr>
+        <w:numPr>
+          <w:ilvl w:val="0"/>
+          <w:numId w:val="0"/>
+        </w:numPr>
+        <w:ind w:leftChars="0"/>
+        <w:rPr>
+          <w:rFonts w:hint="default"/>
+          <w:lang w:val="en-US"/>
+        </w:rPr>
+      </w:pPr>
+    </w:p>
+    <w:p>
+      <w:pPr>
+        <w:numPr>
+          <w:ilvl w:val="0"/>
+          <w:numId w:val="0"/>
+        </w:numPr>
+        <w:ind w:leftChars="0"/>
+        <w:rPr>
+          <w:rFonts w:hint="default"/>
+          <w:lang w:val="en-US"/>
+        </w:rPr>
+      </w:pPr>
+      <w:r>
+        <w:rPr>
+          <w:rFonts w:hint="default"/>
+          <w:lang w:val="en-US"/>
+        </w:rPr>
+        <w:t>Sa</w:t>
+      </w:r>
+    </w:p>
+    <w:p>
+      <w:pPr>
+        <w:numPr>
+          <w:ilvl w:val="0"/>
+          <w:numId w:val="0"/>
+        </w:numPr>
+        <w:ind w:leftChars="0"/>
+        <w:rPr>
+          <w:rFonts w:hint="default"/>
+          <w:lang w:val="en-US"/>
+        </w:rPr>
+      </w:pPr>
+    </w:p>
+    <w:p>
+      <w:pPr>
+        <w:numPr>
+          <w:ilvl w:val="0"/>
+          <w:numId w:val="0"/>
+        </w:numPr>
+        <w:ind w:leftChars="0"/>
+        <w:rPr>
+          <w:rFonts w:hint="default"/>
+          <w:lang w:val="en-US"/>
+        </w:rPr>
+      </w:pPr>
+      <w:r>
+        <w:rPr>
+          <w:rFonts w:hint="default"/>
+          <w:lang w:val="en-US"/>
+        </w:rPr>
+        <w:t>↓</w:t>
+      </w:r>
+    </w:p>
+    <w:p>
+      <w:pPr>
+        <w:numPr>
+          <w:ilvl w:val="0"/>
+          <w:numId w:val="0"/>
+        </w:numPr>
+        <w:ind w:leftChars="0"/>
+        <w:rPr>
+          <w:rFonts w:hint="default"/>
+          <w:lang w:val="en-US"/>
+        </w:rPr>
+      </w:pPr>
+    </w:p>
+    <w:p>
+      <w:pPr>
+        <w:numPr>
+          <w:ilvl w:val="0"/>
+          <w:numId w:val="0"/>
+        </w:numPr>
+        <w:ind w:leftChars="0"/>
+        <w:rPr>
+          <w:rFonts w:hint="default"/>
+          <w:lang w:val="en-US"/>
+        </w:rPr>
+      </w:pPr>
+      <w:r>
+        <w:rPr>
+          <w:rFonts w:hint="default"/>
+          <w:lang w:val="en-US"/>
+        </w:rPr>
+        <w:t>API-2 Started</w:t>
+      </w:r>
+    </w:p>
+    <w:p>
+      <w:pPr>
+        <w:numPr>
+          <w:ilvl w:val="0"/>
+          <w:numId w:val="0"/>
+        </w:numPr>
+        <w:ind w:leftChars="0"/>
+        <w:rPr>
+          <w:rFonts w:hint="default"/>
+          <w:lang w:val="en-US"/>
+        </w:rPr>
+      </w:pPr>
+    </w:p>
+    <w:p>
+      <w:pPr>
+        <w:numPr>
+          <w:ilvl w:val="0"/>
+          <w:numId w:val="0"/>
+        </w:numPr>
+        <w:ind w:leftChars="0"/>
+        <w:rPr>
+          <w:rFonts w:hint="default"/>
+          <w:lang w:val="en-US"/>
+        </w:rPr>
+      </w:pPr>
+      <w:r>
+        <w:rPr>
+          <w:rFonts w:hint="default"/>
+          <w:lang w:val="en-US"/>
+        </w:rPr>
+        <w:t>↓</w:t>
+      </w:r>
+    </w:p>
+    <w:p>
+      <w:pPr>
+        <w:numPr>
+          <w:ilvl w:val="0"/>
+          <w:numId w:val="0"/>
+        </w:numPr>
+        <w:ind w:leftChars="0"/>
+        <w:rPr>
+          <w:rFonts w:hint="default"/>
+          <w:lang w:val="en-US"/>
+        </w:rPr>
+      </w:pPr>
+    </w:p>
+    <w:p>
+      <w:pPr>
+        <w:numPr>
+          <w:ilvl w:val="0"/>
+          <w:numId w:val="0"/>
+        </w:numPr>
+        <w:ind w:leftChars="0"/>
+        <w:rPr>
+          <w:rFonts w:hint="default"/>
+          <w:lang w:val="en-US"/>
+        </w:rPr>
+      </w:pPr>
+      <w:r>
+        <w:rPr>
+          <w:rFonts w:hint="default"/>
+          <w:lang w:val="en-US"/>
+        </w:rPr>
+        <w:t>Sai</w:t>
+      </w:r>
+    </w:p>
+    <w:p>
+      <w:pPr>
+        <w:numPr>
+          <w:ilvl w:val="0"/>
+          <w:numId w:val="0"/>
+        </w:numPr>
+        <w:ind w:leftChars="0"/>
+        <w:rPr>
+          <w:rFonts w:hint="default"/>
+          <w:lang w:val="en-US"/>
+        </w:rPr>
+      </w:pPr>
+    </w:p>
+    <w:p>
+      <w:pPr>
+        <w:numPr>
+          <w:ilvl w:val="0"/>
+          <w:numId w:val="0"/>
+        </w:numPr>
+        <w:ind w:leftChars="0"/>
+        <w:rPr>
+          <w:rFonts w:hint="default"/>
+          <w:lang w:val="en-US"/>
+        </w:rPr>
+      </w:pPr>
+      <w:r>
+        <w:rPr>
+          <w:rFonts w:hint="default"/>
+          <w:lang w:val="en-US"/>
+        </w:rPr>
+        <w:t>↓</w:t>
+      </w:r>
+    </w:p>
+    <w:p>
+      <w:pPr>
+        <w:numPr>
+          <w:ilvl w:val="0"/>
+          <w:numId w:val="0"/>
+        </w:numPr>
+        <w:ind w:leftChars="0"/>
+        <w:rPr>
+          <w:rFonts w:hint="default"/>
+          <w:lang w:val="en-US"/>
+        </w:rPr>
+      </w:pPr>
+    </w:p>
+    <w:p>
+      <w:pPr>
+        <w:numPr>
+          <w:ilvl w:val="0"/>
+          <w:numId w:val="0"/>
+        </w:numPr>
+        <w:ind w:leftChars="0"/>
+        <w:rPr>
+          <w:rFonts w:hint="default"/>
+          <w:lang w:val="en-US"/>
+        </w:rPr>
+      </w:pPr>
+      <w:r>
+        <w:rPr>
+          <w:rFonts w:hint="default"/>
+          <w:lang w:val="en-US"/>
+        </w:rPr>
+        <w:t>API-3 Started</w:t>
+      </w:r>
+    </w:p>
+    <w:p>
+      <w:pPr>
+        <w:numPr>
+          <w:ilvl w:val="0"/>
+          <w:numId w:val="0"/>
+        </w:numPr>
+        <w:ind w:leftChars="0"/>
+        <w:rPr>
+          <w:rFonts w:hint="default"/>
+          <w:lang w:val="en-US"/>
+        </w:rPr>
+      </w:pPr>
+    </w:p>
+    <w:p>
+      <w:pPr>
+        <w:numPr>
+          <w:ilvl w:val="0"/>
+          <w:numId w:val="0"/>
+        </w:numPr>
+        <w:ind w:leftChars="0"/>
+        <w:rPr>
+          <w:rFonts w:hint="default"/>
+          <w:lang w:val="en-US"/>
+        </w:rPr>
+      </w:pPr>
+      <w:r>
+        <w:rPr>
+          <w:rFonts w:hint="default"/>
+          <w:lang w:val="en-US"/>
+        </w:rPr>
+        <w:t>Now imagine the responses arrive in this order:</w:t>
+      </w:r>
+    </w:p>
+    <w:p>
+      <w:pPr>
+        <w:numPr>
+          <w:ilvl w:val="0"/>
+          <w:numId w:val="0"/>
+        </w:numPr>
+        <w:ind w:leftChars="0"/>
+        <w:rPr>
+          <w:rFonts w:hint="default"/>
+          <w:lang w:val="en-US"/>
+        </w:rPr>
+      </w:pPr>
+    </w:p>
+    <w:p>
+      <w:pPr>
+        <w:numPr>
+          <w:ilvl w:val="0"/>
+          <w:numId w:val="0"/>
+        </w:numPr>
+        <w:ind w:leftChars="0"/>
+        <w:rPr>
+          <w:rFonts w:hint="default"/>
+          <w:lang w:val="en-US"/>
+        </w:rPr>
+      </w:pPr>
+      <w:r>
+        <w:rPr>
+          <w:rFonts w:hint="default"/>
+          <w:lang w:val="en-US"/>
+        </w:rPr>
+        <w:t>API-3 Returned First</w:t>
+      </w:r>
+    </w:p>
+    <w:p>
+      <w:pPr>
+        <w:numPr>
+          <w:ilvl w:val="0"/>
+          <w:numId w:val="0"/>
+        </w:numPr>
+        <w:ind w:leftChars="0"/>
+        <w:rPr>
+          <w:rFonts w:hint="default"/>
+          <w:lang w:val="en-US"/>
+        </w:rPr>
+      </w:pPr>
+    </w:p>
+    <w:p>
+      <w:pPr>
+        <w:numPr>
+          <w:ilvl w:val="0"/>
+          <w:numId w:val="0"/>
+        </w:numPr>
+        <w:ind w:leftChars="0"/>
+        <w:rPr>
+          <w:rFonts w:hint="default"/>
+          <w:lang w:val="en-US"/>
+        </w:rPr>
+      </w:pPr>
+      <w:r>
+        <w:rPr>
+          <w:rFonts w:hint="default"/>
+          <w:lang w:val="en-US"/>
+        </w:rPr>
+        <w:t>↓</w:t>
+      </w:r>
+    </w:p>
+    <w:p>
+      <w:pPr>
+        <w:numPr>
+          <w:ilvl w:val="0"/>
+          <w:numId w:val="0"/>
+        </w:numPr>
+        <w:ind w:leftChars="0"/>
+        <w:rPr>
+          <w:rFonts w:hint="default"/>
+          <w:lang w:val="en-US"/>
+        </w:rPr>
+      </w:pPr>
+    </w:p>
+    <w:p>
+      <w:pPr>
+        <w:numPr>
+          <w:ilvl w:val="0"/>
+          <w:numId w:val="0"/>
+        </w:numPr>
+        <w:ind w:leftChars="0"/>
+        <w:rPr>
+          <w:rFonts w:hint="default"/>
+          <w:lang w:val="en-US"/>
+        </w:rPr>
+      </w:pPr>
+      <w:r>
+        <w:rPr>
+          <w:rFonts w:hint="default"/>
+          <w:lang w:val="en-US"/>
+        </w:rPr>
+        <w:t>API-1 Returned Last</w:t>
+      </w:r>
+    </w:p>
+    <w:p>
+      <w:pPr>
+        <w:numPr>
+          <w:ilvl w:val="0"/>
+          <w:numId w:val="0"/>
+        </w:numPr>
+        <w:ind w:leftChars="0"/>
+        <w:rPr>
+          <w:rFonts w:hint="default"/>
+          <w:lang w:val="en-US"/>
+        </w:rPr>
+      </w:pPr>
+    </w:p>
+    <w:p>
+      <w:pPr>
+        <w:numPr>
+          <w:ilvl w:val="0"/>
+          <w:numId w:val="0"/>
+        </w:numPr>
+        <w:ind w:leftChars="0"/>
+        <w:rPr>
+          <w:rFonts w:hint="default"/>
+          <w:lang w:val="en-US"/>
+        </w:rPr>
+      </w:pPr>
+      <w:r>
+        <w:rPr>
+          <w:rFonts w:hint="default"/>
+          <w:lang w:val="en-US"/>
+        </w:rPr>
+        <w:t>If you don't cancel the old requests, the old response (S) might overwrite the latest result (Sai).</w:t>
+      </w:r>
+    </w:p>
+    <w:p>
+      <w:pPr>
+        <w:numPr>
+          <w:ilvl w:val="0"/>
+          <w:numId w:val="0"/>
+        </w:numPr>
+        <w:ind w:leftChars="0"/>
+        <w:rPr>
+          <w:rFonts w:hint="default"/>
+          <w:lang w:val="en-US"/>
+        </w:rPr>
+      </w:pPr>
+    </w:p>
+    <w:p>
+      <w:pPr>
+        <w:numPr>
+          <w:ilvl w:val="0"/>
+          <w:numId w:val="0"/>
+        </w:numPr>
+        <w:ind w:leftChars="0"/>
+        <w:rPr>
+          <w:rFonts w:hint="default"/>
+          <w:lang w:val="en-US"/>
+        </w:rPr>
+      </w:pPr>
+      <w:r>
+        <w:rPr>
+          <w:rFonts w:hint="default"/>
+          <w:lang w:val="en-US"/>
+        </w:rPr>
+        <w:t>Solution</w:t>
+      </w:r>
+    </w:p>
+    <w:p>
+      <w:pPr>
+        <w:numPr>
+          <w:ilvl w:val="0"/>
+          <w:numId w:val="0"/>
+        </w:numPr>
+        <w:ind w:leftChars="0"/>
+        <w:rPr>
+          <w:rFonts w:hint="default"/>
+          <w:lang w:val="en-US"/>
+        </w:rPr>
+      </w:pPr>
+    </w:p>
+    <w:p>
+      <w:pPr>
+        <w:numPr>
+          <w:ilvl w:val="0"/>
+          <w:numId w:val="0"/>
+        </w:numPr>
+        <w:ind w:leftChars="0"/>
+        <w:rPr>
+          <w:rFonts w:hint="default"/>
+          <w:lang w:val="en-US"/>
+        </w:rPr>
+      </w:pPr>
+      <w:r>
+        <w:rPr>
+          <w:rFonts w:hint="default"/>
+          <w:lang w:val="en-US"/>
+        </w:rPr>
+        <w:t>Cancel the previous request.</w:t>
+      </w:r>
+    </w:p>
+    <w:p>
+      <w:pPr>
+        <w:numPr>
+          <w:ilvl w:val="0"/>
+          <w:numId w:val="0"/>
+        </w:numPr>
+        <w:ind w:leftChars="0"/>
+        <w:rPr>
+          <w:rFonts w:hint="default"/>
+          <w:lang w:val="en-US"/>
+        </w:rPr>
+      </w:pPr>
+    </w:p>
+    <w:p>
+      <w:pPr>
+        <w:numPr>
+          <w:ilvl w:val="0"/>
+          <w:numId w:val="0"/>
+        </w:numPr>
+        <w:ind w:leftChars="0"/>
+        <w:rPr>
+          <w:rFonts w:hint="default"/>
+          <w:lang w:val="en-US"/>
+        </w:rPr>
+      </w:pPr>
+      <w:r>
+        <w:rPr>
+          <w:rFonts w:hint="default"/>
+          <w:lang w:val="en-US"/>
+        </w:rPr>
+        <w:t>S</w:t>
+      </w:r>
+    </w:p>
+    <w:p>
+      <w:pPr>
+        <w:numPr>
+          <w:ilvl w:val="0"/>
+          <w:numId w:val="0"/>
+        </w:numPr>
+        <w:ind w:leftChars="0"/>
+        <w:rPr>
+          <w:rFonts w:hint="default"/>
+          <w:lang w:val="en-US"/>
+        </w:rPr>
+      </w:pPr>
+    </w:p>
+    <w:p>
+      <w:pPr>
+        <w:numPr>
+          <w:ilvl w:val="0"/>
+          <w:numId w:val="0"/>
+        </w:numPr>
+        <w:ind w:leftChars="0"/>
+        <w:rPr>
+          <w:rFonts w:hint="default"/>
+          <w:lang w:val="en-US"/>
+        </w:rPr>
+      </w:pPr>
+      <w:r>
+        <w:rPr>
+          <w:rFonts w:hint="default"/>
+          <w:lang w:val="en-US"/>
+        </w:rPr>
+        <w:t>↓</w:t>
+      </w:r>
+    </w:p>
+    <w:p>
+      <w:pPr>
+        <w:numPr>
+          <w:ilvl w:val="0"/>
+          <w:numId w:val="0"/>
+        </w:numPr>
+        <w:ind w:leftChars="0"/>
+        <w:rPr>
+          <w:rFonts w:hint="default"/>
+          <w:lang w:val="en-US"/>
+        </w:rPr>
+      </w:pPr>
+    </w:p>
+    <w:p>
+      <w:pPr>
+        <w:numPr>
+          <w:ilvl w:val="0"/>
+          <w:numId w:val="0"/>
+        </w:numPr>
+        <w:ind w:leftChars="0"/>
+        <w:rPr>
+          <w:rFonts w:hint="default"/>
+          <w:lang w:val="en-US"/>
+        </w:rPr>
+      </w:pPr>
+      <w:r>
+        <w:rPr>
+          <w:rFonts w:hint="default"/>
+          <w:lang w:val="en-US"/>
+        </w:rPr>
+        <w:t>API-1 Started</w:t>
+      </w:r>
+    </w:p>
+    <w:p>
+      <w:pPr>
+        <w:numPr>
+          <w:ilvl w:val="0"/>
+          <w:numId w:val="0"/>
+        </w:numPr>
+        <w:ind w:leftChars="0"/>
+        <w:rPr>
+          <w:rFonts w:hint="default"/>
+          <w:lang w:val="en-US"/>
+        </w:rPr>
+      </w:pPr>
+    </w:p>
+    <w:p>
+      <w:pPr>
+        <w:numPr>
+          <w:ilvl w:val="0"/>
+          <w:numId w:val="0"/>
+        </w:numPr>
+        <w:ind w:leftChars="0"/>
+        <w:rPr>
+          <w:rFonts w:hint="default"/>
+          <w:lang w:val="en-US"/>
+        </w:rPr>
+      </w:pPr>
+      <w:r>
+        <w:rPr>
+          <w:rFonts w:hint="default"/>
+          <w:lang w:val="en-US"/>
+        </w:rPr>
+        <w:t>↓</w:t>
+      </w:r>
+    </w:p>
+    <w:p>
+      <w:pPr>
+        <w:numPr>
+          <w:ilvl w:val="0"/>
+          <w:numId w:val="0"/>
+        </w:numPr>
+        <w:ind w:leftChars="0"/>
+        <w:rPr>
+          <w:rFonts w:hint="default"/>
+          <w:lang w:val="en-US"/>
+        </w:rPr>
+      </w:pPr>
+    </w:p>
+    <w:p>
+      <w:pPr>
+        <w:numPr>
+          <w:ilvl w:val="0"/>
+          <w:numId w:val="0"/>
+        </w:numPr>
+        <w:ind w:leftChars="0"/>
+        <w:rPr>
+          <w:rFonts w:hint="default"/>
+          <w:lang w:val="en-US"/>
+        </w:rPr>
+      </w:pPr>
+      <w:r>
+        <w:rPr>
+          <w:rFonts w:hint="default"/>
+          <w:lang w:val="en-US"/>
+        </w:rPr>
+        <w:t>Sa</w:t>
+      </w:r>
+    </w:p>
+    <w:p>
+      <w:pPr>
+        <w:numPr>
+          <w:ilvl w:val="0"/>
+          <w:numId w:val="0"/>
+        </w:numPr>
+        <w:ind w:leftChars="0"/>
+        <w:rPr>
+          <w:rFonts w:hint="default"/>
+          <w:lang w:val="en-US"/>
+        </w:rPr>
+      </w:pPr>
+    </w:p>
+    <w:p>
+      <w:pPr>
+        <w:numPr>
+          <w:ilvl w:val="0"/>
+          <w:numId w:val="0"/>
+        </w:numPr>
+        <w:ind w:leftChars="0"/>
+        <w:rPr>
+          <w:rFonts w:hint="default"/>
+          <w:lang w:val="en-US"/>
+        </w:rPr>
+      </w:pPr>
+      <w:r>
+        <w:rPr>
+          <w:rFonts w:hint="default"/>
+          <w:lang w:val="en-US"/>
+        </w:rPr>
+        <w:t>↓</w:t>
+      </w:r>
+    </w:p>
+    <w:p>
+      <w:pPr>
+        <w:numPr>
+          <w:ilvl w:val="0"/>
+          <w:numId w:val="0"/>
+        </w:numPr>
+        <w:ind w:leftChars="0"/>
+        <w:rPr>
+          <w:rFonts w:hint="default"/>
+          <w:lang w:val="en-US"/>
+        </w:rPr>
+      </w:pPr>
+    </w:p>
+    <w:p>
+      <w:pPr>
+        <w:numPr>
+          <w:ilvl w:val="0"/>
+          <w:numId w:val="0"/>
+        </w:numPr>
+        <w:ind w:leftChars="0"/>
+        <w:rPr>
+          <w:rFonts w:hint="default"/>
+          <w:lang w:val="en-US"/>
+        </w:rPr>
+      </w:pPr>
+      <w:r>
+        <w:rPr>
+          <w:rFonts w:hint="default"/>
+          <w:lang w:val="en-US"/>
+        </w:rPr>
+        <w:t>Cancel API-1</w:t>
+      </w:r>
+    </w:p>
+    <w:p>
+      <w:pPr>
+        <w:numPr>
+          <w:ilvl w:val="0"/>
+          <w:numId w:val="0"/>
+        </w:numPr>
+        <w:ind w:leftChars="0"/>
+        <w:rPr>
+          <w:rFonts w:hint="default"/>
+          <w:lang w:val="en-US"/>
+        </w:rPr>
+      </w:pPr>
+    </w:p>
+    <w:p>
+      <w:pPr>
+        <w:numPr>
+          <w:ilvl w:val="0"/>
+          <w:numId w:val="0"/>
+        </w:numPr>
+        <w:ind w:leftChars="0"/>
+        <w:rPr>
+          <w:rFonts w:hint="default"/>
+          <w:lang w:val="en-US"/>
+        </w:rPr>
+      </w:pPr>
+      <w:r>
+        <w:rPr>
+          <w:rFonts w:hint="default"/>
+          <w:lang w:val="en-US"/>
+        </w:rPr>
+        <w:t>↓</w:t>
+      </w:r>
+    </w:p>
+    <w:p>
+      <w:pPr>
+        <w:numPr>
+          <w:ilvl w:val="0"/>
+          <w:numId w:val="0"/>
+        </w:numPr>
+        <w:ind w:leftChars="0"/>
+        <w:rPr>
+          <w:rFonts w:hint="default"/>
+          <w:lang w:val="en-US"/>
+        </w:rPr>
+      </w:pPr>
+    </w:p>
+    <w:p>
+      <w:pPr>
+        <w:numPr>
+          <w:ilvl w:val="0"/>
+          <w:numId w:val="0"/>
+        </w:numPr>
+        <w:ind w:leftChars="0"/>
+        <w:rPr>
+          <w:rFonts w:hint="default"/>
+          <w:lang w:val="en-US"/>
+        </w:rPr>
+      </w:pPr>
+      <w:r>
+        <w:rPr>
+          <w:rFonts w:hint="default"/>
+          <w:lang w:val="en-US"/>
+        </w:rPr>
+        <w:t>API-2 Started</w:t>
+      </w:r>
+    </w:p>
+    <w:p>
+      <w:pPr>
+        <w:numPr>
+          <w:ilvl w:val="0"/>
+          <w:numId w:val="0"/>
+        </w:numPr>
+        <w:ind w:leftChars="0"/>
+        <w:rPr>
+          <w:rFonts w:hint="default"/>
+          <w:lang w:val="en-US"/>
+        </w:rPr>
+      </w:pPr>
+    </w:p>
+    <w:p>
+      <w:pPr>
+        <w:numPr>
+          <w:ilvl w:val="0"/>
+          <w:numId w:val="0"/>
+        </w:numPr>
+        <w:ind w:leftChars="0"/>
+        <w:rPr>
+          <w:rFonts w:hint="default"/>
+          <w:lang w:val="en-US"/>
+        </w:rPr>
+      </w:pPr>
+      <w:r>
+        <w:rPr>
+          <w:rFonts w:hint="default"/>
+          <w:lang w:val="en-US"/>
+        </w:rPr>
+        <w:t>↓</w:t>
+      </w:r>
+    </w:p>
+    <w:p>
+      <w:pPr>
+        <w:numPr>
+          <w:ilvl w:val="0"/>
+          <w:numId w:val="0"/>
+        </w:numPr>
+        <w:ind w:leftChars="0"/>
+        <w:rPr>
+          <w:rFonts w:hint="default"/>
+          <w:lang w:val="en-US"/>
+        </w:rPr>
+      </w:pPr>
+    </w:p>
+    <w:p>
+      <w:pPr>
+        <w:numPr>
+          <w:ilvl w:val="0"/>
+          <w:numId w:val="0"/>
+        </w:numPr>
+        <w:ind w:leftChars="0"/>
+        <w:rPr>
+          <w:rFonts w:hint="default"/>
+          <w:lang w:val="en-US"/>
+        </w:rPr>
+      </w:pPr>
+      <w:r>
+        <w:rPr>
+          <w:rFonts w:hint="default"/>
+          <w:lang w:val="en-US"/>
+        </w:rPr>
+        <w:t>Sai</w:t>
+      </w:r>
+    </w:p>
+    <w:p>
+      <w:pPr>
+        <w:numPr>
+          <w:ilvl w:val="0"/>
+          <w:numId w:val="0"/>
+        </w:numPr>
+        <w:ind w:leftChars="0"/>
+        <w:rPr>
+          <w:rFonts w:hint="default"/>
+          <w:lang w:val="en-US"/>
+        </w:rPr>
+      </w:pPr>
+    </w:p>
+    <w:p>
+      <w:pPr>
+        <w:numPr>
+          <w:ilvl w:val="0"/>
+          <w:numId w:val="0"/>
+        </w:numPr>
+        <w:ind w:leftChars="0"/>
+        <w:rPr>
+          <w:rFonts w:hint="default"/>
+          <w:lang w:val="en-US"/>
+        </w:rPr>
+      </w:pPr>
+      <w:r>
+        <w:rPr>
+          <w:rFonts w:hint="default"/>
+          <w:lang w:val="en-US"/>
+        </w:rPr>
+        <w:t>↓</w:t>
+      </w:r>
+    </w:p>
+    <w:p>
+      <w:pPr>
+        <w:numPr>
+          <w:ilvl w:val="0"/>
+          <w:numId w:val="0"/>
+        </w:numPr>
+        <w:ind w:leftChars="0"/>
+        <w:rPr>
+          <w:rFonts w:hint="default"/>
+          <w:lang w:val="en-US"/>
+        </w:rPr>
+      </w:pPr>
+    </w:p>
+    <w:p>
+      <w:pPr>
+        <w:numPr>
+          <w:ilvl w:val="0"/>
+          <w:numId w:val="0"/>
+        </w:numPr>
+        <w:ind w:leftChars="0"/>
+        <w:rPr>
+          <w:rFonts w:hint="default"/>
+          <w:lang w:val="en-US"/>
+        </w:rPr>
+      </w:pPr>
+      <w:r>
+        <w:rPr>
+          <w:rFonts w:hint="default"/>
+          <w:lang w:val="en-US"/>
+        </w:rPr>
+        <w:t>Cancel API-2</w:t>
+      </w:r>
+    </w:p>
+    <w:p>
+      <w:pPr>
+        <w:numPr>
+          <w:ilvl w:val="0"/>
+          <w:numId w:val="0"/>
+        </w:numPr>
+        <w:ind w:leftChars="0"/>
+        <w:rPr>
+          <w:rFonts w:hint="default"/>
+          <w:lang w:val="en-US"/>
+        </w:rPr>
+      </w:pPr>
+    </w:p>
+    <w:p>
+      <w:pPr>
+        <w:numPr>
+          <w:ilvl w:val="0"/>
+          <w:numId w:val="0"/>
+        </w:numPr>
+        <w:ind w:leftChars="0"/>
+        <w:rPr>
+          <w:rFonts w:hint="default"/>
+          <w:lang w:val="en-US"/>
+        </w:rPr>
+      </w:pPr>
+      <w:r>
+        <w:rPr>
+          <w:rFonts w:hint="default"/>
+          <w:lang w:val="en-US"/>
+        </w:rPr>
+        <w:t>↓</w:t>
+      </w:r>
+    </w:p>
+    <w:p>
+      <w:pPr>
+        <w:numPr>
+          <w:ilvl w:val="0"/>
+          <w:numId w:val="0"/>
+        </w:numPr>
+        <w:ind w:leftChars="0"/>
+        <w:rPr>
+          <w:rFonts w:hint="default"/>
+          <w:lang w:val="en-US"/>
+        </w:rPr>
+      </w:pPr>
+    </w:p>
+    <w:p>
+      <w:pPr>
+        <w:numPr>
+          <w:ilvl w:val="0"/>
+          <w:numId w:val="0"/>
+        </w:numPr>
+        <w:ind w:leftChars="0"/>
+        <w:rPr>
+          <w:rFonts w:hint="default"/>
+          <w:lang w:val="en-US"/>
+        </w:rPr>
+      </w:pPr>
+      <w:r>
+        <w:rPr>
+          <w:rFonts w:hint="default"/>
+          <w:lang w:val="en-US"/>
+        </w:rPr>
+        <w:t>API-3 Started</w:t>
+      </w:r>
+    </w:p>
+    <w:p>
+      <w:pPr>
+        <w:numPr>
+          <w:ilvl w:val="0"/>
+          <w:numId w:val="0"/>
+        </w:numPr>
+        <w:ind w:leftChars="0"/>
+        <w:rPr>
+          <w:rFonts w:hint="default"/>
+          <w:lang w:val="en-US"/>
+        </w:rPr>
+      </w:pPr>
+    </w:p>
+    <w:p>
+      <w:pPr>
+        <w:numPr>
+          <w:ilvl w:val="0"/>
+          <w:numId w:val="0"/>
+        </w:numPr>
+        <w:ind w:leftChars="0"/>
+        <w:rPr>
+          <w:rFonts w:hint="default"/>
+          <w:lang w:val="en-US"/>
+        </w:rPr>
+      </w:pPr>
+      <w:r>
+        <w:rPr>
+          <w:rFonts w:hint="default"/>
+          <w:lang w:val="en-US"/>
+        </w:rPr>
+        <w:t>↓</w:t>
+      </w:r>
+    </w:p>
+    <w:p>
+      <w:pPr>
+        <w:numPr>
+          <w:ilvl w:val="0"/>
+          <w:numId w:val="0"/>
+        </w:numPr>
+        <w:ind w:leftChars="0"/>
+        <w:rPr>
+          <w:rFonts w:hint="default"/>
+          <w:lang w:val="en-US"/>
+        </w:rPr>
+      </w:pPr>
+    </w:p>
+    <w:p>
+      <w:pPr>
+        <w:numPr>
+          <w:ilvl w:val="0"/>
+          <w:numId w:val="0"/>
+        </w:numPr>
+        <w:ind w:leftChars="0"/>
+        <w:rPr>
+          <w:rFonts w:hint="default"/>
+          <w:lang w:val="en-US"/>
+        </w:rPr>
+      </w:pPr>
+      <w:r>
+        <w:rPr>
+          <w:rFonts w:hint="default"/>
+          <w:lang w:val="en-US"/>
+        </w:rPr>
+        <w:t>Only API-3 Response Used</w:t>
+      </w:r>
+    </w:p>
+    <w:p>
+      <w:pPr>
+        <w:numPr>
+          <w:ilvl w:val="0"/>
+          <w:numId w:val="0"/>
+        </w:numPr>
+        <w:ind w:leftChars="0"/>
+        <w:rPr>
+          <w:rFonts w:hint="default"/>
+          <w:lang w:val="en-US"/>
+        </w:rPr>
+      </w:pPr>
+    </w:p>
+    <w:p>
+      <w:pPr>
+        <w:outlineLvl w:val="9"/>
+        <w:rPr>
+          <w:rFonts w:hint="default"/>
+          <w:lang w:val="en-US"/>
+        </w:rPr>
+      </w:pPr>
+      <w:r>
+        <w:rPr>
+          <w:rFonts w:hint="default"/>
+          <w:lang w:val="en-US"/>
+        </w:rPr>
+        <w:t>What is the use of UseMemo?</w:t>
+      </w:r>
+    </w:p>
+    <w:p>
+      <w:pPr>
+        <w:outlineLvl w:val="9"/>
+        <w:rPr>
+          <w:rFonts w:hint="default"/>
+          <w:lang w:val="en-US"/>
+        </w:rPr>
+      </w:pPr>
+      <w:r>
+        <w:rPr>
+          <w:rFonts w:hint="default"/>
+          <w:lang w:val="en-US"/>
+        </w:rPr>
+        <w:t xml:space="preserve">Ans: </w:t>
+      </w:r>
+    </w:p>
+    <w:p>
+      <w:pPr>
+        <w:outlineLvl w:val="9"/>
+        <w:rPr>
+          <w:rFonts w:hint="default"/>
+          <w:lang w:val="en-US"/>
+        </w:rPr>
+      </w:pPr>
+      <w:r>
+        <w:rPr>
+          <w:rFonts w:hint="default"/>
+          <w:lang w:val="en-US"/>
+        </w:rPr>
+        <w:t>useMemo → prevents unnecessary calculation</w:t>
+      </w:r>
+    </w:p>
+    <w:p>
+      <w:pPr>
+        <w:outlineLvl w:val="9"/>
+        <w:rPr>
+          <w:rFonts w:hint="default"/>
+          <w:lang w:val="en-US"/>
+        </w:rPr>
+      </w:pPr>
+      <w:r>
+        <w:rPr>
+          <w:rFonts w:hint="default"/>
+          <w:lang w:val="en-US"/>
+        </w:rPr>
+        <w:t>React.memo → can prevent unnecessary child component re-rendering</w:t>
+      </w:r>
+    </w:p>
+    <w:p>
+      <w:pPr>
+        <w:outlineLvl w:val="9"/>
+        <w:rPr>
+          <w:rFonts w:hint="default"/>
+          <w:lang w:val="en-US"/>
+        </w:rPr>
+      </w:pPr>
+      <w:r>
+        <w:rPr>
+          <w:rFonts w:hint="default"/>
+          <w:lang w:val="en-US"/>
+        </w:rPr>
+        <w:t>useCallback → keeps the same function reference</w:t>
+      </w:r>
+    </w:p>
+    <w:p>
+      <w:pPr>
+        <w:outlineLvl w:val="9"/>
+        <w:rPr>
+          <w:rFonts w:hint="default"/>
+          <w:lang w:val="en-US"/>
+        </w:rPr>
+      </w:pPr>
+      <w:r>
+        <w:rPr>
+          <w:rFonts w:hint="default"/>
+          <w:lang w:val="en-US"/>
+        </w:rPr>
+        <w:t>UseRef VS UseState</w:t>
+      </w:r>
+    </w:p>
+    <w:p>
+      <w:pPr>
+        <w:outlineLvl w:val="9"/>
+        <w:rPr>
+          <w:rFonts w:hint="default"/>
+          <w:lang w:val="en-US"/>
+        </w:rPr>
+      </w:pPr>
+      <w:r>
+        <w:rPr>
+          <w:rFonts w:hint="default"/>
+          <w:lang w:val="en-US"/>
+        </w:rPr>
+        <w:t>useState is used for values that participate in rendering. When the state changes, React re-renders the component. useRef is used for mutable values that need to persist across renders without causing a re-render when changed. It is also commonly used to access DOM elements.</w:t>
+      </w:r>
+    </w:p>
+    <w:p>
+      <w:pPr>
+        <w:outlineLvl w:val="9"/>
+        <w:rPr>
+          <w:rFonts w:hint="default"/>
+          <w:lang w:val="en-US"/>
+        </w:rPr>
+      </w:pPr>
+    </w:p>
+    <w:p>
+      <w:pPr>
+        <w:outlineLvl w:val="9"/>
+        <w:rPr>
+          <w:rFonts w:hint="default"/>
+          <w:lang w:val="en-US"/>
+        </w:rPr>
+      </w:pPr>
+      <w:r>
+        <w:rPr>
+          <w:rFonts w:hint="default"/>
+          <w:lang w:val="en-US"/>
+        </w:rPr>
+        <w:t>State = change value → update UI</w:t>
+      </w:r>
+    </w:p>
+    <w:p>
+      <w:pPr>
+        <w:outlineLvl w:val="9"/>
+        <w:rPr>
+          <w:rFonts w:hint="default"/>
+          <w:lang w:val="en-US"/>
+        </w:rPr>
+      </w:pPr>
+      <w:r>
+        <w:rPr>
+          <w:rFonts w:hint="default"/>
+          <w:lang w:val="en-US"/>
+        </w:rPr>
+        <w:t>Ref = remember value → don't update UI</w:t>
+      </w:r>
+    </w:p>
+    <w:p>
+      <w:pPr>
+        <w:outlineLvl w:val="9"/>
+        <w:rPr>
+          <w:rFonts w:hint="default"/>
+          <w:lang w:val="en-US"/>
+        </w:rPr>
+      </w:pPr>
+      <w:r>
+        <w:rPr>
+          <w:rFonts w:hint="default"/>
+          <w:lang w:val="en-US"/>
+        </w:rPr>
+        <w:t>How to call asynchronous call?</w:t>
+      </w:r>
+    </w:p>
+    <w:p>
+      <w:pPr>
+        <w:outlineLvl w:val="9"/>
+        <w:rPr>
+          <w:rFonts w:hint="default"/>
+          <w:lang w:val="en-US"/>
+        </w:rPr>
+      </w:pPr>
+      <w:r>
+        <w:rPr>
+          <w:rFonts w:hint="default"/>
+          <w:lang w:val="en-US"/>
+        </w:rPr>
+        <w:t>the common approach is async/await inside useEffect or an event handler.</w:t>
+      </w:r>
+    </w:p>
+    <w:p>
+      <w:pPr>
+        <w:outlineLvl w:val="9"/>
+        <w:rPr>
+          <w:rFonts w:hint="default"/>
+          <w:lang w:val="en-US"/>
+        </w:rPr>
+      </w:pPr>
+      <w:r>
+        <w:rPr>
+          <w:rFonts w:hint="default"/>
+          <w:lang w:val="en-US"/>
+        </w:rPr>
+        <w:t>How to plan to create a UI application as per performance?</w:t>
+      </w:r>
+    </w:p>
+    <w:p>
+      <w:pPr>
+        <w:outlineLvl w:val="9"/>
+        <w:rPr>
+          <w:rFonts w:hint="default"/>
+          <w:lang w:val="en-US"/>
+        </w:rPr>
+      </w:pPr>
+      <w:r>
+        <w:rPr>
+          <w:rFonts w:hint="default"/>
+          <w:lang w:val="en-US"/>
+        </w:rPr>
+        <w:t>How to cache the data . Give a example in real-time?</w:t>
+      </w:r>
+    </w:p>
+    <w:p>
+      <w:pPr>
+        <w:numPr>
+          <w:ilvl w:val="0"/>
+          <w:numId w:val="0"/>
+        </w:numPr>
+        <w:ind w:leftChars="0"/>
+        <w:rPr>
+          <w:rFonts w:hint="default"/>
+          <w:lang w:val="en-US"/>
+        </w:rPr>
+      </w:pPr>
     </w:p>
     <w:p>
       <w:pPr>
@@ -7071,11 +11589,11 @@
     <w:lsdException w:unhideWhenUsed="0" w:uiPriority="0" w:semiHidden="0" w:name="Document Map"/>
     <w:lsdException w:unhideWhenUsed="0" w:uiPriority="0" w:semiHidden="0" w:name="Plain Text"/>
     <w:lsdException w:unhideWhenUsed="0" w:uiPriority="0" w:semiHidden="0" w:name="E-mail Signature"/>
-    <w:lsdException w:unhideWhenUsed="0" w:uiPriority="0" w:semiHidden="0" w:name="Normal (Web)"/>
+    <w:lsdException w:qFormat="1" w:unhideWhenUsed="0" w:uiPriority="0" w:semiHidden="0" w:name="Normal (Web)"/>
     <w:lsdException w:unhideWhenUsed="0" w:uiPriority="0" w:semiHidden="0" w:name="HTML Acronym"/>
     <w:lsdException w:unhideWhenUsed="0" w:uiPriority="0" w:semiHidden="0" w:name="HTML Address"/>
     <w:lsdException w:unhideWhenUsed="0" w:uiPriority="0" w:semiHidden="0" w:name="HTML Cite"/>
-    <w:lsdException w:unhideWhenUsed="0" w:uiPriority="0" w:semiHidden="0" w:name="HTML Code"/>
+    <w:lsdException w:qFormat="1" w:unhideWhenUsed="0" w:uiPriority="0" w:semiHidden="0" w:name="HTML Code"/>
     <w:lsdException w:unhideWhenUsed="0" w:uiPriority="0" w:semiHidden="0" w:name="HTML Definition"/>
     <w:lsdException w:unhideWhenUsed="0" w:uiPriority="0" w:semiHidden="0" w:name="HTML Keyboard"/>
     <w:lsdException w:unhideWhenUsed="0" w:uiPriority="0" w:semiHidden="0" w:name="HTML Preformatted"/>
@@ -7260,6 +11778,7 @@
   <w:style w:type="character" w:styleId="4">
     <w:name w:val="HTML Code"/>
     <w:basedOn w:val="2"/>
+    <w:qFormat/>
     <w:uiPriority w:val="0"/>
     <w:rPr>
       <w:rFonts w:ascii="Courier New" w:hAnsi="Courier New" w:cs="Courier New"/>
@@ -7269,6 +11788,7 @@
   </w:style>
   <w:style w:type="paragraph" w:styleId="5">
     <w:name w:val="Normal (Web)"/>
+    <w:qFormat/>
     <w:uiPriority w:val="0"/>
     <w:pPr>
       <w:spacing w:before="0" w:beforeAutospacing="1" w:after="0" w:afterAutospacing="1"/>
@@ -7276,6 +11796,7 @@
       <w:jc w:val="left"/>
     </w:pPr>
     <w:rPr>
+      <w:rFonts w:ascii="Times New Roman" w:hAnsi="Times New Roman" w:eastAsia="SimSun" w:cs="Times New Roman"/>
       <w:kern w:val="0"/>
       <w:sz w:val="24"/>
       <w:szCs w:val="24"/>
